--- a/5.人员管理/2.运行记录类文件/050202-2025年运维相关人员管理计划.docx
+++ b/5.人员管理/2.运行记录类文件/050202-2025年运维相关人员管理计划.docx
@@ -19,11 +19,33 @@
         <w:adjustRightInd w:val="0"/>
         <w:snapToGrid w:val="0"/>
         <w:rPr>
+          <w:rFonts w:hint="eastAsia"/>
+          <w:lang w:val="en-US" w:eastAsia="zh-CN"/>
+        </w:rPr>
+      </w:pPr>
+      <w:bookmarkStart w:id="0" w:name="_Toc21856"/>
+    </w:p>
+    <w:p>
+      <w:pPr>
+        <w:pStyle w:val="32"/>
+        <w:keepNext w:val="0"/>
+        <w:keepLines w:val="0"/>
+        <w:pageBreakBefore w:val="0"/>
+        <w:widowControl w:val="0"/>
+        <w:kinsoku w:val="0"/>
+        <w:wordWrap/>
+        <w:overflowPunct/>
+        <w:topLinePunct w:val="0"/>
+        <w:autoSpaceDE w:val="0"/>
+        <w:autoSpaceDN w:val="0"/>
+        <w:bidi w:val="0"/>
+        <w:adjustRightInd w:val="0"/>
+        <w:snapToGrid w:val="0"/>
+        <w:rPr>
           <w:rFonts w:hint="default"/>
           <w:lang w:val="en-US"/>
         </w:rPr>
       </w:pPr>
-      <w:bookmarkStart w:id="0" w:name="_Toc21829"/>
       <w:r>
         <w:rPr>
           <w:rFonts w:hint="eastAsia"/>
@@ -50,7 +72,7 @@
         <w:adjustRightInd w:val="0"/>
         <w:snapToGrid w:val="0"/>
       </w:pPr>
-      <w:bookmarkStart w:id="1" w:name="_Toc516"/>
+      <w:bookmarkStart w:id="1" w:name="_Toc18034"/>
       <w:r>
         <w:t>甘肃国邦信息科技有限公司</w:t>
       </w:r>
@@ -79,7 +101,7 @@
           <w:szCs w:val="36"/>
         </w:rPr>
       </w:pPr>
-      <w:bookmarkStart w:id="2" w:name="_Toc15330"/>
+      <w:bookmarkStart w:id="2" w:name="_Toc16940"/>
       <w:r>
         <w:rPr>
           <w:rFonts w:hint="eastAsia" w:ascii="宋体" w:hAnsi="宋体" w:eastAsia="宋体" w:cs="宋体"/>
@@ -124,7 +146,7 @@
           <w:szCs w:val="28"/>
         </w:rPr>
       </w:pPr>
-      <w:bookmarkStart w:id="3" w:name="_Toc5799"/>
+      <w:bookmarkStart w:id="3" w:name="_Toc25497"/>
       <w:r>
         <w:rPr>
           <w:rFonts w:ascii="宋体" w:hAnsi="宋体" w:eastAsia="宋体" w:cs="宋体"/>
@@ -264,7 +286,7 @@
                 <w:spacing w:val="-1"/>
                 <w:lang w:val="en-US" w:eastAsia="zh-CN"/>
               </w:rPr>
-              <w:t>人员招聘培训计划</w:t>
+              <w:t>人员管理计划</w:t>
             </w:r>
             <w:r>
               <w:rPr>
@@ -1507,7 +1529,7 @@
               <w:spacing w:val="-1"/>
               <w:szCs w:val="24"/>
             </w:rPr>
-            <w:instrText xml:space="preserve"> HYPERLINK \l _Toc21829 </w:instrText>
+            <w:instrText xml:space="preserve"> HYPERLINK \l _Toc21856 </w:instrText>
           </w:r>
           <w:r>
             <w:rPr>
@@ -1531,7 +1553,7 @@
             <w:fldChar w:fldCharType="begin"/>
           </w:r>
           <w:r>
-            <w:instrText xml:space="preserve"> PAGEREF _Toc21829 \h </w:instrText>
+            <w:instrText xml:space="preserve"> PAGEREF _Toc21856 \h </w:instrText>
           </w:r>
           <w:r>
             <w:fldChar w:fldCharType="separate"/>
@@ -1572,7 +1594,7 @@
               <w:spacing w:val="-1"/>
               <w:szCs w:val="24"/>
             </w:rPr>
-            <w:instrText xml:space="preserve"> HYPERLINK \l _Toc516 </w:instrText>
+            <w:instrText xml:space="preserve"> HYPERLINK \l _Toc18034 </w:instrText>
           </w:r>
           <w:r>
             <w:rPr>
@@ -1592,7 +1614,7 @@
             <w:fldChar w:fldCharType="begin"/>
           </w:r>
           <w:r>
-            <w:instrText xml:space="preserve"> PAGEREF _Toc516 \h </w:instrText>
+            <w:instrText xml:space="preserve"> PAGEREF _Toc18034 \h </w:instrText>
           </w:r>
           <w:r>
             <w:fldChar w:fldCharType="separate"/>
@@ -1633,7 +1655,7 @@
               <w:spacing w:val="-1"/>
               <w:szCs w:val="24"/>
             </w:rPr>
-            <w:instrText xml:space="preserve"> HYPERLINK \l _Toc15330 </w:instrText>
+            <w:instrText xml:space="preserve"> HYPERLINK \l _Toc16940 </w:instrText>
           </w:r>
           <w:r>
             <w:rPr>
@@ -1658,7 +1680,7 @@
             <w:fldChar w:fldCharType="begin"/>
           </w:r>
           <w:r>
-            <w:instrText xml:space="preserve"> PAGEREF _Toc15330 \h </w:instrText>
+            <w:instrText xml:space="preserve"> PAGEREF _Toc16940 \h </w:instrText>
           </w:r>
           <w:r>
             <w:fldChar w:fldCharType="separate"/>
@@ -1699,7 +1721,7 @@
               <w:spacing w:val="-1"/>
               <w:szCs w:val="24"/>
             </w:rPr>
-            <w:instrText xml:space="preserve"> HYPERLINK \l _Toc5799 </w:instrText>
+            <w:instrText xml:space="preserve"> HYPERLINK \l _Toc25497 </w:instrText>
           </w:r>
           <w:r>
             <w:rPr>
@@ -1724,7 +1746,7 @@
             <w:fldChar w:fldCharType="begin"/>
           </w:r>
           <w:r>
-            <w:instrText xml:space="preserve"> PAGEREF _Toc5799 \h </w:instrText>
+            <w:instrText xml:space="preserve"> PAGEREF _Toc25497 \h </w:instrText>
           </w:r>
           <w:r>
             <w:fldChar w:fldCharType="separate"/>
@@ -1765,7 +1787,7 @@
               <w:spacing w:val="-1"/>
               <w:szCs w:val="24"/>
             </w:rPr>
-            <w:instrText xml:space="preserve"> HYPERLINK \l _Toc21288 </w:instrText>
+            <w:instrText xml:space="preserve"> HYPERLINK \l _Toc32050 </w:instrText>
           </w:r>
           <w:r>
             <w:rPr>
@@ -1795,7 +1817,7 @@
             <w:fldChar w:fldCharType="begin"/>
           </w:r>
           <w:r>
-            <w:instrText xml:space="preserve"> PAGEREF _Toc21288 \h </w:instrText>
+            <w:instrText xml:space="preserve"> PAGEREF _Toc32050 \h </w:instrText>
           </w:r>
           <w:r>
             <w:fldChar w:fldCharType="separate"/>
@@ -1836,7 +1858,7 @@
               <w:spacing w:val="-1"/>
               <w:szCs w:val="24"/>
             </w:rPr>
-            <w:instrText xml:space="preserve"> HYPERLINK \l _Toc17772 </w:instrText>
+            <w:instrText xml:space="preserve"> HYPERLINK \l _Toc17340 </w:instrText>
           </w:r>
           <w:r>
             <w:rPr>
@@ -1867,7 +1889,7 @@
             <w:fldChar w:fldCharType="begin"/>
           </w:r>
           <w:r>
-            <w:instrText xml:space="preserve"> PAGEREF _Toc17772 \h </w:instrText>
+            <w:instrText xml:space="preserve"> PAGEREF _Toc17340 \h </w:instrText>
           </w:r>
           <w:r>
             <w:fldChar w:fldCharType="separate"/>
@@ -1908,7 +1930,7 @@
               <w:spacing w:val="-1"/>
               <w:szCs w:val="24"/>
             </w:rPr>
-            <w:instrText xml:space="preserve"> HYPERLINK \l _Toc3258 </w:instrText>
+            <w:instrText xml:space="preserve"> HYPERLINK \l _Toc20304 </w:instrText>
           </w:r>
           <w:r>
             <w:rPr>
@@ -1939,7 +1961,7 @@
             <w:fldChar w:fldCharType="begin"/>
           </w:r>
           <w:r>
-            <w:instrText xml:space="preserve"> PAGEREF _Toc3258 \h </w:instrText>
+            <w:instrText xml:space="preserve"> PAGEREF _Toc20304 \h </w:instrText>
           </w:r>
           <w:r>
             <w:fldChar w:fldCharType="separate"/>
@@ -1980,7 +2002,7 @@
               <w:spacing w:val="-1"/>
               <w:szCs w:val="24"/>
             </w:rPr>
-            <w:instrText xml:space="preserve"> HYPERLINK \l _Toc23595 </w:instrText>
+            <w:instrText xml:space="preserve"> HYPERLINK \l _Toc876 </w:instrText>
           </w:r>
           <w:r>
             <w:rPr>
@@ -2011,7 +2033,7 @@
             <w:fldChar w:fldCharType="begin"/>
           </w:r>
           <w:r>
-            <w:instrText xml:space="preserve"> PAGEREF _Toc23595 \h </w:instrText>
+            <w:instrText xml:space="preserve"> PAGEREF _Toc876 \h </w:instrText>
           </w:r>
           <w:r>
             <w:fldChar w:fldCharType="separate"/>
@@ -2052,7 +2074,7 @@
               <w:spacing w:val="-1"/>
               <w:szCs w:val="24"/>
             </w:rPr>
-            <w:instrText xml:space="preserve"> HYPERLINK \l _Toc16055 </w:instrText>
+            <w:instrText xml:space="preserve"> HYPERLINK \l _Toc17724 </w:instrText>
           </w:r>
           <w:r>
             <w:rPr>
@@ -2083,7 +2105,7 @@
             <w:fldChar w:fldCharType="begin"/>
           </w:r>
           <w:r>
-            <w:instrText xml:space="preserve"> PAGEREF _Toc16055 \h </w:instrText>
+            <w:instrText xml:space="preserve"> PAGEREF _Toc17724 \h </w:instrText>
           </w:r>
           <w:r>
             <w:fldChar w:fldCharType="separate"/>
@@ -2124,7 +2146,7 @@
               <w:spacing w:val="-1"/>
               <w:szCs w:val="24"/>
             </w:rPr>
-            <w:instrText xml:space="preserve"> HYPERLINK \l _Toc8619 </w:instrText>
+            <w:instrText xml:space="preserve"> HYPERLINK \l _Toc32077 </w:instrText>
           </w:r>
           <w:r>
             <w:rPr>
@@ -2155,7 +2177,7 @@
             <w:fldChar w:fldCharType="begin"/>
           </w:r>
           <w:r>
-            <w:instrText xml:space="preserve"> PAGEREF _Toc8619 \h </w:instrText>
+            <w:instrText xml:space="preserve"> PAGEREF _Toc32077 \h </w:instrText>
           </w:r>
           <w:r>
             <w:fldChar w:fldCharType="separate"/>
@@ -2196,7 +2218,7 @@
               <w:spacing w:val="-1"/>
               <w:szCs w:val="24"/>
             </w:rPr>
-            <w:instrText xml:space="preserve"> HYPERLINK \l _Toc8568 </w:instrText>
+            <w:instrText xml:space="preserve"> HYPERLINK \l _Toc21706 </w:instrText>
           </w:r>
           <w:r>
             <w:rPr>
@@ -2227,7 +2249,7 @@
             <w:fldChar w:fldCharType="begin"/>
           </w:r>
           <w:r>
-            <w:instrText xml:space="preserve"> PAGEREF _Toc8568 \h </w:instrText>
+            <w:instrText xml:space="preserve"> PAGEREF _Toc21706 \h </w:instrText>
           </w:r>
           <w:r>
             <w:fldChar w:fldCharType="separate"/>
@@ -2334,7 +2356,7 @@
         <w:adjustRightInd w:val="0"/>
         <w:snapToGrid w:val="0"/>
       </w:pPr>
-      <w:bookmarkStart w:id="4" w:name="_Toc21288"/>
+      <w:bookmarkStart w:id="4" w:name="_Toc32050"/>
       <w:r>
         <w:rPr>
           <w:rFonts w:hint="eastAsia"/>
@@ -2365,7 +2387,7 @@
           <w:lang w:val="en-US" w:eastAsia="zh-CN"/>
         </w:rPr>
       </w:pPr>
-      <w:bookmarkStart w:id="5" w:name="_Toc17772"/>
+      <w:bookmarkStart w:id="5" w:name="_Toc17340"/>
       <w:r>
         <w:rPr>
           <w:rFonts w:hint="eastAsia"/>
@@ -4869,7 +4891,7 @@
           <w:lang w:val="en-US" w:eastAsia="zh-CN"/>
         </w:rPr>
       </w:pPr>
-      <w:bookmarkStart w:id="6" w:name="_Toc3258"/>
+      <w:bookmarkStart w:id="6" w:name="_Toc20304"/>
       <w:r>
         <w:rPr>
           <w:rFonts w:hint="eastAsia"/>
@@ -5902,8 +5924,6 @@
               </w:rPr>
               <w:t>1人</w:t>
             </w:r>
-            <w:bookmarkStart w:id="13" w:name="_GoBack"/>
-            <w:bookmarkEnd w:id="13"/>
           </w:p>
         </w:tc>
         <w:tc>
@@ -6070,7 +6090,7 @@
           <w:lang w:val="en-US" w:eastAsia="zh-CN"/>
         </w:rPr>
       </w:pPr>
-      <w:bookmarkStart w:id="7" w:name="_Toc23595"/>
+      <w:bookmarkStart w:id="7" w:name="_Toc876"/>
       <w:r>
         <w:rPr>
           <w:rFonts w:hint="eastAsia"/>
@@ -6137,12 +6157,6 @@
             <w:insideV w:val="none" w:color="auto" w:sz="0" w:space="0"/>
           </w:tblBorders>
           <w:shd w:val="clear" w:color="auto" w:fill="auto"/>
-          <w:tblCellMar>
-            <w:top w:w="0" w:type="dxa"/>
-            <w:left w:w="108" w:type="dxa"/>
-            <w:bottom w:w="0" w:type="dxa"/>
-            <w:right w:w="108" w:type="dxa"/>
-          </w:tblCellMar>
         </w:tblPrEx>
         <w:trPr>
           <w:trHeight w:val="248" w:hRule="atLeast"/>
@@ -8046,7 +8060,6 @@
             <w:insideH w:val="none" w:color="auto" w:sz="0" w:space="0"/>
             <w:insideV w:val="none" w:color="auto" w:sz="0" w:space="0"/>
           </w:tblBorders>
-          <w:shd w:val="clear" w:color="auto" w:fill="auto"/>
           <w:tblCellMar>
             <w:top w:w="0" w:type="dxa"/>
             <w:left w:w="108" w:type="dxa"/>
@@ -9934,7 +9947,6 @@
             <w:insideH w:val="none" w:color="auto" w:sz="0" w:space="0"/>
             <w:insideV w:val="none" w:color="auto" w:sz="0" w:space="0"/>
           </w:tblBorders>
-          <w:shd w:val="clear" w:color="auto" w:fill="auto"/>
           <w:tblCellMar>
             <w:top w:w="0" w:type="dxa"/>
             <w:left w:w="108" w:type="dxa"/>
@@ -10867,6 +10879,930 @@
                 <w:lang w:val="en-US" w:eastAsia="zh-CN"/>
               </w:rPr>
               <w:t>5月</w:t>
+            </w:r>
+          </w:p>
+        </w:tc>
+      </w:tr>
+      <w:tr>
+        <w:tblPrEx>
+          <w:tblBorders>
+            <w:top w:val="none" w:color="auto" w:sz="0" w:space="0"/>
+            <w:left w:val="none" w:color="auto" w:sz="0" w:space="0"/>
+            <w:bottom w:val="none" w:color="auto" w:sz="0" w:space="0"/>
+            <w:right w:val="none" w:color="auto" w:sz="0" w:space="0"/>
+            <w:insideH w:val="none" w:color="auto" w:sz="0" w:space="0"/>
+            <w:insideV w:val="none" w:color="auto" w:sz="0" w:space="0"/>
+          </w:tblBorders>
+          <w:tblCellMar>
+            <w:top w:w="0" w:type="dxa"/>
+            <w:left w:w="108" w:type="dxa"/>
+            <w:bottom w:w="0" w:type="dxa"/>
+            <w:right w:w="108" w:type="dxa"/>
+          </w:tblCellMar>
+        </w:tblPrEx>
+        <w:trPr>
+          <w:trHeight w:val="384" w:hRule="atLeast"/>
+          <w:jc w:val="center"/>
+        </w:trPr>
+        <w:tc>
+          <w:tcPr>
+            <w:tcW w:w="661" w:type="dxa"/>
+            <w:tcBorders>
+              <w:top w:val="single" w:color="000000" w:sz="4" w:space="0"/>
+              <w:left w:val="single" w:color="000000" w:sz="4" w:space="0"/>
+              <w:bottom w:val="single" w:color="000000" w:sz="4" w:space="0"/>
+              <w:right w:val="single" w:color="000000" w:sz="4" w:space="0"/>
+            </w:tcBorders>
+            <w:shd w:val="clear" w:color="auto" w:fill="auto"/>
+            <w:vAlign w:val="center"/>
+          </w:tcPr>
+          <w:p>
+            <w:pPr>
+              <w:keepNext w:val="0"/>
+              <w:keepLines w:val="0"/>
+              <w:pageBreakBefore w:val="0"/>
+              <w:widowControl w:val="0"/>
+              <w:numPr>
+                <w:ilvl w:val="0"/>
+                <w:numId w:val="2"/>
+              </w:numPr>
+              <w:suppressLineNumbers w:val="0"/>
+              <w:kinsoku w:val="0"/>
+              <w:wordWrap/>
+              <w:overflowPunct/>
+              <w:topLinePunct w:val="0"/>
+              <w:autoSpaceDE w:val="0"/>
+              <w:autoSpaceDN w:val="0"/>
+              <w:bidi w:val="0"/>
+              <w:adjustRightInd w:val="0"/>
+              <w:snapToGrid w:val="0"/>
+              <w:ind w:left="425" w:leftChars="0" w:hanging="425" w:firstLineChars="0"/>
+              <w:jc w:val="left"/>
+              <w:textAlignment w:val="center"/>
+              <w:rPr>
+                <w:rFonts w:hint="eastAsia" w:ascii="宋体" w:hAnsi="宋体" w:eastAsia="宋体" w:cs="宋体"/>
+                <w:i w:val="0"/>
+                <w:iCs w:val="0"/>
+                <w:snapToGrid w:val="0"/>
+                <w:color w:val="000000"/>
+                <w:kern w:val="0"/>
+                <w:sz w:val="16"/>
+                <w:szCs w:val="16"/>
+                <w:u w:val="none"/>
+                <w:lang w:val="en-US" w:eastAsia="zh-CN"/>
+              </w:rPr>
+            </w:pPr>
+          </w:p>
+        </w:tc>
+        <w:tc>
+          <w:tcPr>
+            <w:tcW w:w="2476" w:type="dxa"/>
+            <w:tcBorders>
+              <w:top w:val="single" w:color="000000" w:sz="4" w:space="0"/>
+              <w:left w:val="single" w:color="000000" w:sz="4" w:space="0"/>
+              <w:bottom w:val="single" w:color="000000" w:sz="4" w:space="0"/>
+              <w:right w:val="single" w:color="000000" w:sz="4" w:space="0"/>
+            </w:tcBorders>
+            <w:shd w:val="clear" w:color="auto" w:fill="auto"/>
+            <w:vAlign w:val="center"/>
+          </w:tcPr>
+          <w:p>
+            <w:pPr>
+              <w:keepNext w:val="0"/>
+              <w:keepLines w:val="0"/>
+              <w:pageBreakBefore w:val="0"/>
+              <w:widowControl w:val="0"/>
+              <w:suppressLineNumbers w:val="0"/>
+              <w:kinsoku w:val="0"/>
+              <w:wordWrap/>
+              <w:overflowPunct/>
+              <w:topLinePunct w:val="0"/>
+              <w:autoSpaceDE w:val="0"/>
+              <w:autoSpaceDN w:val="0"/>
+              <w:bidi w:val="0"/>
+              <w:adjustRightInd w:val="0"/>
+              <w:snapToGrid w:val="0"/>
+              <w:jc w:val="left"/>
+              <w:textAlignment w:val="center"/>
+              <w:rPr>
+                <w:rFonts w:hint="eastAsia" w:ascii="宋体" w:hAnsi="宋体" w:eastAsia="宋体" w:cs="宋体"/>
+                <w:i w:val="0"/>
+                <w:iCs w:val="0"/>
+                <w:snapToGrid w:val="0"/>
+                <w:color w:val="000000"/>
+                <w:kern w:val="0"/>
+                <w:sz w:val="16"/>
+                <w:szCs w:val="16"/>
+                <w:u w:val="none"/>
+                <w:lang w:val="en-US" w:eastAsia="zh-CN" w:bidi="ar-SA"/>
+              </w:rPr>
+            </w:pPr>
+            <w:r>
+              <w:rPr>
+                <w:rFonts w:hint="eastAsia" w:ascii="宋体" w:hAnsi="宋体" w:eastAsia="宋体" w:cs="宋体"/>
+                <w:i w:val="0"/>
+                <w:iCs w:val="0"/>
+                <w:snapToGrid w:val="0"/>
+                <w:color w:val="000000"/>
+                <w:kern w:val="0"/>
+                <w:sz w:val="16"/>
+                <w:szCs w:val="16"/>
+                <w:u w:val="none"/>
+                <w:lang w:val="en-US" w:eastAsia="zh-CN"/>
+              </w:rPr>
+              <w:t>入职培训（包括制度与企业文化</w:t>
+            </w:r>
+          </w:p>
+        </w:tc>
+        <w:tc>
+          <w:tcPr>
+            <w:tcW w:w="1428" w:type="dxa"/>
+            <w:tcBorders>
+              <w:top w:val="single" w:color="000000" w:sz="4" w:space="0"/>
+              <w:left w:val="single" w:color="000000" w:sz="4" w:space="0"/>
+              <w:bottom w:val="single" w:color="000000" w:sz="4" w:space="0"/>
+              <w:right w:val="single" w:color="000000" w:sz="4" w:space="0"/>
+            </w:tcBorders>
+            <w:shd w:val="clear" w:color="auto" w:fill="auto"/>
+            <w:vAlign w:val="center"/>
+          </w:tcPr>
+          <w:p>
+            <w:pPr>
+              <w:keepNext w:val="0"/>
+              <w:keepLines w:val="0"/>
+              <w:pageBreakBefore w:val="0"/>
+              <w:widowControl w:val="0"/>
+              <w:suppressLineNumbers w:val="0"/>
+              <w:kinsoku w:val="0"/>
+              <w:wordWrap/>
+              <w:overflowPunct/>
+              <w:topLinePunct w:val="0"/>
+              <w:autoSpaceDE w:val="0"/>
+              <w:autoSpaceDN w:val="0"/>
+              <w:bidi w:val="0"/>
+              <w:adjustRightInd w:val="0"/>
+              <w:snapToGrid w:val="0"/>
+              <w:jc w:val="left"/>
+              <w:textAlignment w:val="center"/>
+              <w:rPr>
+                <w:rFonts w:hint="eastAsia" w:ascii="宋体" w:hAnsi="宋体" w:eastAsia="宋体" w:cs="宋体"/>
+                <w:i w:val="0"/>
+                <w:iCs w:val="0"/>
+                <w:snapToGrid w:val="0"/>
+                <w:color w:val="000000"/>
+                <w:kern w:val="0"/>
+                <w:sz w:val="16"/>
+                <w:szCs w:val="16"/>
+                <w:u w:val="none"/>
+                <w:lang w:val="en-US" w:eastAsia="zh-CN" w:bidi="ar-SA"/>
+              </w:rPr>
+            </w:pPr>
+            <w:r>
+              <w:rPr>
+                <w:rFonts w:hint="eastAsia" w:ascii="宋体" w:hAnsi="宋体" w:eastAsia="宋体" w:cs="宋体"/>
+                <w:i w:val="0"/>
+                <w:iCs w:val="0"/>
+                <w:snapToGrid w:val="0"/>
+                <w:color w:val="000000"/>
+                <w:kern w:val="0"/>
+                <w:sz w:val="16"/>
+                <w:szCs w:val="16"/>
+                <w:u w:val="none"/>
+                <w:lang w:val="en-US" w:eastAsia="zh-CN"/>
+              </w:rPr>
+              <w:t>公司全员</w:t>
+            </w:r>
+          </w:p>
+        </w:tc>
+        <w:tc>
+          <w:tcPr>
+            <w:tcW w:w="1272" w:type="dxa"/>
+            <w:tcBorders>
+              <w:top w:val="single" w:color="000000" w:sz="4" w:space="0"/>
+              <w:left w:val="single" w:color="000000" w:sz="4" w:space="0"/>
+              <w:bottom w:val="single" w:color="000000" w:sz="4" w:space="0"/>
+              <w:right w:val="single" w:color="000000" w:sz="4" w:space="0"/>
+            </w:tcBorders>
+            <w:shd w:val="clear" w:color="auto" w:fill="auto"/>
+            <w:vAlign w:val="center"/>
+          </w:tcPr>
+          <w:p>
+            <w:pPr>
+              <w:keepNext w:val="0"/>
+              <w:keepLines w:val="0"/>
+              <w:pageBreakBefore w:val="0"/>
+              <w:widowControl w:val="0"/>
+              <w:suppressLineNumbers w:val="0"/>
+              <w:kinsoku w:val="0"/>
+              <w:wordWrap/>
+              <w:overflowPunct/>
+              <w:topLinePunct w:val="0"/>
+              <w:autoSpaceDE w:val="0"/>
+              <w:autoSpaceDN w:val="0"/>
+              <w:bidi w:val="0"/>
+              <w:adjustRightInd w:val="0"/>
+              <w:snapToGrid w:val="0"/>
+              <w:jc w:val="both"/>
+              <w:textAlignment w:val="center"/>
+              <w:rPr>
+                <w:rFonts w:hint="eastAsia" w:ascii="宋体" w:hAnsi="宋体" w:eastAsia="宋体" w:cs="宋体"/>
+                <w:i w:val="0"/>
+                <w:iCs w:val="0"/>
+                <w:snapToGrid w:val="0"/>
+                <w:color w:val="000000"/>
+                <w:kern w:val="0"/>
+                <w:sz w:val="16"/>
+                <w:szCs w:val="16"/>
+                <w:u w:val="none"/>
+                <w:lang w:val="en-US" w:eastAsia="zh-CN" w:bidi="ar-SA"/>
+              </w:rPr>
+            </w:pPr>
+            <w:r>
+              <w:rPr>
+                <w:rFonts w:hint="eastAsia" w:ascii="宋体" w:hAnsi="宋体" w:eastAsia="宋体" w:cs="宋体"/>
+                <w:i w:val="0"/>
+                <w:iCs w:val="0"/>
+                <w:snapToGrid w:val="0"/>
+                <w:color w:val="000000"/>
+                <w:kern w:val="0"/>
+                <w:sz w:val="16"/>
+                <w:szCs w:val="16"/>
+                <w:u w:val="none"/>
+                <w:lang w:val="en-US" w:eastAsia="zh-CN"/>
+              </w:rPr>
+              <w:t>各模块</w:t>
+            </w:r>
+          </w:p>
+        </w:tc>
+        <w:tc>
+          <w:tcPr>
+            <w:tcW w:w="713" w:type="dxa"/>
+            <w:tcBorders>
+              <w:top w:val="single" w:color="000000" w:sz="4" w:space="0"/>
+              <w:left w:val="single" w:color="000000" w:sz="4" w:space="0"/>
+              <w:bottom w:val="single" w:color="000000" w:sz="4" w:space="0"/>
+              <w:right w:val="single" w:color="000000" w:sz="4" w:space="0"/>
+            </w:tcBorders>
+            <w:shd w:val="clear" w:color="auto" w:fill="auto"/>
+            <w:vAlign w:val="center"/>
+          </w:tcPr>
+          <w:p>
+            <w:pPr>
+              <w:keepNext w:val="0"/>
+              <w:keepLines w:val="0"/>
+              <w:pageBreakBefore w:val="0"/>
+              <w:widowControl w:val="0"/>
+              <w:suppressLineNumbers w:val="0"/>
+              <w:kinsoku w:val="0"/>
+              <w:wordWrap/>
+              <w:overflowPunct/>
+              <w:topLinePunct w:val="0"/>
+              <w:autoSpaceDE w:val="0"/>
+              <w:autoSpaceDN w:val="0"/>
+              <w:bidi w:val="0"/>
+              <w:adjustRightInd w:val="0"/>
+              <w:snapToGrid w:val="0"/>
+              <w:jc w:val="both"/>
+              <w:textAlignment w:val="center"/>
+              <w:rPr>
+                <w:rFonts w:hint="default" w:ascii="宋体" w:hAnsi="宋体" w:eastAsia="宋体" w:cs="宋体"/>
+                <w:i w:val="0"/>
+                <w:iCs w:val="0"/>
+                <w:snapToGrid w:val="0"/>
+                <w:color w:val="000000"/>
+                <w:kern w:val="0"/>
+                <w:sz w:val="16"/>
+                <w:szCs w:val="16"/>
+                <w:u w:val="none"/>
+                <w:lang w:val="en-US" w:eastAsia="zh-CN"/>
+              </w:rPr>
+            </w:pPr>
+            <w:r>
+              <w:rPr>
+                <w:rFonts w:hint="eastAsia" w:ascii="宋体" w:hAnsi="宋体" w:eastAsia="宋体" w:cs="宋体"/>
+                <w:i w:val="0"/>
+                <w:iCs w:val="0"/>
+                <w:snapToGrid w:val="0"/>
+                <w:color w:val="000000"/>
+                <w:kern w:val="0"/>
+                <w:sz w:val="16"/>
+                <w:szCs w:val="16"/>
+                <w:u w:val="none"/>
+                <w:lang w:val="en-US" w:eastAsia="zh-CN"/>
+              </w:rPr>
+              <w:t>6月</w:t>
+            </w:r>
+          </w:p>
+        </w:tc>
+      </w:tr>
+      <w:tr>
+        <w:tblPrEx>
+          <w:tblBorders>
+            <w:top w:val="none" w:color="auto" w:sz="0" w:space="0"/>
+            <w:left w:val="none" w:color="auto" w:sz="0" w:space="0"/>
+            <w:bottom w:val="none" w:color="auto" w:sz="0" w:space="0"/>
+            <w:right w:val="none" w:color="auto" w:sz="0" w:space="0"/>
+            <w:insideH w:val="none" w:color="auto" w:sz="0" w:space="0"/>
+            <w:insideV w:val="none" w:color="auto" w:sz="0" w:space="0"/>
+          </w:tblBorders>
+          <w:tblCellMar>
+            <w:top w:w="0" w:type="dxa"/>
+            <w:left w:w="108" w:type="dxa"/>
+            <w:bottom w:w="0" w:type="dxa"/>
+            <w:right w:w="108" w:type="dxa"/>
+          </w:tblCellMar>
+        </w:tblPrEx>
+        <w:trPr>
+          <w:trHeight w:val="350" w:hRule="atLeast"/>
+          <w:jc w:val="center"/>
+        </w:trPr>
+        <w:tc>
+          <w:tcPr>
+            <w:tcW w:w="661" w:type="dxa"/>
+            <w:tcBorders>
+              <w:top w:val="single" w:color="000000" w:sz="4" w:space="0"/>
+              <w:left w:val="single" w:color="000000" w:sz="4" w:space="0"/>
+              <w:bottom w:val="single" w:color="000000" w:sz="4" w:space="0"/>
+              <w:right w:val="single" w:color="000000" w:sz="4" w:space="0"/>
+            </w:tcBorders>
+            <w:shd w:val="clear" w:color="auto" w:fill="auto"/>
+            <w:vAlign w:val="center"/>
+          </w:tcPr>
+          <w:p>
+            <w:pPr>
+              <w:keepNext w:val="0"/>
+              <w:keepLines w:val="0"/>
+              <w:pageBreakBefore w:val="0"/>
+              <w:widowControl w:val="0"/>
+              <w:numPr>
+                <w:ilvl w:val="0"/>
+                <w:numId w:val="2"/>
+              </w:numPr>
+              <w:suppressLineNumbers w:val="0"/>
+              <w:kinsoku w:val="0"/>
+              <w:wordWrap/>
+              <w:overflowPunct/>
+              <w:topLinePunct w:val="0"/>
+              <w:autoSpaceDE w:val="0"/>
+              <w:autoSpaceDN w:val="0"/>
+              <w:bidi w:val="0"/>
+              <w:adjustRightInd w:val="0"/>
+              <w:snapToGrid w:val="0"/>
+              <w:ind w:left="425" w:leftChars="0" w:hanging="425" w:firstLineChars="0"/>
+              <w:jc w:val="left"/>
+              <w:textAlignment w:val="center"/>
+              <w:rPr>
+                <w:rFonts w:hint="eastAsia" w:ascii="宋体" w:hAnsi="宋体" w:eastAsia="宋体" w:cs="宋体"/>
+                <w:i w:val="0"/>
+                <w:iCs w:val="0"/>
+                <w:snapToGrid w:val="0"/>
+                <w:color w:val="000000"/>
+                <w:kern w:val="0"/>
+                <w:sz w:val="16"/>
+                <w:szCs w:val="16"/>
+                <w:u w:val="none"/>
+                <w:lang w:val="en-US" w:eastAsia="zh-CN"/>
+              </w:rPr>
+            </w:pPr>
+          </w:p>
+        </w:tc>
+        <w:tc>
+          <w:tcPr>
+            <w:tcW w:w="2476" w:type="dxa"/>
+            <w:tcBorders>
+              <w:top w:val="single" w:color="000000" w:sz="4" w:space="0"/>
+              <w:left w:val="single" w:color="000000" w:sz="4" w:space="0"/>
+              <w:bottom w:val="single" w:color="000000" w:sz="4" w:space="0"/>
+              <w:right w:val="single" w:color="000000" w:sz="4" w:space="0"/>
+            </w:tcBorders>
+            <w:shd w:val="clear" w:color="auto" w:fill="auto"/>
+            <w:vAlign w:val="center"/>
+          </w:tcPr>
+          <w:p>
+            <w:pPr>
+              <w:keepNext w:val="0"/>
+              <w:keepLines w:val="0"/>
+              <w:pageBreakBefore w:val="0"/>
+              <w:widowControl w:val="0"/>
+              <w:suppressLineNumbers w:val="0"/>
+              <w:kinsoku w:val="0"/>
+              <w:wordWrap/>
+              <w:overflowPunct/>
+              <w:topLinePunct w:val="0"/>
+              <w:autoSpaceDE w:val="0"/>
+              <w:autoSpaceDN w:val="0"/>
+              <w:bidi w:val="0"/>
+              <w:adjustRightInd w:val="0"/>
+              <w:snapToGrid w:val="0"/>
+              <w:jc w:val="left"/>
+              <w:textAlignment w:val="center"/>
+              <w:rPr>
+                <w:rFonts w:hint="eastAsia" w:ascii="宋体" w:hAnsi="宋体" w:eastAsia="宋体" w:cs="宋体"/>
+                <w:i w:val="0"/>
+                <w:iCs w:val="0"/>
+                <w:snapToGrid w:val="0"/>
+                <w:color w:val="000000"/>
+                <w:kern w:val="0"/>
+                <w:sz w:val="16"/>
+                <w:szCs w:val="16"/>
+                <w:u w:val="none"/>
+                <w:lang w:val="en-US" w:eastAsia="zh-CN" w:bidi="ar-SA"/>
+              </w:rPr>
+            </w:pPr>
+            <w:r>
+              <w:rPr>
+                <w:rFonts w:hint="eastAsia" w:ascii="宋体" w:hAnsi="宋体" w:eastAsia="宋体" w:cs="宋体"/>
+                <w:i w:val="0"/>
+                <w:iCs w:val="0"/>
+                <w:snapToGrid w:val="0"/>
+                <w:color w:val="000000"/>
+                <w:kern w:val="0"/>
+                <w:sz w:val="16"/>
+                <w:szCs w:val="16"/>
+                <w:u w:val="none"/>
+                <w:lang w:val="en-US" w:eastAsia="zh-CN"/>
+              </w:rPr>
+              <w:t>公司产品培训</w:t>
+            </w:r>
+          </w:p>
+        </w:tc>
+        <w:tc>
+          <w:tcPr>
+            <w:tcW w:w="1428" w:type="dxa"/>
+            <w:tcBorders>
+              <w:top w:val="single" w:color="000000" w:sz="4" w:space="0"/>
+              <w:left w:val="single" w:color="000000" w:sz="4" w:space="0"/>
+              <w:bottom w:val="single" w:color="000000" w:sz="4" w:space="0"/>
+              <w:right w:val="single" w:color="000000" w:sz="4" w:space="0"/>
+            </w:tcBorders>
+            <w:shd w:val="clear" w:color="auto" w:fill="auto"/>
+            <w:vAlign w:val="center"/>
+          </w:tcPr>
+          <w:p>
+            <w:pPr>
+              <w:keepNext w:val="0"/>
+              <w:keepLines w:val="0"/>
+              <w:pageBreakBefore w:val="0"/>
+              <w:widowControl w:val="0"/>
+              <w:suppressLineNumbers w:val="0"/>
+              <w:kinsoku w:val="0"/>
+              <w:wordWrap/>
+              <w:overflowPunct/>
+              <w:topLinePunct w:val="0"/>
+              <w:autoSpaceDE w:val="0"/>
+              <w:autoSpaceDN w:val="0"/>
+              <w:bidi w:val="0"/>
+              <w:adjustRightInd w:val="0"/>
+              <w:snapToGrid w:val="0"/>
+              <w:jc w:val="left"/>
+              <w:textAlignment w:val="center"/>
+              <w:rPr>
+                <w:rFonts w:hint="eastAsia" w:ascii="宋体" w:hAnsi="宋体" w:eastAsia="宋体" w:cs="宋体"/>
+                <w:i w:val="0"/>
+                <w:iCs w:val="0"/>
+                <w:snapToGrid w:val="0"/>
+                <w:color w:val="000000"/>
+                <w:kern w:val="0"/>
+                <w:sz w:val="16"/>
+                <w:szCs w:val="16"/>
+                <w:u w:val="none"/>
+                <w:lang w:val="en-US" w:eastAsia="zh-CN" w:bidi="ar-SA"/>
+              </w:rPr>
+            </w:pPr>
+            <w:r>
+              <w:rPr>
+                <w:rFonts w:hint="eastAsia" w:ascii="宋体" w:hAnsi="宋体" w:eastAsia="宋体" w:cs="宋体"/>
+                <w:i w:val="0"/>
+                <w:iCs w:val="0"/>
+                <w:snapToGrid w:val="0"/>
+                <w:color w:val="000000"/>
+                <w:kern w:val="0"/>
+                <w:sz w:val="16"/>
+                <w:szCs w:val="16"/>
+                <w:u w:val="none"/>
+                <w:lang w:val="en-US" w:eastAsia="zh-CN"/>
+              </w:rPr>
+              <w:t>公司全员</w:t>
+            </w:r>
+          </w:p>
+        </w:tc>
+        <w:tc>
+          <w:tcPr>
+            <w:tcW w:w="1272" w:type="dxa"/>
+            <w:tcBorders>
+              <w:top w:val="single" w:color="000000" w:sz="4" w:space="0"/>
+              <w:left w:val="single" w:color="000000" w:sz="4" w:space="0"/>
+              <w:bottom w:val="single" w:color="000000" w:sz="4" w:space="0"/>
+              <w:right w:val="single" w:color="000000" w:sz="4" w:space="0"/>
+            </w:tcBorders>
+            <w:shd w:val="clear" w:color="auto" w:fill="auto"/>
+            <w:vAlign w:val="center"/>
+          </w:tcPr>
+          <w:p>
+            <w:pPr>
+              <w:keepNext w:val="0"/>
+              <w:keepLines w:val="0"/>
+              <w:pageBreakBefore w:val="0"/>
+              <w:widowControl w:val="0"/>
+              <w:suppressLineNumbers w:val="0"/>
+              <w:kinsoku w:val="0"/>
+              <w:wordWrap/>
+              <w:overflowPunct/>
+              <w:topLinePunct w:val="0"/>
+              <w:autoSpaceDE w:val="0"/>
+              <w:autoSpaceDN w:val="0"/>
+              <w:bidi w:val="0"/>
+              <w:adjustRightInd w:val="0"/>
+              <w:snapToGrid w:val="0"/>
+              <w:jc w:val="both"/>
+              <w:textAlignment w:val="center"/>
+              <w:rPr>
+                <w:rFonts w:hint="eastAsia" w:ascii="宋体" w:hAnsi="宋体" w:eastAsia="宋体" w:cs="宋体"/>
+                <w:i w:val="0"/>
+                <w:iCs w:val="0"/>
+                <w:snapToGrid w:val="0"/>
+                <w:color w:val="000000"/>
+                <w:kern w:val="0"/>
+                <w:sz w:val="16"/>
+                <w:szCs w:val="16"/>
+                <w:u w:val="none"/>
+                <w:lang w:val="en-US" w:eastAsia="zh-CN" w:bidi="ar-SA"/>
+              </w:rPr>
+            </w:pPr>
+            <w:r>
+              <w:rPr>
+                <w:rFonts w:hint="eastAsia" w:ascii="宋体" w:hAnsi="宋体" w:eastAsia="宋体" w:cs="宋体"/>
+                <w:i w:val="0"/>
+                <w:iCs w:val="0"/>
+                <w:snapToGrid w:val="0"/>
+                <w:color w:val="000000"/>
+                <w:kern w:val="0"/>
+                <w:sz w:val="16"/>
+                <w:szCs w:val="16"/>
+                <w:u w:val="none"/>
+                <w:lang w:val="en-US" w:eastAsia="zh-CN"/>
+              </w:rPr>
+              <w:t>胡葛鹏宇</w:t>
+            </w:r>
+          </w:p>
+        </w:tc>
+        <w:tc>
+          <w:tcPr>
+            <w:tcW w:w="713" w:type="dxa"/>
+            <w:tcBorders>
+              <w:top w:val="single" w:color="000000" w:sz="4" w:space="0"/>
+              <w:left w:val="single" w:color="000000" w:sz="4" w:space="0"/>
+              <w:bottom w:val="single" w:color="000000" w:sz="4" w:space="0"/>
+              <w:right w:val="single" w:color="000000" w:sz="4" w:space="0"/>
+            </w:tcBorders>
+            <w:shd w:val="clear" w:color="auto" w:fill="auto"/>
+            <w:vAlign w:val="center"/>
+          </w:tcPr>
+          <w:p>
+            <w:pPr>
+              <w:keepNext w:val="0"/>
+              <w:keepLines w:val="0"/>
+              <w:pageBreakBefore w:val="0"/>
+              <w:widowControl w:val="0"/>
+              <w:suppressLineNumbers w:val="0"/>
+              <w:kinsoku w:val="0"/>
+              <w:wordWrap/>
+              <w:overflowPunct/>
+              <w:topLinePunct w:val="0"/>
+              <w:autoSpaceDE w:val="0"/>
+              <w:autoSpaceDN w:val="0"/>
+              <w:bidi w:val="0"/>
+              <w:adjustRightInd w:val="0"/>
+              <w:snapToGrid w:val="0"/>
+              <w:jc w:val="both"/>
+              <w:textAlignment w:val="center"/>
+              <w:rPr>
+                <w:rFonts w:hint="default" w:ascii="宋体" w:hAnsi="宋体" w:eastAsia="宋体" w:cs="宋体"/>
+                <w:i w:val="0"/>
+                <w:iCs w:val="0"/>
+                <w:snapToGrid w:val="0"/>
+                <w:color w:val="000000"/>
+                <w:kern w:val="0"/>
+                <w:sz w:val="16"/>
+                <w:szCs w:val="16"/>
+                <w:u w:val="none"/>
+                <w:lang w:val="en-US" w:eastAsia="zh-CN"/>
+              </w:rPr>
+            </w:pPr>
+            <w:r>
+              <w:rPr>
+                <w:rFonts w:hint="eastAsia" w:ascii="宋体" w:hAnsi="宋体" w:eastAsia="宋体" w:cs="宋体"/>
+                <w:i w:val="0"/>
+                <w:iCs w:val="0"/>
+                <w:snapToGrid w:val="0"/>
+                <w:color w:val="000000"/>
+                <w:kern w:val="0"/>
+                <w:sz w:val="16"/>
+                <w:szCs w:val="16"/>
+                <w:u w:val="none"/>
+                <w:lang w:val="en-US" w:eastAsia="zh-CN"/>
+              </w:rPr>
+              <w:t>6月</w:t>
+            </w:r>
+          </w:p>
+        </w:tc>
+      </w:tr>
+      <w:tr>
+        <w:tblPrEx>
+          <w:tblBorders>
+            <w:top w:val="none" w:color="auto" w:sz="0" w:space="0"/>
+            <w:left w:val="none" w:color="auto" w:sz="0" w:space="0"/>
+            <w:bottom w:val="none" w:color="auto" w:sz="0" w:space="0"/>
+            <w:right w:val="none" w:color="auto" w:sz="0" w:space="0"/>
+            <w:insideH w:val="none" w:color="auto" w:sz="0" w:space="0"/>
+            <w:insideV w:val="none" w:color="auto" w:sz="0" w:space="0"/>
+          </w:tblBorders>
+          <w:tblCellMar>
+            <w:top w:w="0" w:type="dxa"/>
+            <w:left w:w="108" w:type="dxa"/>
+            <w:bottom w:w="0" w:type="dxa"/>
+            <w:right w:w="108" w:type="dxa"/>
+          </w:tblCellMar>
+        </w:tblPrEx>
+        <w:trPr>
+          <w:trHeight w:val="384" w:hRule="atLeast"/>
+          <w:jc w:val="center"/>
+        </w:trPr>
+        <w:tc>
+          <w:tcPr>
+            <w:tcW w:w="661" w:type="dxa"/>
+            <w:tcBorders>
+              <w:top w:val="single" w:color="000000" w:sz="4" w:space="0"/>
+              <w:left w:val="single" w:color="000000" w:sz="4" w:space="0"/>
+              <w:bottom w:val="single" w:color="000000" w:sz="4" w:space="0"/>
+              <w:right w:val="single" w:color="000000" w:sz="4" w:space="0"/>
+            </w:tcBorders>
+            <w:shd w:val="clear" w:color="auto" w:fill="auto"/>
+            <w:vAlign w:val="center"/>
+          </w:tcPr>
+          <w:p>
+            <w:pPr>
+              <w:keepNext w:val="0"/>
+              <w:keepLines w:val="0"/>
+              <w:pageBreakBefore w:val="0"/>
+              <w:widowControl w:val="0"/>
+              <w:numPr>
+                <w:ilvl w:val="0"/>
+                <w:numId w:val="2"/>
+              </w:numPr>
+              <w:suppressLineNumbers w:val="0"/>
+              <w:kinsoku w:val="0"/>
+              <w:wordWrap/>
+              <w:overflowPunct/>
+              <w:topLinePunct w:val="0"/>
+              <w:autoSpaceDE w:val="0"/>
+              <w:autoSpaceDN w:val="0"/>
+              <w:bidi w:val="0"/>
+              <w:adjustRightInd w:val="0"/>
+              <w:snapToGrid w:val="0"/>
+              <w:ind w:left="425" w:leftChars="0" w:hanging="425" w:firstLineChars="0"/>
+              <w:jc w:val="left"/>
+              <w:textAlignment w:val="center"/>
+              <w:rPr>
+                <w:rFonts w:hint="eastAsia" w:ascii="宋体" w:hAnsi="宋体" w:eastAsia="宋体" w:cs="宋体"/>
+                <w:i w:val="0"/>
+                <w:iCs w:val="0"/>
+                <w:snapToGrid w:val="0"/>
+                <w:color w:val="000000"/>
+                <w:kern w:val="0"/>
+                <w:sz w:val="16"/>
+                <w:szCs w:val="16"/>
+                <w:u w:val="none"/>
+                <w:lang w:val="en-US" w:eastAsia="zh-CN"/>
+              </w:rPr>
+            </w:pPr>
+          </w:p>
+        </w:tc>
+        <w:tc>
+          <w:tcPr>
+            <w:tcW w:w="2476" w:type="dxa"/>
+            <w:tcBorders>
+              <w:top w:val="single" w:color="000000" w:sz="4" w:space="0"/>
+              <w:left w:val="single" w:color="000000" w:sz="4" w:space="0"/>
+              <w:bottom w:val="single" w:color="000000" w:sz="4" w:space="0"/>
+              <w:right w:val="single" w:color="000000" w:sz="4" w:space="0"/>
+            </w:tcBorders>
+            <w:shd w:val="clear" w:color="auto" w:fill="auto"/>
+            <w:vAlign w:val="center"/>
+          </w:tcPr>
+          <w:p>
+            <w:pPr>
+              <w:keepNext w:val="0"/>
+              <w:keepLines w:val="0"/>
+              <w:pageBreakBefore w:val="0"/>
+              <w:widowControl w:val="0"/>
+              <w:suppressLineNumbers w:val="0"/>
+              <w:kinsoku w:val="0"/>
+              <w:wordWrap/>
+              <w:overflowPunct/>
+              <w:topLinePunct w:val="0"/>
+              <w:autoSpaceDE w:val="0"/>
+              <w:autoSpaceDN w:val="0"/>
+              <w:bidi w:val="0"/>
+              <w:adjustRightInd w:val="0"/>
+              <w:snapToGrid w:val="0"/>
+              <w:jc w:val="left"/>
+              <w:textAlignment w:val="center"/>
+              <w:rPr>
+                <w:rFonts w:hint="eastAsia" w:ascii="宋体" w:hAnsi="宋体" w:eastAsia="宋体" w:cs="宋体"/>
+                <w:i w:val="0"/>
+                <w:iCs w:val="0"/>
+                <w:color w:val="000000"/>
+                <w:sz w:val="16"/>
+                <w:szCs w:val="16"/>
+                <w:u w:val="none"/>
+              </w:rPr>
+            </w:pPr>
+            <w:r>
+              <w:rPr>
+                <w:rFonts w:hint="eastAsia" w:ascii="宋体" w:hAnsi="宋体" w:eastAsia="宋体" w:cs="宋体"/>
+                <w:i w:val="0"/>
+                <w:iCs w:val="0"/>
+                <w:snapToGrid w:val="0"/>
+                <w:color w:val="000000"/>
+                <w:kern w:val="0"/>
+                <w:sz w:val="16"/>
+                <w:szCs w:val="16"/>
+                <w:u w:val="none"/>
+                <w:lang w:val="en-US" w:eastAsia="zh-CN"/>
+              </w:rPr>
+              <w:t>数据库规范介绍</w:t>
+            </w:r>
+          </w:p>
+        </w:tc>
+        <w:tc>
+          <w:tcPr>
+            <w:tcW w:w="1428" w:type="dxa"/>
+            <w:tcBorders>
+              <w:top w:val="single" w:color="000000" w:sz="4" w:space="0"/>
+              <w:left w:val="single" w:color="000000" w:sz="4" w:space="0"/>
+              <w:bottom w:val="single" w:color="000000" w:sz="4" w:space="0"/>
+              <w:right w:val="single" w:color="000000" w:sz="4" w:space="0"/>
+            </w:tcBorders>
+            <w:shd w:val="clear" w:color="auto" w:fill="auto"/>
+            <w:vAlign w:val="center"/>
+          </w:tcPr>
+          <w:p>
+            <w:pPr>
+              <w:keepNext w:val="0"/>
+              <w:keepLines w:val="0"/>
+              <w:pageBreakBefore w:val="0"/>
+              <w:widowControl w:val="0"/>
+              <w:suppressLineNumbers w:val="0"/>
+              <w:kinsoku w:val="0"/>
+              <w:wordWrap/>
+              <w:overflowPunct/>
+              <w:topLinePunct w:val="0"/>
+              <w:autoSpaceDE w:val="0"/>
+              <w:autoSpaceDN w:val="0"/>
+              <w:bidi w:val="0"/>
+              <w:adjustRightInd w:val="0"/>
+              <w:snapToGrid w:val="0"/>
+              <w:jc w:val="left"/>
+              <w:textAlignment w:val="center"/>
+              <w:rPr>
+                <w:rFonts w:hint="eastAsia" w:ascii="宋体" w:hAnsi="宋体" w:eastAsia="宋体" w:cs="宋体"/>
+                <w:i w:val="0"/>
+                <w:iCs w:val="0"/>
+                <w:color w:val="000000"/>
+                <w:sz w:val="16"/>
+                <w:szCs w:val="16"/>
+                <w:u w:val="none"/>
+              </w:rPr>
+            </w:pPr>
+            <w:r>
+              <w:rPr>
+                <w:rFonts w:hint="eastAsia" w:ascii="宋体" w:hAnsi="宋体" w:eastAsia="宋体" w:cs="宋体"/>
+                <w:i w:val="0"/>
+                <w:iCs w:val="0"/>
+                <w:snapToGrid w:val="0"/>
+                <w:color w:val="000000"/>
+                <w:kern w:val="0"/>
+                <w:sz w:val="16"/>
+                <w:szCs w:val="16"/>
+                <w:u w:val="none"/>
+                <w:lang w:val="en-US" w:eastAsia="zh-CN"/>
+              </w:rPr>
+              <w:t>运维部、研发部</w:t>
+            </w:r>
+          </w:p>
+        </w:tc>
+        <w:tc>
+          <w:tcPr>
+            <w:tcW w:w="1272" w:type="dxa"/>
+            <w:tcBorders>
+              <w:top w:val="single" w:color="000000" w:sz="4" w:space="0"/>
+              <w:left w:val="single" w:color="000000" w:sz="4" w:space="0"/>
+              <w:bottom w:val="single" w:color="000000" w:sz="4" w:space="0"/>
+              <w:right w:val="single" w:color="000000" w:sz="4" w:space="0"/>
+            </w:tcBorders>
+            <w:shd w:val="clear" w:color="auto" w:fill="auto"/>
+            <w:vAlign w:val="center"/>
+          </w:tcPr>
+          <w:p>
+            <w:pPr>
+              <w:keepNext w:val="0"/>
+              <w:keepLines w:val="0"/>
+              <w:pageBreakBefore w:val="0"/>
+              <w:widowControl w:val="0"/>
+              <w:suppressLineNumbers w:val="0"/>
+              <w:kinsoku w:val="0"/>
+              <w:wordWrap/>
+              <w:overflowPunct/>
+              <w:topLinePunct w:val="0"/>
+              <w:autoSpaceDE w:val="0"/>
+              <w:autoSpaceDN w:val="0"/>
+              <w:bidi w:val="0"/>
+              <w:adjustRightInd w:val="0"/>
+              <w:snapToGrid w:val="0"/>
+              <w:jc w:val="both"/>
+              <w:textAlignment w:val="center"/>
+              <w:rPr>
+                <w:rFonts w:hint="eastAsia" w:ascii="宋体" w:hAnsi="宋体" w:eastAsia="宋体" w:cs="宋体"/>
+                <w:i w:val="0"/>
+                <w:iCs w:val="0"/>
+                <w:color w:val="000000"/>
+                <w:sz w:val="16"/>
+                <w:szCs w:val="16"/>
+                <w:u w:val="none"/>
+              </w:rPr>
+            </w:pPr>
+            <w:r>
+              <w:rPr>
+                <w:rFonts w:hint="eastAsia" w:ascii="宋体" w:hAnsi="宋体" w:eastAsia="宋体" w:cs="宋体"/>
+                <w:i w:val="0"/>
+                <w:iCs w:val="0"/>
+                <w:snapToGrid w:val="0"/>
+                <w:color w:val="000000"/>
+                <w:kern w:val="0"/>
+                <w:sz w:val="16"/>
+                <w:szCs w:val="16"/>
+                <w:u w:val="none"/>
+                <w:lang w:val="en-US" w:eastAsia="zh-CN"/>
+              </w:rPr>
+              <w:t>胡葛鹏宇</w:t>
+            </w:r>
+          </w:p>
+        </w:tc>
+        <w:tc>
+          <w:tcPr>
+            <w:tcW w:w="713" w:type="dxa"/>
+            <w:tcBorders>
+              <w:top w:val="single" w:color="000000" w:sz="4" w:space="0"/>
+              <w:left w:val="single" w:color="000000" w:sz="4" w:space="0"/>
+              <w:bottom w:val="single" w:color="000000" w:sz="4" w:space="0"/>
+              <w:right w:val="single" w:color="000000" w:sz="4" w:space="0"/>
+            </w:tcBorders>
+            <w:shd w:val="clear" w:color="auto" w:fill="auto"/>
+            <w:vAlign w:val="center"/>
+          </w:tcPr>
+          <w:p>
+            <w:pPr>
+              <w:keepNext w:val="0"/>
+              <w:keepLines w:val="0"/>
+              <w:pageBreakBefore w:val="0"/>
+              <w:widowControl w:val="0"/>
+              <w:suppressLineNumbers w:val="0"/>
+              <w:kinsoku w:val="0"/>
+              <w:wordWrap/>
+              <w:overflowPunct/>
+              <w:topLinePunct w:val="0"/>
+              <w:autoSpaceDE w:val="0"/>
+              <w:autoSpaceDN w:val="0"/>
+              <w:bidi w:val="0"/>
+              <w:adjustRightInd w:val="0"/>
+              <w:snapToGrid w:val="0"/>
+              <w:jc w:val="both"/>
+              <w:textAlignment w:val="center"/>
+              <w:rPr>
+                <w:rFonts w:hint="eastAsia" w:ascii="宋体" w:hAnsi="宋体" w:eastAsia="宋体" w:cs="宋体"/>
+                <w:i w:val="0"/>
+                <w:iCs w:val="0"/>
+                <w:color w:val="000000"/>
+                <w:sz w:val="16"/>
+                <w:szCs w:val="16"/>
+                <w:u w:val="none"/>
+              </w:rPr>
+            </w:pPr>
+            <w:r>
+              <w:rPr>
+                <w:rFonts w:hint="eastAsia" w:ascii="宋体" w:hAnsi="宋体" w:eastAsia="宋体" w:cs="宋体"/>
+                <w:i w:val="0"/>
+                <w:iCs w:val="0"/>
+                <w:snapToGrid w:val="0"/>
+                <w:color w:val="000000"/>
+                <w:kern w:val="0"/>
+                <w:sz w:val="16"/>
+                <w:szCs w:val="16"/>
+                <w:u w:val="none"/>
+                <w:lang w:val="en-US" w:eastAsia="zh-CN"/>
+              </w:rPr>
+              <w:t>6月</w:t>
             </w:r>
           </w:p>
         </w:tc>
@@ -10977,29 +11913,35 @@
                 <w:rFonts w:hint="eastAsia" w:ascii="宋体" w:hAnsi="宋体" w:eastAsia="宋体" w:cs="宋体"/>
                 <w:i w:val="0"/>
                 <w:iCs w:val="0"/>
-                <w:snapToGrid w:val="0"/>
-                <w:color w:val="000000"/>
-                <w:kern w:val="0"/>
-                <w:sz w:val="16"/>
-                <w:szCs w:val="16"/>
-                <w:u w:val="none"/>
-                <w:lang w:val="en-US" w:eastAsia="zh-CN" w:bidi="ar-SA"/>
-              </w:rPr>
-            </w:pPr>
-            <w:r>
-              <w:rPr>
-                <w:rFonts w:hint="eastAsia" w:ascii="宋体" w:hAnsi="宋体" w:eastAsia="宋体" w:cs="宋体"/>
-                <w:i w:val="0"/>
-                <w:iCs w:val="0"/>
-                <w:snapToGrid w:val="0"/>
-                <w:color w:val="000000"/>
-                <w:kern w:val="0"/>
-                <w:sz w:val="16"/>
-                <w:szCs w:val="16"/>
-                <w:u w:val="none"/>
-                <w:lang w:val="en-US" w:eastAsia="zh-CN"/>
-              </w:rPr>
-              <w:t>入职培训（包括制度与企业文化</w:t>
+                <w:color w:val="000000"/>
+                <w:sz w:val="16"/>
+                <w:szCs w:val="16"/>
+                <w:u w:val="none"/>
+              </w:rPr>
+            </w:pPr>
+            <w:r>
+              <w:rPr>
+                <w:rFonts w:hint="eastAsia" w:ascii="宋体" w:hAnsi="宋体" w:eastAsia="宋体" w:cs="宋体"/>
+                <w:i w:val="0"/>
+                <w:iCs w:val="0"/>
+                <w:snapToGrid w:val="0"/>
+                <w:color w:val="000000"/>
+                <w:kern w:val="0"/>
+                <w:sz w:val="16"/>
+                <w:szCs w:val="16"/>
+                <w:u w:val="none"/>
+                <w:lang w:val="en-US" w:eastAsia="zh-CN"/>
+              </w:rPr>
+              <w:t>IT</w:t>
+            </w:r>
+            <w:r>
+              <w:rPr>
+                <w:rStyle w:val="31"/>
+                <w:snapToGrid w:val="0"/>
+                <w:color w:val="000000"/>
+                <w:lang w:val="en-US" w:eastAsia="zh-CN"/>
+              </w:rPr>
+              <w:t>服务项目经理</w:t>
             </w:r>
           </w:p>
         </w:tc>
@@ -11037,29 +11979,26 @@
                 <w:rFonts w:hint="eastAsia" w:ascii="宋体" w:hAnsi="宋体" w:eastAsia="宋体" w:cs="宋体"/>
                 <w:i w:val="0"/>
                 <w:iCs w:val="0"/>
-                <w:snapToGrid w:val="0"/>
-                <w:color w:val="000000"/>
-                <w:kern w:val="0"/>
-                <w:sz w:val="16"/>
-                <w:szCs w:val="16"/>
-                <w:u w:val="none"/>
-                <w:lang w:val="en-US" w:eastAsia="zh-CN" w:bidi="ar-SA"/>
-              </w:rPr>
-            </w:pPr>
-            <w:r>
-              <w:rPr>
-                <w:rFonts w:hint="eastAsia" w:ascii="宋体" w:hAnsi="宋体" w:eastAsia="宋体" w:cs="宋体"/>
-                <w:i w:val="0"/>
-                <w:iCs w:val="0"/>
-                <w:snapToGrid w:val="0"/>
-                <w:color w:val="000000"/>
-                <w:kern w:val="0"/>
-                <w:sz w:val="16"/>
-                <w:szCs w:val="16"/>
-                <w:u w:val="none"/>
-                <w:lang w:val="en-US" w:eastAsia="zh-CN"/>
-              </w:rPr>
-              <w:t>公司全员</w:t>
+                <w:color w:val="000000"/>
+                <w:sz w:val="16"/>
+                <w:szCs w:val="16"/>
+                <w:u w:val="none"/>
+              </w:rPr>
+            </w:pPr>
+            <w:r>
+              <w:rPr>
+                <w:rFonts w:hint="eastAsia" w:ascii="宋体" w:hAnsi="宋体" w:eastAsia="宋体" w:cs="宋体"/>
+                <w:i w:val="0"/>
+                <w:iCs w:val="0"/>
+                <w:snapToGrid w:val="0"/>
+                <w:color w:val="000000"/>
+                <w:kern w:val="0"/>
+                <w:sz w:val="16"/>
+                <w:szCs w:val="16"/>
+                <w:u w:val="none"/>
+                <w:lang w:val="en-US" w:eastAsia="zh-CN"/>
+              </w:rPr>
+              <w:t>部分人员</w:t>
             </w:r>
           </w:p>
         </w:tc>
@@ -11097,29 +12036,26 @@
                 <w:rFonts w:hint="eastAsia" w:ascii="宋体" w:hAnsi="宋体" w:eastAsia="宋体" w:cs="宋体"/>
                 <w:i w:val="0"/>
                 <w:iCs w:val="0"/>
-                <w:snapToGrid w:val="0"/>
-                <w:color w:val="000000"/>
-                <w:kern w:val="0"/>
-                <w:sz w:val="16"/>
-                <w:szCs w:val="16"/>
-                <w:u w:val="none"/>
-                <w:lang w:val="en-US" w:eastAsia="zh-CN" w:bidi="ar-SA"/>
-              </w:rPr>
-            </w:pPr>
-            <w:r>
-              <w:rPr>
-                <w:rFonts w:hint="eastAsia" w:ascii="宋体" w:hAnsi="宋体" w:eastAsia="宋体" w:cs="宋体"/>
-                <w:i w:val="0"/>
-                <w:iCs w:val="0"/>
-                <w:snapToGrid w:val="0"/>
-                <w:color w:val="000000"/>
-                <w:kern w:val="0"/>
-                <w:sz w:val="16"/>
-                <w:szCs w:val="16"/>
-                <w:u w:val="none"/>
-                <w:lang w:val="en-US" w:eastAsia="zh-CN"/>
-              </w:rPr>
-              <w:t>各模块</w:t>
+                <w:color w:val="000000"/>
+                <w:sz w:val="16"/>
+                <w:szCs w:val="16"/>
+                <w:u w:val="none"/>
+              </w:rPr>
+            </w:pPr>
+            <w:r>
+              <w:rPr>
+                <w:rFonts w:hint="eastAsia" w:ascii="宋体" w:hAnsi="宋体" w:eastAsia="宋体" w:cs="宋体"/>
+                <w:i w:val="0"/>
+                <w:iCs w:val="0"/>
+                <w:snapToGrid w:val="0"/>
+                <w:color w:val="000000"/>
+                <w:kern w:val="0"/>
+                <w:sz w:val="16"/>
+                <w:szCs w:val="16"/>
+                <w:u w:val="none"/>
+                <w:lang w:val="en-US" w:eastAsia="zh-CN"/>
+              </w:rPr>
+              <w:t>外聘</w:t>
             </w:r>
           </w:p>
         </w:tc>
@@ -11154,328 +12090,13 @@
               <w:jc w:val="both"/>
               <w:textAlignment w:val="center"/>
               <w:rPr>
-                <w:rFonts w:hint="default" w:ascii="宋体" w:hAnsi="宋体" w:eastAsia="宋体" w:cs="宋体"/>
-                <w:i w:val="0"/>
-                <w:iCs w:val="0"/>
-                <w:snapToGrid w:val="0"/>
-                <w:color w:val="000000"/>
-                <w:kern w:val="0"/>
-                <w:sz w:val="16"/>
-                <w:szCs w:val="16"/>
-                <w:u w:val="none"/>
-                <w:lang w:val="en-US" w:eastAsia="zh-CN"/>
-              </w:rPr>
-            </w:pPr>
-            <w:r>
-              <w:rPr>
-                <w:rFonts w:hint="eastAsia" w:ascii="宋体" w:hAnsi="宋体" w:eastAsia="宋体" w:cs="宋体"/>
-                <w:i w:val="0"/>
-                <w:iCs w:val="0"/>
-                <w:snapToGrid w:val="0"/>
-                <w:color w:val="000000"/>
-                <w:kern w:val="0"/>
-                <w:sz w:val="16"/>
-                <w:szCs w:val="16"/>
-                <w:u w:val="none"/>
-                <w:lang w:val="en-US" w:eastAsia="zh-CN"/>
-              </w:rPr>
-              <w:t>6月</w:t>
-            </w:r>
-          </w:p>
-        </w:tc>
-      </w:tr>
-      <w:tr>
-        <w:tblPrEx>
-          <w:tblBorders>
-            <w:top w:val="none" w:color="auto" w:sz="0" w:space="0"/>
-            <w:left w:val="none" w:color="auto" w:sz="0" w:space="0"/>
-            <w:bottom w:val="none" w:color="auto" w:sz="0" w:space="0"/>
-            <w:right w:val="none" w:color="auto" w:sz="0" w:space="0"/>
-            <w:insideH w:val="none" w:color="auto" w:sz="0" w:space="0"/>
-            <w:insideV w:val="none" w:color="auto" w:sz="0" w:space="0"/>
-          </w:tblBorders>
-          <w:tblCellMar>
-            <w:top w:w="0" w:type="dxa"/>
-            <w:left w:w="108" w:type="dxa"/>
-            <w:bottom w:w="0" w:type="dxa"/>
-            <w:right w:w="108" w:type="dxa"/>
-          </w:tblCellMar>
-        </w:tblPrEx>
-        <w:trPr>
-          <w:trHeight w:val="350" w:hRule="atLeast"/>
-          <w:jc w:val="center"/>
-        </w:trPr>
-        <w:tc>
-          <w:tcPr>
-            <w:tcW w:w="661" w:type="dxa"/>
-            <w:tcBorders>
-              <w:top w:val="single" w:color="000000" w:sz="4" w:space="0"/>
-              <w:left w:val="single" w:color="000000" w:sz="4" w:space="0"/>
-              <w:bottom w:val="single" w:color="000000" w:sz="4" w:space="0"/>
-              <w:right w:val="single" w:color="000000" w:sz="4" w:space="0"/>
-            </w:tcBorders>
-            <w:shd w:val="clear" w:color="auto" w:fill="auto"/>
-            <w:vAlign w:val="center"/>
-          </w:tcPr>
-          <w:p>
-            <w:pPr>
-              <w:keepNext w:val="0"/>
-              <w:keepLines w:val="0"/>
-              <w:pageBreakBefore w:val="0"/>
-              <w:widowControl w:val="0"/>
-              <w:numPr>
-                <w:ilvl w:val="0"/>
-                <w:numId w:val="2"/>
-              </w:numPr>
-              <w:suppressLineNumbers w:val="0"/>
-              <w:kinsoku w:val="0"/>
-              <w:wordWrap/>
-              <w:overflowPunct/>
-              <w:topLinePunct w:val="0"/>
-              <w:autoSpaceDE w:val="0"/>
-              <w:autoSpaceDN w:val="0"/>
-              <w:bidi w:val="0"/>
-              <w:adjustRightInd w:val="0"/>
-              <w:snapToGrid w:val="0"/>
-              <w:ind w:left="425" w:leftChars="0" w:hanging="425" w:firstLineChars="0"/>
-              <w:jc w:val="left"/>
-              <w:textAlignment w:val="center"/>
-              <w:rPr>
-                <w:rFonts w:hint="eastAsia" w:ascii="宋体" w:hAnsi="宋体" w:eastAsia="宋体" w:cs="宋体"/>
-                <w:i w:val="0"/>
-                <w:iCs w:val="0"/>
-                <w:snapToGrid w:val="0"/>
-                <w:color w:val="000000"/>
-                <w:kern w:val="0"/>
-                <w:sz w:val="16"/>
-                <w:szCs w:val="16"/>
-                <w:u w:val="none"/>
-                <w:lang w:val="en-US" w:eastAsia="zh-CN"/>
-              </w:rPr>
-            </w:pPr>
-          </w:p>
-        </w:tc>
-        <w:tc>
-          <w:tcPr>
-            <w:tcW w:w="2476" w:type="dxa"/>
-            <w:tcBorders>
-              <w:top w:val="single" w:color="000000" w:sz="4" w:space="0"/>
-              <w:left w:val="single" w:color="000000" w:sz="4" w:space="0"/>
-              <w:bottom w:val="single" w:color="000000" w:sz="4" w:space="0"/>
-              <w:right w:val="single" w:color="000000" w:sz="4" w:space="0"/>
-            </w:tcBorders>
-            <w:shd w:val="clear" w:color="auto" w:fill="auto"/>
-            <w:vAlign w:val="center"/>
-          </w:tcPr>
-          <w:p>
-            <w:pPr>
-              <w:keepNext w:val="0"/>
-              <w:keepLines w:val="0"/>
-              <w:pageBreakBefore w:val="0"/>
-              <w:widowControl w:val="0"/>
-              <w:suppressLineNumbers w:val="0"/>
-              <w:kinsoku w:val="0"/>
-              <w:wordWrap/>
-              <w:overflowPunct/>
-              <w:topLinePunct w:val="0"/>
-              <w:autoSpaceDE w:val="0"/>
-              <w:autoSpaceDN w:val="0"/>
-              <w:bidi w:val="0"/>
-              <w:adjustRightInd w:val="0"/>
-              <w:snapToGrid w:val="0"/>
-              <w:jc w:val="left"/>
-              <w:textAlignment w:val="center"/>
-              <w:rPr>
-                <w:rFonts w:hint="eastAsia" w:ascii="宋体" w:hAnsi="宋体" w:eastAsia="宋体" w:cs="宋体"/>
-                <w:i w:val="0"/>
-                <w:iCs w:val="0"/>
-                <w:snapToGrid w:val="0"/>
-                <w:color w:val="000000"/>
-                <w:kern w:val="0"/>
-                <w:sz w:val="16"/>
-                <w:szCs w:val="16"/>
-                <w:u w:val="none"/>
-                <w:lang w:val="en-US" w:eastAsia="zh-CN" w:bidi="ar-SA"/>
-              </w:rPr>
-            </w:pPr>
-            <w:r>
-              <w:rPr>
-                <w:rFonts w:hint="eastAsia" w:ascii="宋体" w:hAnsi="宋体" w:eastAsia="宋体" w:cs="宋体"/>
-                <w:i w:val="0"/>
-                <w:iCs w:val="0"/>
-                <w:snapToGrid w:val="0"/>
-                <w:color w:val="000000"/>
-                <w:kern w:val="0"/>
-                <w:sz w:val="16"/>
-                <w:szCs w:val="16"/>
-                <w:u w:val="none"/>
-                <w:lang w:val="en-US" w:eastAsia="zh-CN"/>
-              </w:rPr>
-              <w:t>公司产品培训</w:t>
-            </w:r>
-          </w:p>
-        </w:tc>
-        <w:tc>
-          <w:tcPr>
-            <w:tcW w:w="1428" w:type="dxa"/>
-            <w:tcBorders>
-              <w:top w:val="single" w:color="000000" w:sz="4" w:space="0"/>
-              <w:left w:val="single" w:color="000000" w:sz="4" w:space="0"/>
-              <w:bottom w:val="single" w:color="000000" w:sz="4" w:space="0"/>
-              <w:right w:val="single" w:color="000000" w:sz="4" w:space="0"/>
-            </w:tcBorders>
-            <w:shd w:val="clear" w:color="auto" w:fill="auto"/>
-            <w:vAlign w:val="center"/>
-          </w:tcPr>
-          <w:p>
-            <w:pPr>
-              <w:keepNext w:val="0"/>
-              <w:keepLines w:val="0"/>
-              <w:pageBreakBefore w:val="0"/>
-              <w:widowControl w:val="0"/>
-              <w:suppressLineNumbers w:val="0"/>
-              <w:kinsoku w:val="0"/>
-              <w:wordWrap/>
-              <w:overflowPunct/>
-              <w:topLinePunct w:val="0"/>
-              <w:autoSpaceDE w:val="0"/>
-              <w:autoSpaceDN w:val="0"/>
-              <w:bidi w:val="0"/>
-              <w:adjustRightInd w:val="0"/>
-              <w:snapToGrid w:val="0"/>
-              <w:jc w:val="left"/>
-              <w:textAlignment w:val="center"/>
-              <w:rPr>
-                <w:rFonts w:hint="eastAsia" w:ascii="宋体" w:hAnsi="宋体" w:eastAsia="宋体" w:cs="宋体"/>
-                <w:i w:val="0"/>
-                <w:iCs w:val="0"/>
-                <w:snapToGrid w:val="0"/>
-                <w:color w:val="000000"/>
-                <w:kern w:val="0"/>
-                <w:sz w:val="16"/>
-                <w:szCs w:val="16"/>
-                <w:u w:val="none"/>
-                <w:lang w:val="en-US" w:eastAsia="zh-CN" w:bidi="ar-SA"/>
-              </w:rPr>
-            </w:pPr>
-            <w:r>
-              <w:rPr>
-                <w:rFonts w:hint="eastAsia" w:ascii="宋体" w:hAnsi="宋体" w:eastAsia="宋体" w:cs="宋体"/>
-                <w:i w:val="0"/>
-                <w:iCs w:val="0"/>
-                <w:snapToGrid w:val="0"/>
-                <w:color w:val="000000"/>
-                <w:kern w:val="0"/>
-                <w:sz w:val="16"/>
-                <w:szCs w:val="16"/>
-                <w:u w:val="none"/>
-                <w:lang w:val="en-US" w:eastAsia="zh-CN"/>
-              </w:rPr>
-              <w:t>公司全员</w:t>
-            </w:r>
-          </w:p>
-        </w:tc>
-        <w:tc>
-          <w:tcPr>
-            <w:tcW w:w="1272" w:type="dxa"/>
-            <w:tcBorders>
-              <w:top w:val="single" w:color="000000" w:sz="4" w:space="0"/>
-              <w:left w:val="single" w:color="000000" w:sz="4" w:space="0"/>
-              <w:bottom w:val="single" w:color="000000" w:sz="4" w:space="0"/>
-              <w:right w:val="single" w:color="000000" w:sz="4" w:space="0"/>
-            </w:tcBorders>
-            <w:shd w:val="clear" w:color="auto" w:fill="auto"/>
-            <w:vAlign w:val="center"/>
-          </w:tcPr>
-          <w:p>
-            <w:pPr>
-              <w:keepNext w:val="0"/>
-              <w:keepLines w:val="0"/>
-              <w:pageBreakBefore w:val="0"/>
-              <w:widowControl w:val="0"/>
-              <w:suppressLineNumbers w:val="0"/>
-              <w:kinsoku w:val="0"/>
-              <w:wordWrap/>
-              <w:overflowPunct/>
-              <w:topLinePunct w:val="0"/>
-              <w:autoSpaceDE w:val="0"/>
-              <w:autoSpaceDN w:val="0"/>
-              <w:bidi w:val="0"/>
-              <w:adjustRightInd w:val="0"/>
-              <w:snapToGrid w:val="0"/>
-              <w:jc w:val="both"/>
-              <w:textAlignment w:val="center"/>
-              <w:rPr>
-                <w:rFonts w:hint="eastAsia" w:ascii="宋体" w:hAnsi="宋体" w:eastAsia="宋体" w:cs="宋体"/>
-                <w:i w:val="0"/>
-                <w:iCs w:val="0"/>
-                <w:snapToGrid w:val="0"/>
-                <w:color w:val="000000"/>
-                <w:kern w:val="0"/>
-                <w:sz w:val="16"/>
-                <w:szCs w:val="16"/>
-                <w:u w:val="none"/>
-                <w:lang w:val="en-US" w:eastAsia="zh-CN" w:bidi="ar-SA"/>
-              </w:rPr>
-            </w:pPr>
-            <w:r>
-              <w:rPr>
-                <w:rFonts w:hint="eastAsia" w:ascii="宋体" w:hAnsi="宋体" w:eastAsia="宋体" w:cs="宋体"/>
-                <w:i w:val="0"/>
-                <w:iCs w:val="0"/>
-                <w:snapToGrid w:val="0"/>
-                <w:color w:val="000000"/>
-                <w:kern w:val="0"/>
-                <w:sz w:val="16"/>
-                <w:szCs w:val="16"/>
-                <w:u w:val="none"/>
-                <w:lang w:val="en-US" w:eastAsia="zh-CN"/>
-              </w:rPr>
-              <w:t>胡葛鹏宇</w:t>
-            </w:r>
-          </w:p>
-        </w:tc>
-        <w:tc>
-          <w:tcPr>
-            <w:tcW w:w="713" w:type="dxa"/>
-            <w:tcBorders>
-              <w:top w:val="single" w:color="000000" w:sz="4" w:space="0"/>
-              <w:left w:val="single" w:color="000000" w:sz="4" w:space="0"/>
-              <w:bottom w:val="single" w:color="000000" w:sz="4" w:space="0"/>
-              <w:right w:val="single" w:color="000000" w:sz="4" w:space="0"/>
-            </w:tcBorders>
-            <w:shd w:val="clear" w:color="auto" w:fill="auto"/>
-            <w:vAlign w:val="center"/>
-          </w:tcPr>
-          <w:p>
-            <w:pPr>
-              <w:keepNext w:val="0"/>
-              <w:keepLines w:val="0"/>
-              <w:pageBreakBefore w:val="0"/>
-              <w:widowControl w:val="0"/>
-              <w:suppressLineNumbers w:val="0"/>
-              <w:kinsoku w:val="0"/>
-              <w:wordWrap/>
-              <w:overflowPunct/>
-              <w:topLinePunct w:val="0"/>
-              <w:autoSpaceDE w:val="0"/>
-              <w:autoSpaceDN w:val="0"/>
-              <w:bidi w:val="0"/>
-              <w:adjustRightInd w:val="0"/>
-              <w:snapToGrid w:val="0"/>
-              <w:jc w:val="both"/>
-              <w:textAlignment w:val="center"/>
-              <w:rPr>
-                <w:rFonts w:hint="default" w:ascii="宋体" w:hAnsi="宋体" w:eastAsia="宋体" w:cs="宋体"/>
-                <w:i w:val="0"/>
-                <w:iCs w:val="0"/>
-                <w:snapToGrid w:val="0"/>
-                <w:color w:val="000000"/>
-                <w:kern w:val="0"/>
-                <w:sz w:val="16"/>
-                <w:szCs w:val="16"/>
-                <w:u w:val="none"/>
-                <w:lang w:val="en-US" w:eastAsia="zh-CN"/>
+                <w:rFonts w:hint="eastAsia" w:ascii="宋体" w:hAnsi="宋体" w:eastAsia="宋体" w:cs="宋体"/>
+                <w:i w:val="0"/>
+                <w:iCs w:val="0"/>
+                <w:color w:val="000000"/>
+                <w:sz w:val="16"/>
+                <w:szCs w:val="16"/>
+                <w:u w:val="none"/>
               </w:rPr>
             </w:pPr>
             <w:r>
@@ -11601,26 +12222,29 @@
                 <w:rFonts w:hint="eastAsia" w:ascii="宋体" w:hAnsi="宋体" w:eastAsia="宋体" w:cs="宋体"/>
                 <w:i w:val="0"/>
                 <w:iCs w:val="0"/>
-                <w:color w:val="000000"/>
-                <w:sz w:val="16"/>
-                <w:szCs w:val="16"/>
-                <w:u w:val="none"/>
-              </w:rPr>
-            </w:pPr>
-            <w:r>
-              <w:rPr>
-                <w:rFonts w:hint="eastAsia" w:ascii="宋体" w:hAnsi="宋体" w:eastAsia="宋体" w:cs="宋体"/>
-                <w:i w:val="0"/>
-                <w:iCs w:val="0"/>
-                <w:snapToGrid w:val="0"/>
-                <w:color w:val="000000"/>
-                <w:kern w:val="0"/>
-                <w:sz w:val="16"/>
-                <w:szCs w:val="16"/>
-                <w:u w:val="none"/>
-                <w:lang w:val="en-US" w:eastAsia="zh-CN"/>
-              </w:rPr>
-              <w:t>数据库规范介绍</w:t>
+                <w:snapToGrid w:val="0"/>
+                <w:color w:val="000000"/>
+                <w:kern w:val="0"/>
+                <w:sz w:val="16"/>
+                <w:szCs w:val="16"/>
+                <w:u w:val="none"/>
+                <w:lang w:val="en-US" w:eastAsia="zh-CN" w:bidi="ar-SA"/>
+              </w:rPr>
+            </w:pPr>
+            <w:r>
+              <w:rPr>
+                <w:rFonts w:hint="eastAsia" w:ascii="宋体" w:hAnsi="宋体" w:eastAsia="宋体" w:cs="宋体"/>
+                <w:i w:val="0"/>
+                <w:iCs w:val="0"/>
+                <w:snapToGrid w:val="0"/>
+                <w:color w:val="000000"/>
+                <w:kern w:val="0"/>
+                <w:sz w:val="16"/>
+                <w:szCs w:val="16"/>
+                <w:u w:val="none"/>
+                <w:lang w:val="en-US" w:eastAsia="zh-CN"/>
+              </w:rPr>
+              <w:t>运维服务工具使用</w:t>
             </w:r>
           </w:p>
         </w:tc>
@@ -11658,26 +12282,29 @@
                 <w:rFonts w:hint="eastAsia" w:ascii="宋体" w:hAnsi="宋体" w:eastAsia="宋体" w:cs="宋体"/>
                 <w:i w:val="0"/>
                 <w:iCs w:val="0"/>
-                <w:color w:val="000000"/>
-                <w:sz w:val="16"/>
-                <w:szCs w:val="16"/>
-                <w:u w:val="none"/>
-              </w:rPr>
-            </w:pPr>
-            <w:r>
-              <w:rPr>
-                <w:rFonts w:hint="eastAsia" w:ascii="宋体" w:hAnsi="宋体" w:eastAsia="宋体" w:cs="宋体"/>
-                <w:i w:val="0"/>
-                <w:iCs w:val="0"/>
-                <w:snapToGrid w:val="0"/>
-                <w:color w:val="000000"/>
-                <w:kern w:val="0"/>
-                <w:sz w:val="16"/>
-                <w:szCs w:val="16"/>
-                <w:u w:val="none"/>
-                <w:lang w:val="en-US" w:eastAsia="zh-CN"/>
-              </w:rPr>
-              <w:t>运维部、研发部</w:t>
+                <w:snapToGrid w:val="0"/>
+                <w:color w:val="000000"/>
+                <w:kern w:val="0"/>
+                <w:sz w:val="16"/>
+                <w:szCs w:val="16"/>
+                <w:u w:val="none"/>
+                <w:lang w:val="en-US" w:eastAsia="zh-CN" w:bidi="ar-SA"/>
+              </w:rPr>
+            </w:pPr>
+            <w:r>
+              <w:rPr>
+                <w:rFonts w:hint="eastAsia" w:ascii="宋体" w:hAnsi="宋体" w:eastAsia="宋体" w:cs="宋体"/>
+                <w:i w:val="0"/>
+                <w:iCs w:val="0"/>
+                <w:snapToGrid w:val="0"/>
+                <w:color w:val="000000"/>
+                <w:kern w:val="0"/>
+                <w:sz w:val="16"/>
+                <w:szCs w:val="16"/>
+                <w:u w:val="none"/>
+                <w:lang w:val="en-US" w:eastAsia="zh-CN"/>
+              </w:rPr>
+              <w:t>运维部全员</w:t>
             </w:r>
           </w:p>
         </w:tc>
@@ -11715,10 +12342,13 @@
                 <w:rFonts w:hint="eastAsia" w:ascii="宋体" w:hAnsi="宋体" w:eastAsia="宋体" w:cs="宋体"/>
                 <w:i w:val="0"/>
                 <w:iCs w:val="0"/>
-                <w:color w:val="000000"/>
-                <w:sz w:val="16"/>
-                <w:szCs w:val="16"/>
-                <w:u w:val="none"/>
+                <w:snapToGrid w:val="0"/>
+                <w:color w:val="000000"/>
+                <w:kern w:val="0"/>
+                <w:sz w:val="16"/>
+                <w:szCs w:val="16"/>
+                <w:u w:val="none"/>
+                <w:lang w:val="en-US" w:eastAsia="zh-CN" w:bidi="ar-SA"/>
               </w:rPr>
             </w:pPr>
             <w:r>
@@ -11769,322 +12399,16 @@
               <w:jc w:val="both"/>
               <w:textAlignment w:val="center"/>
               <w:rPr>
-                <w:rFonts w:hint="eastAsia" w:ascii="宋体" w:hAnsi="宋体" w:eastAsia="宋体" w:cs="宋体"/>
-                <w:i w:val="0"/>
-                <w:iCs w:val="0"/>
-                <w:color w:val="000000"/>
-                <w:sz w:val="16"/>
-                <w:szCs w:val="16"/>
-                <w:u w:val="none"/>
-              </w:rPr>
-            </w:pPr>
-            <w:r>
-              <w:rPr>
-                <w:rFonts w:hint="eastAsia" w:ascii="宋体" w:hAnsi="宋体" w:eastAsia="宋体" w:cs="宋体"/>
-                <w:i w:val="0"/>
-                <w:iCs w:val="0"/>
-                <w:snapToGrid w:val="0"/>
-                <w:color w:val="000000"/>
-                <w:kern w:val="0"/>
-                <w:sz w:val="16"/>
-                <w:szCs w:val="16"/>
-                <w:u w:val="none"/>
-                <w:lang w:val="en-US" w:eastAsia="zh-CN"/>
-              </w:rPr>
-              <w:t>6月</w:t>
-            </w:r>
-          </w:p>
-        </w:tc>
-      </w:tr>
-      <w:tr>
-        <w:tblPrEx>
-          <w:tblBorders>
-            <w:top w:val="none" w:color="auto" w:sz="0" w:space="0"/>
-            <w:left w:val="none" w:color="auto" w:sz="0" w:space="0"/>
-            <w:bottom w:val="none" w:color="auto" w:sz="0" w:space="0"/>
-            <w:right w:val="none" w:color="auto" w:sz="0" w:space="0"/>
-            <w:insideH w:val="none" w:color="auto" w:sz="0" w:space="0"/>
-            <w:insideV w:val="none" w:color="auto" w:sz="0" w:space="0"/>
-          </w:tblBorders>
-          <w:tblCellMar>
-            <w:top w:w="0" w:type="dxa"/>
-            <w:left w:w="108" w:type="dxa"/>
-            <w:bottom w:w="0" w:type="dxa"/>
-            <w:right w:w="108" w:type="dxa"/>
-          </w:tblCellMar>
-        </w:tblPrEx>
-        <w:trPr>
-          <w:trHeight w:val="384" w:hRule="atLeast"/>
-          <w:jc w:val="center"/>
-        </w:trPr>
-        <w:tc>
-          <w:tcPr>
-            <w:tcW w:w="661" w:type="dxa"/>
-            <w:tcBorders>
-              <w:top w:val="single" w:color="000000" w:sz="4" w:space="0"/>
-              <w:left w:val="single" w:color="000000" w:sz="4" w:space="0"/>
-              <w:bottom w:val="single" w:color="000000" w:sz="4" w:space="0"/>
-              <w:right w:val="single" w:color="000000" w:sz="4" w:space="0"/>
-            </w:tcBorders>
-            <w:shd w:val="clear" w:color="auto" w:fill="auto"/>
-            <w:vAlign w:val="center"/>
-          </w:tcPr>
-          <w:p>
-            <w:pPr>
-              <w:keepNext w:val="0"/>
-              <w:keepLines w:val="0"/>
-              <w:pageBreakBefore w:val="0"/>
-              <w:widowControl w:val="0"/>
-              <w:numPr>
-                <w:ilvl w:val="0"/>
-                <w:numId w:val="2"/>
-              </w:numPr>
-              <w:suppressLineNumbers w:val="0"/>
-              <w:kinsoku w:val="0"/>
-              <w:wordWrap/>
-              <w:overflowPunct/>
-              <w:topLinePunct w:val="0"/>
-              <w:autoSpaceDE w:val="0"/>
-              <w:autoSpaceDN w:val="0"/>
-              <w:bidi w:val="0"/>
-              <w:adjustRightInd w:val="0"/>
-              <w:snapToGrid w:val="0"/>
-              <w:ind w:left="425" w:leftChars="0" w:hanging="425" w:firstLineChars="0"/>
-              <w:jc w:val="left"/>
-              <w:textAlignment w:val="center"/>
-              <w:rPr>
-                <w:rFonts w:hint="eastAsia" w:ascii="宋体" w:hAnsi="宋体" w:eastAsia="宋体" w:cs="宋体"/>
-                <w:i w:val="0"/>
-                <w:iCs w:val="0"/>
-                <w:snapToGrid w:val="0"/>
-                <w:color w:val="000000"/>
-                <w:kern w:val="0"/>
-                <w:sz w:val="16"/>
-                <w:szCs w:val="16"/>
-                <w:u w:val="none"/>
-                <w:lang w:val="en-US" w:eastAsia="zh-CN"/>
-              </w:rPr>
-            </w:pPr>
-          </w:p>
-        </w:tc>
-        <w:tc>
-          <w:tcPr>
-            <w:tcW w:w="2476" w:type="dxa"/>
-            <w:tcBorders>
-              <w:top w:val="single" w:color="000000" w:sz="4" w:space="0"/>
-              <w:left w:val="single" w:color="000000" w:sz="4" w:space="0"/>
-              <w:bottom w:val="single" w:color="000000" w:sz="4" w:space="0"/>
-              <w:right w:val="single" w:color="000000" w:sz="4" w:space="0"/>
-            </w:tcBorders>
-            <w:shd w:val="clear" w:color="auto" w:fill="auto"/>
-            <w:vAlign w:val="center"/>
-          </w:tcPr>
-          <w:p>
-            <w:pPr>
-              <w:keepNext w:val="0"/>
-              <w:keepLines w:val="0"/>
-              <w:pageBreakBefore w:val="0"/>
-              <w:widowControl w:val="0"/>
-              <w:suppressLineNumbers w:val="0"/>
-              <w:kinsoku w:val="0"/>
-              <w:wordWrap/>
-              <w:overflowPunct/>
-              <w:topLinePunct w:val="0"/>
-              <w:autoSpaceDE w:val="0"/>
-              <w:autoSpaceDN w:val="0"/>
-              <w:bidi w:val="0"/>
-              <w:adjustRightInd w:val="0"/>
-              <w:snapToGrid w:val="0"/>
-              <w:jc w:val="left"/>
-              <w:textAlignment w:val="center"/>
-              <w:rPr>
-                <w:rFonts w:hint="eastAsia" w:ascii="宋体" w:hAnsi="宋体" w:eastAsia="宋体" w:cs="宋体"/>
-                <w:i w:val="0"/>
-                <w:iCs w:val="0"/>
-                <w:color w:val="000000"/>
-                <w:sz w:val="16"/>
-                <w:szCs w:val="16"/>
-                <w:u w:val="none"/>
-              </w:rPr>
-            </w:pPr>
-            <w:r>
-              <w:rPr>
-                <w:rFonts w:hint="eastAsia" w:ascii="宋体" w:hAnsi="宋体" w:eastAsia="宋体" w:cs="宋体"/>
-                <w:i w:val="0"/>
-                <w:iCs w:val="0"/>
-                <w:snapToGrid w:val="0"/>
-                <w:color w:val="000000"/>
-                <w:kern w:val="0"/>
-                <w:sz w:val="16"/>
-                <w:szCs w:val="16"/>
-                <w:u w:val="none"/>
-                <w:lang w:val="en-US" w:eastAsia="zh-CN"/>
-              </w:rPr>
-              <w:t>IT</w:t>
-            </w:r>
-            <w:r>
-              <w:rPr>
-                <w:rStyle w:val="31"/>
-                <w:snapToGrid w:val="0"/>
-                <w:color w:val="000000"/>
-                <w:lang w:val="en-US" w:eastAsia="zh-CN"/>
-              </w:rPr>
-              <w:t>服务项目经理</w:t>
-            </w:r>
-          </w:p>
-        </w:tc>
-        <w:tc>
-          <w:tcPr>
-            <w:tcW w:w="1428" w:type="dxa"/>
-            <w:tcBorders>
-              <w:top w:val="single" w:color="000000" w:sz="4" w:space="0"/>
-              <w:left w:val="single" w:color="000000" w:sz="4" w:space="0"/>
-              <w:bottom w:val="single" w:color="000000" w:sz="4" w:space="0"/>
-              <w:right w:val="single" w:color="000000" w:sz="4" w:space="0"/>
-            </w:tcBorders>
-            <w:shd w:val="clear" w:color="auto" w:fill="auto"/>
-            <w:vAlign w:val="center"/>
-          </w:tcPr>
-          <w:p>
-            <w:pPr>
-              <w:keepNext w:val="0"/>
-              <w:keepLines w:val="0"/>
-              <w:pageBreakBefore w:val="0"/>
-              <w:widowControl w:val="0"/>
-              <w:suppressLineNumbers w:val="0"/>
-              <w:kinsoku w:val="0"/>
-              <w:wordWrap/>
-              <w:overflowPunct/>
-              <w:topLinePunct w:val="0"/>
-              <w:autoSpaceDE w:val="0"/>
-              <w:autoSpaceDN w:val="0"/>
-              <w:bidi w:val="0"/>
-              <w:adjustRightInd w:val="0"/>
-              <w:snapToGrid w:val="0"/>
-              <w:jc w:val="left"/>
-              <w:textAlignment w:val="center"/>
-              <w:rPr>
-                <w:rFonts w:hint="eastAsia" w:ascii="宋体" w:hAnsi="宋体" w:eastAsia="宋体" w:cs="宋体"/>
-                <w:i w:val="0"/>
-                <w:iCs w:val="0"/>
-                <w:color w:val="000000"/>
-                <w:sz w:val="16"/>
-                <w:szCs w:val="16"/>
-                <w:u w:val="none"/>
-              </w:rPr>
-            </w:pPr>
-            <w:r>
-              <w:rPr>
-                <w:rFonts w:hint="eastAsia" w:ascii="宋体" w:hAnsi="宋体" w:eastAsia="宋体" w:cs="宋体"/>
-                <w:i w:val="0"/>
-                <w:iCs w:val="0"/>
-                <w:snapToGrid w:val="0"/>
-                <w:color w:val="000000"/>
-                <w:kern w:val="0"/>
-                <w:sz w:val="16"/>
-                <w:szCs w:val="16"/>
-                <w:u w:val="none"/>
-                <w:lang w:val="en-US" w:eastAsia="zh-CN"/>
-              </w:rPr>
-              <w:t>部分人员</w:t>
-            </w:r>
-          </w:p>
-        </w:tc>
-        <w:tc>
-          <w:tcPr>
-            <w:tcW w:w="1272" w:type="dxa"/>
-            <w:tcBorders>
-              <w:top w:val="single" w:color="000000" w:sz="4" w:space="0"/>
-              <w:left w:val="single" w:color="000000" w:sz="4" w:space="0"/>
-              <w:bottom w:val="single" w:color="000000" w:sz="4" w:space="0"/>
-              <w:right w:val="single" w:color="000000" w:sz="4" w:space="0"/>
-            </w:tcBorders>
-            <w:shd w:val="clear" w:color="auto" w:fill="auto"/>
-            <w:vAlign w:val="center"/>
-          </w:tcPr>
-          <w:p>
-            <w:pPr>
-              <w:keepNext w:val="0"/>
-              <w:keepLines w:val="0"/>
-              <w:pageBreakBefore w:val="0"/>
-              <w:widowControl w:val="0"/>
-              <w:suppressLineNumbers w:val="0"/>
-              <w:kinsoku w:val="0"/>
-              <w:wordWrap/>
-              <w:overflowPunct/>
-              <w:topLinePunct w:val="0"/>
-              <w:autoSpaceDE w:val="0"/>
-              <w:autoSpaceDN w:val="0"/>
-              <w:bidi w:val="0"/>
-              <w:adjustRightInd w:val="0"/>
-              <w:snapToGrid w:val="0"/>
-              <w:jc w:val="both"/>
-              <w:textAlignment w:val="center"/>
-              <w:rPr>
-                <w:rFonts w:hint="eastAsia" w:ascii="宋体" w:hAnsi="宋体" w:eastAsia="宋体" w:cs="宋体"/>
-                <w:i w:val="0"/>
-                <w:iCs w:val="0"/>
-                <w:color w:val="000000"/>
-                <w:sz w:val="16"/>
-                <w:szCs w:val="16"/>
-                <w:u w:val="none"/>
-              </w:rPr>
-            </w:pPr>
-            <w:r>
-              <w:rPr>
-                <w:rFonts w:hint="eastAsia" w:ascii="宋体" w:hAnsi="宋体" w:eastAsia="宋体" w:cs="宋体"/>
-                <w:i w:val="0"/>
-                <w:iCs w:val="0"/>
-                <w:snapToGrid w:val="0"/>
-                <w:color w:val="000000"/>
-                <w:kern w:val="0"/>
-                <w:sz w:val="16"/>
-                <w:szCs w:val="16"/>
-                <w:u w:val="none"/>
-                <w:lang w:val="en-US" w:eastAsia="zh-CN"/>
-              </w:rPr>
-              <w:t>外聘</w:t>
-            </w:r>
-          </w:p>
-        </w:tc>
-        <w:tc>
-          <w:tcPr>
-            <w:tcW w:w="713" w:type="dxa"/>
-            <w:tcBorders>
-              <w:top w:val="single" w:color="000000" w:sz="4" w:space="0"/>
-              <w:left w:val="single" w:color="000000" w:sz="4" w:space="0"/>
-              <w:bottom w:val="single" w:color="000000" w:sz="4" w:space="0"/>
-              <w:right w:val="single" w:color="000000" w:sz="4" w:space="0"/>
-            </w:tcBorders>
-            <w:shd w:val="clear" w:color="auto" w:fill="auto"/>
-            <w:vAlign w:val="center"/>
-          </w:tcPr>
-          <w:p>
-            <w:pPr>
-              <w:keepNext w:val="0"/>
-              <w:keepLines w:val="0"/>
-              <w:pageBreakBefore w:val="0"/>
-              <w:widowControl w:val="0"/>
-              <w:suppressLineNumbers w:val="0"/>
-              <w:kinsoku w:val="0"/>
-              <w:wordWrap/>
-              <w:overflowPunct/>
-              <w:topLinePunct w:val="0"/>
-              <w:autoSpaceDE w:val="0"/>
-              <w:autoSpaceDN w:val="0"/>
-              <w:bidi w:val="0"/>
-              <w:adjustRightInd w:val="0"/>
-              <w:snapToGrid w:val="0"/>
-              <w:jc w:val="both"/>
-              <w:textAlignment w:val="center"/>
-              <w:rPr>
-                <w:rFonts w:hint="eastAsia" w:ascii="宋体" w:hAnsi="宋体" w:eastAsia="宋体" w:cs="宋体"/>
-                <w:i w:val="0"/>
-                <w:iCs w:val="0"/>
-                <w:color w:val="000000"/>
-                <w:sz w:val="16"/>
-                <w:szCs w:val="16"/>
-                <w:u w:val="none"/>
+                <w:rFonts w:hint="default" w:ascii="宋体" w:hAnsi="宋体" w:eastAsia="宋体" w:cs="宋体"/>
+                <w:i w:val="0"/>
+                <w:iCs w:val="0"/>
+                <w:snapToGrid w:val="0"/>
+                <w:color w:val="000000"/>
+                <w:kern w:val="0"/>
+                <w:sz w:val="16"/>
+                <w:szCs w:val="16"/>
+                <w:u w:val="none"/>
+                <w:lang w:val="en-US" w:eastAsia="zh-CN"/>
               </w:rPr>
             </w:pPr>
             <w:r>
@@ -12233,318 +12557,6 @@
                 <w:u w:val="none"/>
                 <w:lang w:val="en-US" w:eastAsia="zh-CN"/>
               </w:rPr>
-              <w:t>运维服务工具使用</w:t>
-            </w:r>
-          </w:p>
-        </w:tc>
-        <w:tc>
-          <w:tcPr>
-            <w:tcW w:w="1428" w:type="dxa"/>
-            <w:tcBorders>
-              <w:top w:val="single" w:color="000000" w:sz="4" w:space="0"/>
-              <w:left w:val="single" w:color="000000" w:sz="4" w:space="0"/>
-              <w:bottom w:val="single" w:color="000000" w:sz="4" w:space="0"/>
-              <w:right w:val="single" w:color="000000" w:sz="4" w:space="0"/>
-            </w:tcBorders>
-            <w:shd w:val="clear" w:color="auto" w:fill="auto"/>
-            <w:vAlign w:val="center"/>
-          </w:tcPr>
-          <w:p>
-            <w:pPr>
-              <w:keepNext w:val="0"/>
-              <w:keepLines w:val="0"/>
-              <w:pageBreakBefore w:val="0"/>
-              <w:widowControl w:val="0"/>
-              <w:suppressLineNumbers w:val="0"/>
-              <w:kinsoku w:val="0"/>
-              <w:wordWrap/>
-              <w:overflowPunct/>
-              <w:topLinePunct w:val="0"/>
-              <w:autoSpaceDE w:val="0"/>
-              <w:autoSpaceDN w:val="0"/>
-              <w:bidi w:val="0"/>
-              <w:adjustRightInd w:val="0"/>
-              <w:snapToGrid w:val="0"/>
-              <w:jc w:val="left"/>
-              <w:textAlignment w:val="center"/>
-              <w:rPr>
-                <w:rFonts w:hint="eastAsia" w:ascii="宋体" w:hAnsi="宋体" w:eastAsia="宋体" w:cs="宋体"/>
-                <w:i w:val="0"/>
-                <w:iCs w:val="0"/>
-                <w:snapToGrid w:val="0"/>
-                <w:color w:val="000000"/>
-                <w:kern w:val="0"/>
-                <w:sz w:val="16"/>
-                <w:szCs w:val="16"/>
-                <w:u w:val="none"/>
-                <w:lang w:val="en-US" w:eastAsia="zh-CN" w:bidi="ar-SA"/>
-              </w:rPr>
-            </w:pPr>
-            <w:r>
-              <w:rPr>
-                <w:rFonts w:hint="eastAsia" w:ascii="宋体" w:hAnsi="宋体" w:eastAsia="宋体" w:cs="宋体"/>
-                <w:i w:val="0"/>
-                <w:iCs w:val="0"/>
-                <w:snapToGrid w:val="0"/>
-                <w:color w:val="000000"/>
-                <w:kern w:val="0"/>
-                <w:sz w:val="16"/>
-                <w:szCs w:val="16"/>
-                <w:u w:val="none"/>
-                <w:lang w:val="en-US" w:eastAsia="zh-CN"/>
-              </w:rPr>
-              <w:t>运维部全员</w:t>
-            </w:r>
-          </w:p>
-        </w:tc>
-        <w:tc>
-          <w:tcPr>
-            <w:tcW w:w="1272" w:type="dxa"/>
-            <w:tcBorders>
-              <w:top w:val="single" w:color="000000" w:sz="4" w:space="0"/>
-              <w:left w:val="single" w:color="000000" w:sz="4" w:space="0"/>
-              <w:bottom w:val="single" w:color="000000" w:sz="4" w:space="0"/>
-              <w:right w:val="single" w:color="000000" w:sz="4" w:space="0"/>
-            </w:tcBorders>
-            <w:shd w:val="clear" w:color="auto" w:fill="auto"/>
-            <w:vAlign w:val="center"/>
-          </w:tcPr>
-          <w:p>
-            <w:pPr>
-              <w:keepNext w:val="0"/>
-              <w:keepLines w:val="0"/>
-              <w:pageBreakBefore w:val="0"/>
-              <w:widowControl w:val="0"/>
-              <w:suppressLineNumbers w:val="0"/>
-              <w:kinsoku w:val="0"/>
-              <w:wordWrap/>
-              <w:overflowPunct/>
-              <w:topLinePunct w:val="0"/>
-              <w:autoSpaceDE w:val="0"/>
-              <w:autoSpaceDN w:val="0"/>
-              <w:bidi w:val="0"/>
-              <w:adjustRightInd w:val="0"/>
-              <w:snapToGrid w:val="0"/>
-              <w:jc w:val="both"/>
-              <w:textAlignment w:val="center"/>
-              <w:rPr>
-                <w:rFonts w:hint="eastAsia" w:ascii="宋体" w:hAnsi="宋体" w:eastAsia="宋体" w:cs="宋体"/>
-                <w:i w:val="0"/>
-                <w:iCs w:val="0"/>
-                <w:snapToGrid w:val="0"/>
-                <w:color w:val="000000"/>
-                <w:kern w:val="0"/>
-                <w:sz w:val="16"/>
-                <w:szCs w:val="16"/>
-                <w:u w:val="none"/>
-                <w:lang w:val="en-US" w:eastAsia="zh-CN" w:bidi="ar-SA"/>
-              </w:rPr>
-            </w:pPr>
-            <w:r>
-              <w:rPr>
-                <w:rFonts w:hint="eastAsia" w:ascii="宋体" w:hAnsi="宋体" w:eastAsia="宋体" w:cs="宋体"/>
-                <w:i w:val="0"/>
-                <w:iCs w:val="0"/>
-                <w:snapToGrid w:val="0"/>
-                <w:color w:val="000000"/>
-                <w:kern w:val="0"/>
-                <w:sz w:val="16"/>
-                <w:szCs w:val="16"/>
-                <w:u w:val="none"/>
-                <w:lang w:val="en-US" w:eastAsia="zh-CN"/>
-              </w:rPr>
-              <w:t>胡葛鹏宇</w:t>
-            </w:r>
-          </w:p>
-        </w:tc>
-        <w:tc>
-          <w:tcPr>
-            <w:tcW w:w="713" w:type="dxa"/>
-            <w:tcBorders>
-              <w:top w:val="single" w:color="000000" w:sz="4" w:space="0"/>
-              <w:left w:val="single" w:color="000000" w:sz="4" w:space="0"/>
-              <w:bottom w:val="single" w:color="000000" w:sz="4" w:space="0"/>
-              <w:right w:val="single" w:color="000000" w:sz="4" w:space="0"/>
-            </w:tcBorders>
-            <w:shd w:val="clear" w:color="auto" w:fill="auto"/>
-            <w:vAlign w:val="center"/>
-          </w:tcPr>
-          <w:p>
-            <w:pPr>
-              <w:keepNext w:val="0"/>
-              <w:keepLines w:val="0"/>
-              <w:pageBreakBefore w:val="0"/>
-              <w:widowControl w:val="0"/>
-              <w:suppressLineNumbers w:val="0"/>
-              <w:kinsoku w:val="0"/>
-              <w:wordWrap/>
-              <w:overflowPunct/>
-              <w:topLinePunct w:val="0"/>
-              <w:autoSpaceDE w:val="0"/>
-              <w:autoSpaceDN w:val="0"/>
-              <w:bidi w:val="0"/>
-              <w:adjustRightInd w:val="0"/>
-              <w:snapToGrid w:val="0"/>
-              <w:jc w:val="both"/>
-              <w:textAlignment w:val="center"/>
-              <w:rPr>
-                <w:rFonts w:hint="default" w:ascii="宋体" w:hAnsi="宋体" w:eastAsia="宋体" w:cs="宋体"/>
-                <w:i w:val="0"/>
-                <w:iCs w:val="0"/>
-                <w:snapToGrid w:val="0"/>
-                <w:color w:val="000000"/>
-                <w:kern w:val="0"/>
-                <w:sz w:val="16"/>
-                <w:szCs w:val="16"/>
-                <w:u w:val="none"/>
-                <w:lang w:val="en-US" w:eastAsia="zh-CN"/>
-              </w:rPr>
-            </w:pPr>
-            <w:r>
-              <w:rPr>
-                <w:rFonts w:hint="eastAsia" w:ascii="宋体" w:hAnsi="宋体" w:eastAsia="宋体" w:cs="宋体"/>
-                <w:i w:val="0"/>
-                <w:iCs w:val="0"/>
-                <w:snapToGrid w:val="0"/>
-                <w:color w:val="000000"/>
-                <w:kern w:val="0"/>
-                <w:sz w:val="16"/>
-                <w:szCs w:val="16"/>
-                <w:u w:val="none"/>
-                <w:lang w:val="en-US" w:eastAsia="zh-CN"/>
-              </w:rPr>
-              <w:t>6月</w:t>
-            </w:r>
-          </w:p>
-        </w:tc>
-      </w:tr>
-      <w:tr>
-        <w:tblPrEx>
-          <w:tblBorders>
-            <w:top w:val="none" w:color="auto" w:sz="0" w:space="0"/>
-            <w:left w:val="none" w:color="auto" w:sz="0" w:space="0"/>
-            <w:bottom w:val="none" w:color="auto" w:sz="0" w:space="0"/>
-            <w:right w:val="none" w:color="auto" w:sz="0" w:space="0"/>
-            <w:insideH w:val="none" w:color="auto" w:sz="0" w:space="0"/>
-            <w:insideV w:val="none" w:color="auto" w:sz="0" w:space="0"/>
-          </w:tblBorders>
-          <w:tblCellMar>
-            <w:top w:w="0" w:type="dxa"/>
-            <w:left w:w="108" w:type="dxa"/>
-            <w:bottom w:w="0" w:type="dxa"/>
-            <w:right w:w="108" w:type="dxa"/>
-          </w:tblCellMar>
-        </w:tblPrEx>
-        <w:trPr>
-          <w:trHeight w:val="384" w:hRule="atLeast"/>
-          <w:jc w:val="center"/>
-        </w:trPr>
-        <w:tc>
-          <w:tcPr>
-            <w:tcW w:w="661" w:type="dxa"/>
-            <w:tcBorders>
-              <w:top w:val="single" w:color="000000" w:sz="4" w:space="0"/>
-              <w:left w:val="single" w:color="000000" w:sz="4" w:space="0"/>
-              <w:bottom w:val="single" w:color="000000" w:sz="4" w:space="0"/>
-              <w:right w:val="single" w:color="000000" w:sz="4" w:space="0"/>
-            </w:tcBorders>
-            <w:shd w:val="clear" w:color="auto" w:fill="auto"/>
-            <w:vAlign w:val="center"/>
-          </w:tcPr>
-          <w:p>
-            <w:pPr>
-              <w:keepNext w:val="0"/>
-              <w:keepLines w:val="0"/>
-              <w:pageBreakBefore w:val="0"/>
-              <w:widowControl w:val="0"/>
-              <w:numPr>
-                <w:ilvl w:val="0"/>
-                <w:numId w:val="2"/>
-              </w:numPr>
-              <w:suppressLineNumbers w:val="0"/>
-              <w:kinsoku w:val="0"/>
-              <w:wordWrap/>
-              <w:overflowPunct/>
-              <w:topLinePunct w:val="0"/>
-              <w:autoSpaceDE w:val="0"/>
-              <w:autoSpaceDN w:val="0"/>
-              <w:bidi w:val="0"/>
-              <w:adjustRightInd w:val="0"/>
-              <w:snapToGrid w:val="0"/>
-              <w:ind w:left="425" w:leftChars="0" w:hanging="425" w:firstLineChars="0"/>
-              <w:jc w:val="left"/>
-              <w:textAlignment w:val="center"/>
-              <w:rPr>
-                <w:rFonts w:hint="eastAsia" w:ascii="宋体" w:hAnsi="宋体" w:eastAsia="宋体" w:cs="宋体"/>
-                <w:i w:val="0"/>
-                <w:iCs w:val="0"/>
-                <w:snapToGrid w:val="0"/>
-                <w:color w:val="000000"/>
-                <w:kern w:val="0"/>
-                <w:sz w:val="16"/>
-                <w:szCs w:val="16"/>
-                <w:u w:val="none"/>
-                <w:lang w:val="en-US" w:eastAsia="zh-CN"/>
-              </w:rPr>
-            </w:pPr>
-          </w:p>
-        </w:tc>
-        <w:tc>
-          <w:tcPr>
-            <w:tcW w:w="2476" w:type="dxa"/>
-            <w:tcBorders>
-              <w:top w:val="single" w:color="000000" w:sz="4" w:space="0"/>
-              <w:left w:val="single" w:color="000000" w:sz="4" w:space="0"/>
-              <w:bottom w:val="single" w:color="000000" w:sz="4" w:space="0"/>
-              <w:right w:val="single" w:color="000000" w:sz="4" w:space="0"/>
-            </w:tcBorders>
-            <w:shd w:val="clear" w:color="auto" w:fill="auto"/>
-            <w:vAlign w:val="center"/>
-          </w:tcPr>
-          <w:p>
-            <w:pPr>
-              <w:keepNext w:val="0"/>
-              <w:keepLines w:val="0"/>
-              <w:pageBreakBefore w:val="0"/>
-              <w:widowControl w:val="0"/>
-              <w:suppressLineNumbers w:val="0"/>
-              <w:kinsoku w:val="0"/>
-              <w:wordWrap/>
-              <w:overflowPunct/>
-              <w:topLinePunct w:val="0"/>
-              <w:autoSpaceDE w:val="0"/>
-              <w:autoSpaceDN w:val="0"/>
-              <w:bidi w:val="0"/>
-              <w:adjustRightInd w:val="0"/>
-              <w:snapToGrid w:val="0"/>
-              <w:jc w:val="left"/>
-              <w:textAlignment w:val="center"/>
-              <w:rPr>
-                <w:rFonts w:hint="eastAsia" w:ascii="宋体" w:hAnsi="宋体" w:eastAsia="宋体" w:cs="宋体"/>
-                <w:i w:val="0"/>
-                <w:iCs w:val="0"/>
-                <w:snapToGrid w:val="0"/>
-                <w:color w:val="000000"/>
-                <w:kern w:val="0"/>
-                <w:sz w:val="16"/>
-                <w:szCs w:val="16"/>
-                <w:u w:val="none"/>
-                <w:lang w:val="en-US" w:eastAsia="zh-CN" w:bidi="ar-SA"/>
-              </w:rPr>
-            </w:pPr>
-            <w:r>
-              <w:rPr>
-                <w:rFonts w:hint="eastAsia" w:ascii="宋体" w:hAnsi="宋体" w:eastAsia="宋体" w:cs="宋体"/>
-                <w:i w:val="0"/>
-                <w:iCs w:val="0"/>
-                <w:snapToGrid w:val="0"/>
-                <w:color w:val="000000"/>
-                <w:kern w:val="0"/>
-                <w:sz w:val="16"/>
-                <w:szCs w:val="16"/>
-                <w:u w:val="none"/>
-                <w:lang w:val="en-US" w:eastAsia="zh-CN"/>
-              </w:rPr>
               <w:t>产品服务化规范</w:t>
             </w:r>
           </w:p>
@@ -13374,7 +13386,6 @@
             <w:insideH w:val="none" w:color="auto" w:sz="0" w:space="0"/>
             <w:insideV w:val="none" w:color="auto" w:sz="0" w:space="0"/>
           </w:tblBorders>
-          <w:shd w:val="clear" w:color="auto" w:fill="auto"/>
           <w:tblCellMar>
             <w:top w:w="0" w:type="dxa"/>
             <w:left w:w="108" w:type="dxa"/>
@@ -13705,7 +13716,6 @@
             <w:insideH w:val="none" w:color="auto" w:sz="0" w:space="0"/>
             <w:insideV w:val="none" w:color="auto" w:sz="0" w:space="0"/>
           </w:tblBorders>
-          <w:shd w:val="clear" w:color="auto" w:fill="auto"/>
           <w:tblCellMar>
             <w:top w:w="0" w:type="dxa"/>
             <w:left w:w="108" w:type="dxa"/>
@@ -14018,7 +14028,6 @@
             <w:insideH w:val="none" w:color="auto" w:sz="0" w:space="0"/>
             <w:insideV w:val="none" w:color="auto" w:sz="0" w:space="0"/>
           </w:tblBorders>
-          <w:shd w:val="clear" w:color="auto" w:fill="auto"/>
           <w:tblCellMar>
             <w:top w:w="0" w:type="dxa"/>
             <w:left w:w="108" w:type="dxa"/>
@@ -15282,7 +15291,6 @@
             <w:insideH w:val="none" w:color="auto" w:sz="0" w:space="0"/>
             <w:insideV w:val="none" w:color="auto" w:sz="0" w:space="0"/>
           </w:tblBorders>
-          <w:shd w:val="clear" w:color="auto" w:fill="auto"/>
           <w:tblCellMar>
             <w:top w:w="0" w:type="dxa"/>
             <w:left w:w="108" w:type="dxa"/>
@@ -15894,6 +15902,8 @@
               </w:rPr>
               <w:t>9月</w:t>
             </w:r>
+            <w:bookmarkStart w:id="13" w:name="_GoBack"/>
+            <w:bookmarkEnd w:id="13"/>
           </w:p>
         </w:tc>
       </w:tr>
@@ -17168,6 +17178,7 @@
             <w:insideH w:val="none" w:color="auto" w:sz="0" w:space="0"/>
             <w:insideV w:val="none" w:color="auto" w:sz="0" w:space="0"/>
           </w:tblBorders>
+          <w:shd w:val="clear" w:color="auto" w:fill="auto"/>
           <w:tblCellMar>
             <w:top w:w="0" w:type="dxa"/>
             <w:left w:w="108" w:type="dxa"/>
@@ -17804,7 +17815,7 @@
           <w:lang w:val="en-US" w:eastAsia="zh-CN"/>
         </w:rPr>
       </w:pPr>
-      <w:bookmarkStart w:id="8" w:name="_Toc16055"/>
+      <w:bookmarkStart w:id="8" w:name="_Toc17724"/>
       <w:r>
         <w:rPr>
           <w:rFonts w:hint="eastAsia"/>
@@ -18745,7 +18756,7 @@
           <w:lang w:val="en-US" w:eastAsia="zh-CN"/>
         </w:rPr>
       </w:pPr>
-      <w:bookmarkStart w:id="9" w:name="_Toc8619"/>
+      <w:bookmarkStart w:id="9" w:name="_Toc32077"/>
       <w:r>
         <w:rPr>
           <w:rFonts w:hint="eastAsia"/>
@@ -18854,7 +18865,7 @@
           <w:sz w:val="24"/>
           <w:szCs w:val="24"/>
         </w:rPr>
-        <w:t>4，遇节假日提前完成。</w:t>
+        <w:t>，遇节假日提前完成。</w:t>
       </w:r>
     </w:p>
     <w:tbl>
@@ -19767,11 +19778,11 @@
           <w:lang w:val="en-US" w:eastAsia="zh-CN"/>
         </w:rPr>
       </w:pPr>
-      <w:bookmarkStart w:id="10" w:name="bookmark15"/>
+      <w:bookmarkStart w:id="10" w:name="bookmark16"/>
       <w:bookmarkEnd w:id="10"/>
-      <w:bookmarkStart w:id="11" w:name="bookmark16"/>
+      <w:bookmarkStart w:id="11" w:name="bookmark15"/>
       <w:bookmarkEnd w:id="11"/>
-      <w:bookmarkStart w:id="12" w:name="_Toc8568"/>
+      <w:bookmarkStart w:id="12" w:name="_Toc21706"/>
       <w:r>
         <w:rPr>
           <w:rFonts w:hint="eastAsia"/>

--- a/5.人员管理/2.运行记录类文件/050202-2025年运维相关人员管理计划.docx
+++ b/5.人员管理/2.运行记录类文件/050202-2025年运维相关人员管理计划.docx
@@ -6157,6 +6157,12 @@
             <w:insideV w:val="none" w:color="auto" w:sz="0" w:space="0"/>
           </w:tblBorders>
           <w:shd w:val="clear" w:color="auto" w:fill="auto"/>
+          <w:tblCellMar>
+            <w:top w:w="0" w:type="dxa"/>
+            <w:left w:w="108" w:type="dxa"/>
+            <w:bottom w:w="0" w:type="dxa"/>
+            <w:right w:w="108" w:type="dxa"/>
+          </w:tblCellMar>
         </w:tblPrEx>
         <w:trPr>
           <w:trHeight w:val="248" w:hRule="atLeast"/>
@@ -6231,6 +6237,7 @@
             <w:insideH w:val="none" w:color="auto" w:sz="0" w:space="0"/>
             <w:insideV w:val="none" w:color="auto" w:sz="0" w:space="0"/>
           </w:tblBorders>
+          <w:shd w:val="clear" w:color="auto" w:fill="auto"/>
           <w:tblCellMar>
             <w:top w:w="0" w:type="dxa"/>
             <w:left w:w="108" w:type="dxa"/>
@@ -6534,6 +6541,7 @@
             <w:insideH w:val="none" w:color="auto" w:sz="0" w:space="0"/>
             <w:insideV w:val="none" w:color="auto" w:sz="0" w:space="0"/>
           </w:tblBorders>
+          <w:shd w:val="clear" w:color="auto" w:fill="auto"/>
           <w:tblCellMar>
             <w:top w:w="0" w:type="dxa"/>
             <w:left w:w="108" w:type="dxa"/>
@@ -6843,6 +6851,7 @@
             <w:insideH w:val="none" w:color="auto" w:sz="0" w:space="0"/>
             <w:insideV w:val="none" w:color="auto" w:sz="0" w:space="0"/>
           </w:tblBorders>
+          <w:shd w:val="clear" w:color="auto" w:fill="auto"/>
           <w:tblCellMar>
             <w:top w:w="0" w:type="dxa"/>
             <w:left w:w="108" w:type="dxa"/>
@@ -7144,6 +7153,7 @@
             <w:insideH w:val="none" w:color="auto" w:sz="0" w:space="0"/>
             <w:insideV w:val="none" w:color="auto" w:sz="0" w:space="0"/>
           </w:tblBorders>
+          <w:shd w:val="clear" w:color="auto" w:fill="auto"/>
           <w:tblCellMar>
             <w:top w:w="0" w:type="dxa"/>
             <w:left w:w="108" w:type="dxa"/>
@@ -7445,6 +7455,7 @@
             <w:insideH w:val="none" w:color="auto" w:sz="0" w:space="0"/>
             <w:insideV w:val="none" w:color="auto" w:sz="0" w:space="0"/>
           </w:tblBorders>
+          <w:shd w:val="clear" w:color="auto" w:fill="auto"/>
           <w:tblCellMar>
             <w:top w:w="0" w:type="dxa"/>
             <w:left w:w="108" w:type="dxa"/>
@@ -7745,6 +7756,7 @@
             <w:insideH w:val="none" w:color="auto" w:sz="0" w:space="0"/>
             <w:insideV w:val="none" w:color="auto" w:sz="0" w:space="0"/>
           </w:tblBorders>
+          <w:shd w:val="clear" w:color="auto" w:fill="auto"/>
           <w:tblCellMar>
             <w:top w:w="0" w:type="dxa"/>
             <w:left w:w="108" w:type="dxa"/>
@@ -8060,6 +8072,7 @@
             <w:insideH w:val="none" w:color="auto" w:sz="0" w:space="0"/>
             <w:insideV w:val="none" w:color="auto" w:sz="0" w:space="0"/>
           </w:tblBorders>
+          <w:shd w:val="clear" w:color="auto" w:fill="auto"/>
           <w:tblCellMar>
             <w:top w:w="0" w:type="dxa"/>
             <w:left w:w="108" w:type="dxa"/>
@@ -8363,6 +8376,7 @@
             <w:insideH w:val="none" w:color="auto" w:sz="0" w:space="0"/>
             <w:insideV w:val="none" w:color="auto" w:sz="0" w:space="0"/>
           </w:tblBorders>
+          <w:shd w:val="clear" w:color="auto" w:fill="auto"/>
           <w:tblCellMar>
             <w:top w:w="0" w:type="dxa"/>
             <w:left w:w="108" w:type="dxa"/>
@@ -8696,6 +8710,7 @@
             <w:insideH w:val="none" w:color="auto" w:sz="0" w:space="0"/>
             <w:insideV w:val="none" w:color="auto" w:sz="0" w:space="0"/>
           </w:tblBorders>
+          <w:shd w:val="clear" w:color="auto" w:fill="auto"/>
           <w:tblCellMar>
             <w:top w:w="0" w:type="dxa"/>
             <w:left w:w="108" w:type="dxa"/>
@@ -8996,6 +9011,7 @@
             <w:insideH w:val="none" w:color="auto" w:sz="0" w:space="0"/>
             <w:insideV w:val="none" w:color="auto" w:sz="0" w:space="0"/>
           </w:tblBorders>
+          <w:shd w:val="clear" w:color="auto" w:fill="auto"/>
           <w:tblCellMar>
             <w:top w:w="0" w:type="dxa"/>
             <w:left w:w="108" w:type="dxa"/>
@@ -9305,6 +9321,7 @@
             <w:insideH w:val="none" w:color="auto" w:sz="0" w:space="0"/>
             <w:insideV w:val="none" w:color="auto" w:sz="0" w:space="0"/>
           </w:tblBorders>
+          <w:shd w:val="clear" w:color="auto" w:fill="auto"/>
           <w:tblCellMar>
             <w:top w:w="0" w:type="dxa"/>
             <w:left w:w="108" w:type="dxa"/>
@@ -9635,6 +9652,7 @@
             <w:insideH w:val="none" w:color="auto" w:sz="0" w:space="0"/>
             <w:insideV w:val="none" w:color="auto" w:sz="0" w:space="0"/>
           </w:tblBorders>
+          <w:shd w:val="clear" w:color="auto" w:fill="auto"/>
           <w:tblCellMar>
             <w:top w:w="0" w:type="dxa"/>
             <w:left w:w="108" w:type="dxa"/>
@@ -9947,6 +9965,7 @@
             <w:insideH w:val="none" w:color="auto" w:sz="0" w:space="0"/>
             <w:insideV w:val="none" w:color="auto" w:sz="0" w:space="0"/>
           </w:tblBorders>
+          <w:shd w:val="clear" w:color="auto" w:fill="auto"/>
           <w:tblCellMar>
             <w:top w:w="0" w:type="dxa"/>
             <w:left w:w="108" w:type="dxa"/>
@@ -10268,6 +10287,7 @@
             <w:insideH w:val="none" w:color="auto" w:sz="0" w:space="0"/>
             <w:insideV w:val="none" w:color="auto" w:sz="0" w:space="0"/>
           </w:tblBorders>
+          <w:shd w:val="clear" w:color="auto" w:fill="auto"/>
           <w:tblCellMar>
             <w:top w:w="0" w:type="dxa"/>
             <w:left w:w="108" w:type="dxa"/>
@@ -10589,6 +10609,7 @@
             <w:insideH w:val="none" w:color="auto" w:sz="0" w:space="0"/>
             <w:insideV w:val="none" w:color="auto" w:sz="0" w:space="0"/>
           </w:tblBorders>
+          <w:shd w:val="clear" w:color="auto" w:fill="auto"/>
           <w:tblCellMar>
             <w:top w:w="0" w:type="dxa"/>
             <w:left w:w="108" w:type="dxa"/>
@@ -10879,930 +10900,6 @@
                 <w:lang w:val="en-US" w:eastAsia="zh-CN"/>
               </w:rPr>
               <w:t>5月</w:t>
-            </w:r>
-          </w:p>
-        </w:tc>
-      </w:tr>
-      <w:tr>
-        <w:tblPrEx>
-          <w:tblBorders>
-            <w:top w:val="none" w:color="auto" w:sz="0" w:space="0"/>
-            <w:left w:val="none" w:color="auto" w:sz="0" w:space="0"/>
-            <w:bottom w:val="none" w:color="auto" w:sz="0" w:space="0"/>
-            <w:right w:val="none" w:color="auto" w:sz="0" w:space="0"/>
-            <w:insideH w:val="none" w:color="auto" w:sz="0" w:space="0"/>
-            <w:insideV w:val="none" w:color="auto" w:sz="0" w:space="0"/>
-          </w:tblBorders>
-          <w:tblCellMar>
-            <w:top w:w="0" w:type="dxa"/>
-            <w:left w:w="108" w:type="dxa"/>
-            <w:bottom w:w="0" w:type="dxa"/>
-            <w:right w:w="108" w:type="dxa"/>
-          </w:tblCellMar>
-        </w:tblPrEx>
-        <w:trPr>
-          <w:trHeight w:val="384" w:hRule="atLeast"/>
-          <w:jc w:val="center"/>
-        </w:trPr>
-        <w:tc>
-          <w:tcPr>
-            <w:tcW w:w="661" w:type="dxa"/>
-            <w:tcBorders>
-              <w:top w:val="single" w:color="000000" w:sz="4" w:space="0"/>
-              <w:left w:val="single" w:color="000000" w:sz="4" w:space="0"/>
-              <w:bottom w:val="single" w:color="000000" w:sz="4" w:space="0"/>
-              <w:right w:val="single" w:color="000000" w:sz="4" w:space="0"/>
-            </w:tcBorders>
-            <w:shd w:val="clear" w:color="auto" w:fill="auto"/>
-            <w:vAlign w:val="center"/>
-          </w:tcPr>
-          <w:p>
-            <w:pPr>
-              <w:keepNext w:val="0"/>
-              <w:keepLines w:val="0"/>
-              <w:pageBreakBefore w:val="0"/>
-              <w:widowControl w:val="0"/>
-              <w:numPr>
-                <w:ilvl w:val="0"/>
-                <w:numId w:val="2"/>
-              </w:numPr>
-              <w:suppressLineNumbers w:val="0"/>
-              <w:kinsoku w:val="0"/>
-              <w:wordWrap/>
-              <w:overflowPunct/>
-              <w:topLinePunct w:val="0"/>
-              <w:autoSpaceDE w:val="0"/>
-              <w:autoSpaceDN w:val="0"/>
-              <w:bidi w:val="0"/>
-              <w:adjustRightInd w:val="0"/>
-              <w:snapToGrid w:val="0"/>
-              <w:ind w:left="425" w:leftChars="0" w:hanging="425" w:firstLineChars="0"/>
-              <w:jc w:val="left"/>
-              <w:textAlignment w:val="center"/>
-              <w:rPr>
-                <w:rFonts w:hint="eastAsia" w:ascii="宋体" w:hAnsi="宋体" w:eastAsia="宋体" w:cs="宋体"/>
-                <w:i w:val="0"/>
-                <w:iCs w:val="0"/>
-                <w:snapToGrid w:val="0"/>
-                <w:color w:val="000000"/>
-                <w:kern w:val="0"/>
-                <w:sz w:val="16"/>
-                <w:szCs w:val="16"/>
-                <w:u w:val="none"/>
-                <w:lang w:val="en-US" w:eastAsia="zh-CN"/>
-              </w:rPr>
-            </w:pPr>
-          </w:p>
-        </w:tc>
-        <w:tc>
-          <w:tcPr>
-            <w:tcW w:w="2476" w:type="dxa"/>
-            <w:tcBorders>
-              <w:top w:val="single" w:color="000000" w:sz="4" w:space="0"/>
-              <w:left w:val="single" w:color="000000" w:sz="4" w:space="0"/>
-              <w:bottom w:val="single" w:color="000000" w:sz="4" w:space="0"/>
-              <w:right w:val="single" w:color="000000" w:sz="4" w:space="0"/>
-            </w:tcBorders>
-            <w:shd w:val="clear" w:color="auto" w:fill="auto"/>
-            <w:vAlign w:val="center"/>
-          </w:tcPr>
-          <w:p>
-            <w:pPr>
-              <w:keepNext w:val="0"/>
-              <w:keepLines w:val="0"/>
-              <w:pageBreakBefore w:val="0"/>
-              <w:widowControl w:val="0"/>
-              <w:suppressLineNumbers w:val="0"/>
-              <w:kinsoku w:val="0"/>
-              <w:wordWrap/>
-              <w:overflowPunct/>
-              <w:topLinePunct w:val="0"/>
-              <w:autoSpaceDE w:val="0"/>
-              <w:autoSpaceDN w:val="0"/>
-              <w:bidi w:val="0"/>
-              <w:adjustRightInd w:val="0"/>
-              <w:snapToGrid w:val="0"/>
-              <w:jc w:val="left"/>
-              <w:textAlignment w:val="center"/>
-              <w:rPr>
-                <w:rFonts w:hint="eastAsia" w:ascii="宋体" w:hAnsi="宋体" w:eastAsia="宋体" w:cs="宋体"/>
-                <w:i w:val="0"/>
-                <w:iCs w:val="0"/>
-                <w:snapToGrid w:val="0"/>
-                <w:color w:val="000000"/>
-                <w:kern w:val="0"/>
-                <w:sz w:val="16"/>
-                <w:szCs w:val="16"/>
-                <w:u w:val="none"/>
-                <w:lang w:val="en-US" w:eastAsia="zh-CN" w:bidi="ar-SA"/>
-              </w:rPr>
-            </w:pPr>
-            <w:r>
-              <w:rPr>
-                <w:rFonts w:hint="eastAsia" w:ascii="宋体" w:hAnsi="宋体" w:eastAsia="宋体" w:cs="宋体"/>
-                <w:i w:val="0"/>
-                <w:iCs w:val="0"/>
-                <w:snapToGrid w:val="0"/>
-                <w:color w:val="000000"/>
-                <w:kern w:val="0"/>
-                <w:sz w:val="16"/>
-                <w:szCs w:val="16"/>
-                <w:u w:val="none"/>
-                <w:lang w:val="en-US" w:eastAsia="zh-CN"/>
-              </w:rPr>
-              <w:t>入职培训（包括制度与企业文化</w:t>
-            </w:r>
-          </w:p>
-        </w:tc>
-        <w:tc>
-          <w:tcPr>
-            <w:tcW w:w="1428" w:type="dxa"/>
-            <w:tcBorders>
-              <w:top w:val="single" w:color="000000" w:sz="4" w:space="0"/>
-              <w:left w:val="single" w:color="000000" w:sz="4" w:space="0"/>
-              <w:bottom w:val="single" w:color="000000" w:sz="4" w:space="0"/>
-              <w:right w:val="single" w:color="000000" w:sz="4" w:space="0"/>
-            </w:tcBorders>
-            <w:shd w:val="clear" w:color="auto" w:fill="auto"/>
-            <w:vAlign w:val="center"/>
-          </w:tcPr>
-          <w:p>
-            <w:pPr>
-              <w:keepNext w:val="0"/>
-              <w:keepLines w:val="0"/>
-              <w:pageBreakBefore w:val="0"/>
-              <w:widowControl w:val="0"/>
-              <w:suppressLineNumbers w:val="0"/>
-              <w:kinsoku w:val="0"/>
-              <w:wordWrap/>
-              <w:overflowPunct/>
-              <w:topLinePunct w:val="0"/>
-              <w:autoSpaceDE w:val="0"/>
-              <w:autoSpaceDN w:val="0"/>
-              <w:bidi w:val="0"/>
-              <w:adjustRightInd w:val="0"/>
-              <w:snapToGrid w:val="0"/>
-              <w:jc w:val="left"/>
-              <w:textAlignment w:val="center"/>
-              <w:rPr>
-                <w:rFonts w:hint="eastAsia" w:ascii="宋体" w:hAnsi="宋体" w:eastAsia="宋体" w:cs="宋体"/>
-                <w:i w:val="0"/>
-                <w:iCs w:val="0"/>
-                <w:snapToGrid w:val="0"/>
-                <w:color w:val="000000"/>
-                <w:kern w:val="0"/>
-                <w:sz w:val="16"/>
-                <w:szCs w:val="16"/>
-                <w:u w:val="none"/>
-                <w:lang w:val="en-US" w:eastAsia="zh-CN" w:bidi="ar-SA"/>
-              </w:rPr>
-            </w:pPr>
-            <w:r>
-              <w:rPr>
-                <w:rFonts w:hint="eastAsia" w:ascii="宋体" w:hAnsi="宋体" w:eastAsia="宋体" w:cs="宋体"/>
-                <w:i w:val="0"/>
-                <w:iCs w:val="0"/>
-                <w:snapToGrid w:val="0"/>
-                <w:color w:val="000000"/>
-                <w:kern w:val="0"/>
-                <w:sz w:val="16"/>
-                <w:szCs w:val="16"/>
-                <w:u w:val="none"/>
-                <w:lang w:val="en-US" w:eastAsia="zh-CN"/>
-              </w:rPr>
-              <w:t>公司全员</w:t>
-            </w:r>
-          </w:p>
-        </w:tc>
-        <w:tc>
-          <w:tcPr>
-            <w:tcW w:w="1272" w:type="dxa"/>
-            <w:tcBorders>
-              <w:top w:val="single" w:color="000000" w:sz="4" w:space="0"/>
-              <w:left w:val="single" w:color="000000" w:sz="4" w:space="0"/>
-              <w:bottom w:val="single" w:color="000000" w:sz="4" w:space="0"/>
-              <w:right w:val="single" w:color="000000" w:sz="4" w:space="0"/>
-            </w:tcBorders>
-            <w:shd w:val="clear" w:color="auto" w:fill="auto"/>
-            <w:vAlign w:val="center"/>
-          </w:tcPr>
-          <w:p>
-            <w:pPr>
-              <w:keepNext w:val="0"/>
-              <w:keepLines w:val="0"/>
-              <w:pageBreakBefore w:val="0"/>
-              <w:widowControl w:val="0"/>
-              <w:suppressLineNumbers w:val="0"/>
-              <w:kinsoku w:val="0"/>
-              <w:wordWrap/>
-              <w:overflowPunct/>
-              <w:topLinePunct w:val="0"/>
-              <w:autoSpaceDE w:val="0"/>
-              <w:autoSpaceDN w:val="0"/>
-              <w:bidi w:val="0"/>
-              <w:adjustRightInd w:val="0"/>
-              <w:snapToGrid w:val="0"/>
-              <w:jc w:val="both"/>
-              <w:textAlignment w:val="center"/>
-              <w:rPr>
-                <w:rFonts w:hint="eastAsia" w:ascii="宋体" w:hAnsi="宋体" w:eastAsia="宋体" w:cs="宋体"/>
-                <w:i w:val="0"/>
-                <w:iCs w:val="0"/>
-                <w:snapToGrid w:val="0"/>
-                <w:color w:val="000000"/>
-                <w:kern w:val="0"/>
-                <w:sz w:val="16"/>
-                <w:szCs w:val="16"/>
-                <w:u w:val="none"/>
-                <w:lang w:val="en-US" w:eastAsia="zh-CN" w:bidi="ar-SA"/>
-              </w:rPr>
-            </w:pPr>
-            <w:r>
-              <w:rPr>
-                <w:rFonts w:hint="eastAsia" w:ascii="宋体" w:hAnsi="宋体" w:eastAsia="宋体" w:cs="宋体"/>
-                <w:i w:val="0"/>
-                <w:iCs w:val="0"/>
-                <w:snapToGrid w:val="0"/>
-                <w:color w:val="000000"/>
-                <w:kern w:val="0"/>
-                <w:sz w:val="16"/>
-                <w:szCs w:val="16"/>
-                <w:u w:val="none"/>
-                <w:lang w:val="en-US" w:eastAsia="zh-CN"/>
-              </w:rPr>
-              <w:t>各模块</w:t>
-            </w:r>
-          </w:p>
-        </w:tc>
-        <w:tc>
-          <w:tcPr>
-            <w:tcW w:w="713" w:type="dxa"/>
-            <w:tcBorders>
-              <w:top w:val="single" w:color="000000" w:sz="4" w:space="0"/>
-              <w:left w:val="single" w:color="000000" w:sz="4" w:space="0"/>
-              <w:bottom w:val="single" w:color="000000" w:sz="4" w:space="0"/>
-              <w:right w:val="single" w:color="000000" w:sz="4" w:space="0"/>
-            </w:tcBorders>
-            <w:shd w:val="clear" w:color="auto" w:fill="auto"/>
-            <w:vAlign w:val="center"/>
-          </w:tcPr>
-          <w:p>
-            <w:pPr>
-              <w:keepNext w:val="0"/>
-              <w:keepLines w:val="0"/>
-              <w:pageBreakBefore w:val="0"/>
-              <w:widowControl w:val="0"/>
-              <w:suppressLineNumbers w:val="0"/>
-              <w:kinsoku w:val="0"/>
-              <w:wordWrap/>
-              <w:overflowPunct/>
-              <w:topLinePunct w:val="0"/>
-              <w:autoSpaceDE w:val="0"/>
-              <w:autoSpaceDN w:val="0"/>
-              <w:bidi w:val="0"/>
-              <w:adjustRightInd w:val="0"/>
-              <w:snapToGrid w:val="0"/>
-              <w:jc w:val="both"/>
-              <w:textAlignment w:val="center"/>
-              <w:rPr>
-                <w:rFonts w:hint="default" w:ascii="宋体" w:hAnsi="宋体" w:eastAsia="宋体" w:cs="宋体"/>
-                <w:i w:val="0"/>
-                <w:iCs w:val="0"/>
-                <w:snapToGrid w:val="0"/>
-                <w:color w:val="000000"/>
-                <w:kern w:val="0"/>
-                <w:sz w:val="16"/>
-                <w:szCs w:val="16"/>
-                <w:u w:val="none"/>
-                <w:lang w:val="en-US" w:eastAsia="zh-CN"/>
-              </w:rPr>
-            </w:pPr>
-            <w:r>
-              <w:rPr>
-                <w:rFonts w:hint="eastAsia" w:ascii="宋体" w:hAnsi="宋体" w:eastAsia="宋体" w:cs="宋体"/>
-                <w:i w:val="0"/>
-                <w:iCs w:val="0"/>
-                <w:snapToGrid w:val="0"/>
-                <w:color w:val="000000"/>
-                <w:kern w:val="0"/>
-                <w:sz w:val="16"/>
-                <w:szCs w:val="16"/>
-                <w:u w:val="none"/>
-                <w:lang w:val="en-US" w:eastAsia="zh-CN"/>
-              </w:rPr>
-              <w:t>6月</w:t>
-            </w:r>
-          </w:p>
-        </w:tc>
-      </w:tr>
-      <w:tr>
-        <w:tblPrEx>
-          <w:tblBorders>
-            <w:top w:val="none" w:color="auto" w:sz="0" w:space="0"/>
-            <w:left w:val="none" w:color="auto" w:sz="0" w:space="0"/>
-            <w:bottom w:val="none" w:color="auto" w:sz="0" w:space="0"/>
-            <w:right w:val="none" w:color="auto" w:sz="0" w:space="0"/>
-            <w:insideH w:val="none" w:color="auto" w:sz="0" w:space="0"/>
-            <w:insideV w:val="none" w:color="auto" w:sz="0" w:space="0"/>
-          </w:tblBorders>
-          <w:tblCellMar>
-            <w:top w:w="0" w:type="dxa"/>
-            <w:left w:w="108" w:type="dxa"/>
-            <w:bottom w:w="0" w:type="dxa"/>
-            <w:right w:w="108" w:type="dxa"/>
-          </w:tblCellMar>
-        </w:tblPrEx>
-        <w:trPr>
-          <w:trHeight w:val="350" w:hRule="atLeast"/>
-          <w:jc w:val="center"/>
-        </w:trPr>
-        <w:tc>
-          <w:tcPr>
-            <w:tcW w:w="661" w:type="dxa"/>
-            <w:tcBorders>
-              <w:top w:val="single" w:color="000000" w:sz="4" w:space="0"/>
-              <w:left w:val="single" w:color="000000" w:sz="4" w:space="0"/>
-              <w:bottom w:val="single" w:color="000000" w:sz="4" w:space="0"/>
-              <w:right w:val="single" w:color="000000" w:sz="4" w:space="0"/>
-            </w:tcBorders>
-            <w:shd w:val="clear" w:color="auto" w:fill="auto"/>
-            <w:vAlign w:val="center"/>
-          </w:tcPr>
-          <w:p>
-            <w:pPr>
-              <w:keepNext w:val="0"/>
-              <w:keepLines w:val="0"/>
-              <w:pageBreakBefore w:val="0"/>
-              <w:widowControl w:val="0"/>
-              <w:numPr>
-                <w:ilvl w:val="0"/>
-                <w:numId w:val="2"/>
-              </w:numPr>
-              <w:suppressLineNumbers w:val="0"/>
-              <w:kinsoku w:val="0"/>
-              <w:wordWrap/>
-              <w:overflowPunct/>
-              <w:topLinePunct w:val="0"/>
-              <w:autoSpaceDE w:val="0"/>
-              <w:autoSpaceDN w:val="0"/>
-              <w:bidi w:val="0"/>
-              <w:adjustRightInd w:val="0"/>
-              <w:snapToGrid w:val="0"/>
-              <w:ind w:left="425" w:leftChars="0" w:hanging="425" w:firstLineChars="0"/>
-              <w:jc w:val="left"/>
-              <w:textAlignment w:val="center"/>
-              <w:rPr>
-                <w:rFonts w:hint="eastAsia" w:ascii="宋体" w:hAnsi="宋体" w:eastAsia="宋体" w:cs="宋体"/>
-                <w:i w:val="0"/>
-                <w:iCs w:val="0"/>
-                <w:snapToGrid w:val="0"/>
-                <w:color w:val="000000"/>
-                <w:kern w:val="0"/>
-                <w:sz w:val="16"/>
-                <w:szCs w:val="16"/>
-                <w:u w:val="none"/>
-                <w:lang w:val="en-US" w:eastAsia="zh-CN"/>
-              </w:rPr>
-            </w:pPr>
-          </w:p>
-        </w:tc>
-        <w:tc>
-          <w:tcPr>
-            <w:tcW w:w="2476" w:type="dxa"/>
-            <w:tcBorders>
-              <w:top w:val="single" w:color="000000" w:sz="4" w:space="0"/>
-              <w:left w:val="single" w:color="000000" w:sz="4" w:space="0"/>
-              <w:bottom w:val="single" w:color="000000" w:sz="4" w:space="0"/>
-              <w:right w:val="single" w:color="000000" w:sz="4" w:space="0"/>
-            </w:tcBorders>
-            <w:shd w:val="clear" w:color="auto" w:fill="auto"/>
-            <w:vAlign w:val="center"/>
-          </w:tcPr>
-          <w:p>
-            <w:pPr>
-              <w:keepNext w:val="0"/>
-              <w:keepLines w:val="0"/>
-              <w:pageBreakBefore w:val="0"/>
-              <w:widowControl w:val="0"/>
-              <w:suppressLineNumbers w:val="0"/>
-              <w:kinsoku w:val="0"/>
-              <w:wordWrap/>
-              <w:overflowPunct/>
-              <w:topLinePunct w:val="0"/>
-              <w:autoSpaceDE w:val="0"/>
-              <w:autoSpaceDN w:val="0"/>
-              <w:bidi w:val="0"/>
-              <w:adjustRightInd w:val="0"/>
-              <w:snapToGrid w:val="0"/>
-              <w:jc w:val="left"/>
-              <w:textAlignment w:val="center"/>
-              <w:rPr>
-                <w:rFonts w:hint="eastAsia" w:ascii="宋体" w:hAnsi="宋体" w:eastAsia="宋体" w:cs="宋体"/>
-                <w:i w:val="0"/>
-                <w:iCs w:val="0"/>
-                <w:snapToGrid w:val="0"/>
-                <w:color w:val="000000"/>
-                <w:kern w:val="0"/>
-                <w:sz w:val="16"/>
-                <w:szCs w:val="16"/>
-                <w:u w:val="none"/>
-                <w:lang w:val="en-US" w:eastAsia="zh-CN" w:bidi="ar-SA"/>
-              </w:rPr>
-            </w:pPr>
-            <w:r>
-              <w:rPr>
-                <w:rFonts w:hint="eastAsia" w:ascii="宋体" w:hAnsi="宋体" w:eastAsia="宋体" w:cs="宋体"/>
-                <w:i w:val="0"/>
-                <w:iCs w:val="0"/>
-                <w:snapToGrid w:val="0"/>
-                <w:color w:val="000000"/>
-                <w:kern w:val="0"/>
-                <w:sz w:val="16"/>
-                <w:szCs w:val="16"/>
-                <w:u w:val="none"/>
-                <w:lang w:val="en-US" w:eastAsia="zh-CN"/>
-              </w:rPr>
-              <w:t>公司产品培训</w:t>
-            </w:r>
-          </w:p>
-        </w:tc>
-        <w:tc>
-          <w:tcPr>
-            <w:tcW w:w="1428" w:type="dxa"/>
-            <w:tcBorders>
-              <w:top w:val="single" w:color="000000" w:sz="4" w:space="0"/>
-              <w:left w:val="single" w:color="000000" w:sz="4" w:space="0"/>
-              <w:bottom w:val="single" w:color="000000" w:sz="4" w:space="0"/>
-              <w:right w:val="single" w:color="000000" w:sz="4" w:space="0"/>
-            </w:tcBorders>
-            <w:shd w:val="clear" w:color="auto" w:fill="auto"/>
-            <w:vAlign w:val="center"/>
-          </w:tcPr>
-          <w:p>
-            <w:pPr>
-              <w:keepNext w:val="0"/>
-              <w:keepLines w:val="0"/>
-              <w:pageBreakBefore w:val="0"/>
-              <w:widowControl w:val="0"/>
-              <w:suppressLineNumbers w:val="0"/>
-              <w:kinsoku w:val="0"/>
-              <w:wordWrap/>
-              <w:overflowPunct/>
-              <w:topLinePunct w:val="0"/>
-              <w:autoSpaceDE w:val="0"/>
-              <w:autoSpaceDN w:val="0"/>
-              <w:bidi w:val="0"/>
-              <w:adjustRightInd w:val="0"/>
-              <w:snapToGrid w:val="0"/>
-              <w:jc w:val="left"/>
-              <w:textAlignment w:val="center"/>
-              <w:rPr>
-                <w:rFonts w:hint="eastAsia" w:ascii="宋体" w:hAnsi="宋体" w:eastAsia="宋体" w:cs="宋体"/>
-                <w:i w:val="0"/>
-                <w:iCs w:val="0"/>
-                <w:snapToGrid w:val="0"/>
-                <w:color w:val="000000"/>
-                <w:kern w:val="0"/>
-                <w:sz w:val="16"/>
-                <w:szCs w:val="16"/>
-                <w:u w:val="none"/>
-                <w:lang w:val="en-US" w:eastAsia="zh-CN" w:bidi="ar-SA"/>
-              </w:rPr>
-            </w:pPr>
-            <w:r>
-              <w:rPr>
-                <w:rFonts w:hint="eastAsia" w:ascii="宋体" w:hAnsi="宋体" w:eastAsia="宋体" w:cs="宋体"/>
-                <w:i w:val="0"/>
-                <w:iCs w:val="0"/>
-                <w:snapToGrid w:val="0"/>
-                <w:color w:val="000000"/>
-                <w:kern w:val="0"/>
-                <w:sz w:val="16"/>
-                <w:szCs w:val="16"/>
-                <w:u w:val="none"/>
-                <w:lang w:val="en-US" w:eastAsia="zh-CN"/>
-              </w:rPr>
-              <w:t>公司全员</w:t>
-            </w:r>
-          </w:p>
-        </w:tc>
-        <w:tc>
-          <w:tcPr>
-            <w:tcW w:w="1272" w:type="dxa"/>
-            <w:tcBorders>
-              <w:top w:val="single" w:color="000000" w:sz="4" w:space="0"/>
-              <w:left w:val="single" w:color="000000" w:sz="4" w:space="0"/>
-              <w:bottom w:val="single" w:color="000000" w:sz="4" w:space="0"/>
-              <w:right w:val="single" w:color="000000" w:sz="4" w:space="0"/>
-            </w:tcBorders>
-            <w:shd w:val="clear" w:color="auto" w:fill="auto"/>
-            <w:vAlign w:val="center"/>
-          </w:tcPr>
-          <w:p>
-            <w:pPr>
-              <w:keepNext w:val="0"/>
-              <w:keepLines w:val="0"/>
-              <w:pageBreakBefore w:val="0"/>
-              <w:widowControl w:val="0"/>
-              <w:suppressLineNumbers w:val="0"/>
-              <w:kinsoku w:val="0"/>
-              <w:wordWrap/>
-              <w:overflowPunct/>
-              <w:topLinePunct w:val="0"/>
-              <w:autoSpaceDE w:val="0"/>
-              <w:autoSpaceDN w:val="0"/>
-              <w:bidi w:val="0"/>
-              <w:adjustRightInd w:val="0"/>
-              <w:snapToGrid w:val="0"/>
-              <w:jc w:val="both"/>
-              <w:textAlignment w:val="center"/>
-              <w:rPr>
-                <w:rFonts w:hint="eastAsia" w:ascii="宋体" w:hAnsi="宋体" w:eastAsia="宋体" w:cs="宋体"/>
-                <w:i w:val="0"/>
-                <w:iCs w:val="0"/>
-                <w:snapToGrid w:val="0"/>
-                <w:color w:val="000000"/>
-                <w:kern w:val="0"/>
-                <w:sz w:val="16"/>
-                <w:szCs w:val="16"/>
-                <w:u w:val="none"/>
-                <w:lang w:val="en-US" w:eastAsia="zh-CN" w:bidi="ar-SA"/>
-              </w:rPr>
-            </w:pPr>
-            <w:r>
-              <w:rPr>
-                <w:rFonts w:hint="eastAsia" w:ascii="宋体" w:hAnsi="宋体" w:eastAsia="宋体" w:cs="宋体"/>
-                <w:i w:val="0"/>
-                <w:iCs w:val="0"/>
-                <w:snapToGrid w:val="0"/>
-                <w:color w:val="000000"/>
-                <w:kern w:val="0"/>
-                <w:sz w:val="16"/>
-                <w:szCs w:val="16"/>
-                <w:u w:val="none"/>
-                <w:lang w:val="en-US" w:eastAsia="zh-CN"/>
-              </w:rPr>
-              <w:t>胡葛鹏宇</w:t>
-            </w:r>
-          </w:p>
-        </w:tc>
-        <w:tc>
-          <w:tcPr>
-            <w:tcW w:w="713" w:type="dxa"/>
-            <w:tcBorders>
-              <w:top w:val="single" w:color="000000" w:sz="4" w:space="0"/>
-              <w:left w:val="single" w:color="000000" w:sz="4" w:space="0"/>
-              <w:bottom w:val="single" w:color="000000" w:sz="4" w:space="0"/>
-              <w:right w:val="single" w:color="000000" w:sz="4" w:space="0"/>
-            </w:tcBorders>
-            <w:shd w:val="clear" w:color="auto" w:fill="auto"/>
-            <w:vAlign w:val="center"/>
-          </w:tcPr>
-          <w:p>
-            <w:pPr>
-              <w:keepNext w:val="0"/>
-              <w:keepLines w:val="0"/>
-              <w:pageBreakBefore w:val="0"/>
-              <w:widowControl w:val="0"/>
-              <w:suppressLineNumbers w:val="0"/>
-              <w:kinsoku w:val="0"/>
-              <w:wordWrap/>
-              <w:overflowPunct/>
-              <w:topLinePunct w:val="0"/>
-              <w:autoSpaceDE w:val="0"/>
-              <w:autoSpaceDN w:val="0"/>
-              <w:bidi w:val="0"/>
-              <w:adjustRightInd w:val="0"/>
-              <w:snapToGrid w:val="0"/>
-              <w:jc w:val="both"/>
-              <w:textAlignment w:val="center"/>
-              <w:rPr>
-                <w:rFonts w:hint="default" w:ascii="宋体" w:hAnsi="宋体" w:eastAsia="宋体" w:cs="宋体"/>
-                <w:i w:val="0"/>
-                <w:iCs w:val="0"/>
-                <w:snapToGrid w:val="0"/>
-                <w:color w:val="000000"/>
-                <w:kern w:val="0"/>
-                <w:sz w:val="16"/>
-                <w:szCs w:val="16"/>
-                <w:u w:val="none"/>
-                <w:lang w:val="en-US" w:eastAsia="zh-CN"/>
-              </w:rPr>
-            </w:pPr>
-            <w:r>
-              <w:rPr>
-                <w:rFonts w:hint="eastAsia" w:ascii="宋体" w:hAnsi="宋体" w:eastAsia="宋体" w:cs="宋体"/>
-                <w:i w:val="0"/>
-                <w:iCs w:val="0"/>
-                <w:snapToGrid w:val="0"/>
-                <w:color w:val="000000"/>
-                <w:kern w:val="0"/>
-                <w:sz w:val="16"/>
-                <w:szCs w:val="16"/>
-                <w:u w:val="none"/>
-                <w:lang w:val="en-US" w:eastAsia="zh-CN"/>
-              </w:rPr>
-              <w:t>6月</w:t>
-            </w:r>
-          </w:p>
-        </w:tc>
-      </w:tr>
-      <w:tr>
-        <w:tblPrEx>
-          <w:tblBorders>
-            <w:top w:val="none" w:color="auto" w:sz="0" w:space="0"/>
-            <w:left w:val="none" w:color="auto" w:sz="0" w:space="0"/>
-            <w:bottom w:val="none" w:color="auto" w:sz="0" w:space="0"/>
-            <w:right w:val="none" w:color="auto" w:sz="0" w:space="0"/>
-            <w:insideH w:val="none" w:color="auto" w:sz="0" w:space="0"/>
-            <w:insideV w:val="none" w:color="auto" w:sz="0" w:space="0"/>
-          </w:tblBorders>
-          <w:tblCellMar>
-            <w:top w:w="0" w:type="dxa"/>
-            <w:left w:w="108" w:type="dxa"/>
-            <w:bottom w:w="0" w:type="dxa"/>
-            <w:right w:w="108" w:type="dxa"/>
-          </w:tblCellMar>
-        </w:tblPrEx>
-        <w:trPr>
-          <w:trHeight w:val="384" w:hRule="atLeast"/>
-          <w:jc w:val="center"/>
-        </w:trPr>
-        <w:tc>
-          <w:tcPr>
-            <w:tcW w:w="661" w:type="dxa"/>
-            <w:tcBorders>
-              <w:top w:val="single" w:color="000000" w:sz="4" w:space="0"/>
-              <w:left w:val="single" w:color="000000" w:sz="4" w:space="0"/>
-              <w:bottom w:val="single" w:color="000000" w:sz="4" w:space="0"/>
-              <w:right w:val="single" w:color="000000" w:sz="4" w:space="0"/>
-            </w:tcBorders>
-            <w:shd w:val="clear" w:color="auto" w:fill="auto"/>
-            <w:vAlign w:val="center"/>
-          </w:tcPr>
-          <w:p>
-            <w:pPr>
-              <w:keepNext w:val="0"/>
-              <w:keepLines w:val="0"/>
-              <w:pageBreakBefore w:val="0"/>
-              <w:widowControl w:val="0"/>
-              <w:numPr>
-                <w:ilvl w:val="0"/>
-                <w:numId w:val="2"/>
-              </w:numPr>
-              <w:suppressLineNumbers w:val="0"/>
-              <w:kinsoku w:val="0"/>
-              <w:wordWrap/>
-              <w:overflowPunct/>
-              <w:topLinePunct w:val="0"/>
-              <w:autoSpaceDE w:val="0"/>
-              <w:autoSpaceDN w:val="0"/>
-              <w:bidi w:val="0"/>
-              <w:adjustRightInd w:val="0"/>
-              <w:snapToGrid w:val="0"/>
-              <w:ind w:left="425" w:leftChars="0" w:hanging="425" w:firstLineChars="0"/>
-              <w:jc w:val="left"/>
-              <w:textAlignment w:val="center"/>
-              <w:rPr>
-                <w:rFonts w:hint="eastAsia" w:ascii="宋体" w:hAnsi="宋体" w:eastAsia="宋体" w:cs="宋体"/>
-                <w:i w:val="0"/>
-                <w:iCs w:val="0"/>
-                <w:snapToGrid w:val="0"/>
-                <w:color w:val="000000"/>
-                <w:kern w:val="0"/>
-                <w:sz w:val="16"/>
-                <w:szCs w:val="16"/>
-                <w:u w:val="none"/>
-                <w:lang w:val="en-US" w:eastAsia="zh-CN"/>
-              </w:rPr>
-            </w:pPr>
-          </w:p>
-        </w:tc>
-        <w:tc>
-          <w:tcPr>
-            <w:tcW w:w="2476" w:type="dxa"/>
-            <w:tcBorders>
-              <w:top w:val="single" w:color="000000" w:sz="4" w:space="0"/>
-              <w:left w:val="single" w:color="000000" w:sz="4" w:space="0"/>
-              <w:bottom w:val="single" w:color="000000" w:sz="4" w:space="0"/>
-              <w:right w:val="single" w:color="000000" w:sz="4" w:space="0"/>
-            </w:tcBorders>
-            <w:shd w:val="clear" w:color="auto" w:fill="auto"/>
-            <w:vAlign w:val="center"/>
-          </w:tcPr>
-          <w:p>
-            <w:pPr>
-              <w:keepNext w:val="0"/>
-              <w:keepLines w:val="0"/>
-              <w:pageBreakBefore w:val="0"/>
-              <w:widowControl w:val="0"/>
-              <w:suppressLineNumbers w:val="0"/>
-              <w:kinsoku w:val="0"/>
-              <w:wordWrap/>
-              <w:overflowPunct/>
-              <w:topLinePunct w:val="0"/>
-              <w:autoSpaceDE w:val="0"/>
-              <w:autoSpaceDN w:val="0"/>
-              <w:bidi w:val="0"/>
-              <w:adjustRightInd w:val="0"/>
-              <w:snapToGrid w:val="0"/>
-              <w:jc w:val="left"/>
-              <w:textAlignment w:val="center"/>
-              <w:rPr>
-                <w:rFonts w:hint="eastAsia" w:ascii="宋体" w:hAnsi="宋体" w:eastAsia="宋体" w:cs="宋体"/>
-                <w:i w:val="0"/>
-                <w:iCs w:val="0"/>
-                <w:color w:val="000000"/>
-                <w:sz w:val="16"/>
-                <w:szCs w:val="16"/>
-                <w:u w:val="none"/>
-              </w:rPr>
-            </w:pPr>
-            <w:r>
-              <w:rPr>
-                <w:rFonts w:hint="eastAsia" w:ascii="宋体" w:hAnsi="宋体" w:eastAsia="宋体" w:cs="宋体"/>
-                <w:i w:val="0"/>
-                <w:iCs w:val="0"/>
-                <w:snapToGrid w:val="0"/>
-                <w:color w:val="000000"/>
-                <w:kern w:val="0"/>
-                <w:sz w:val="16"/>
-                <w:szCs w:val="16"/>
-                <w:u w:val="none"/>
-                <w:lang w:val="en-US" w:eastAsia="zh-CN"/>
-              </w:rPr>
-              <w:t>数据库规范介绍</w:t>
-            </w:r>
-          </w:p>
-        </w:tc>
-        <w:tc>
-          <w:tcPr>
-            <w:tcW w:w="1428" w:type="dxa"/>
-            <w:tcBorders>
-              <w:top w:val="single" w:color="000000" w:sz="4" w:space="0"/>
-              <w:left w:val="single" w:color="000000" w:sz="4" w:space="0"/>
-              <w:bottom w:val="single" w:color="000000" w:sz="4" w:space="0"/>
-              <w:right w:val="single" w:color="000000" w:sz="4" w:space="0"/>
-            </w:tcBorders>
-            <w:shd w:val="clear" w:color="auto" w:fill="auto"/>
-            <w:vAlign w:val="center"/>
-          </w:tcPr>
-          <w:p>
-            <w:pPr>
-              <w:keepNext w:val="0"/>
-              <w:keepLines w:val="0"/>
-              <w:pageBreakBefore w:val="0"/>
-              <w:widowControl w:val="0"/>
-              <w:suppressLineNumbers w:val="0"/>
-              <w:kinsoku w:val="0"/>
-              <w:wordWrap/>
-              <w:overflowPunct/>
-              <w:topLinePunct w:val="0"/>
-              <w:autoSpaceDE w:val="0"/>
-              <w:autoSpaceDN w:val="0"/>
-              <w:bidi w:val="0"/>
-              <w:adjustRightInd w:val="0"/>
-              <w:snapToGrid w:val="0"/>
-              <w:jc w:val="left"/>
-              <w:textAlignment w:val="center"/>
-              <w:rPr>
-                <w:rFonts w:hint="eastAsia" w:ascii="宋体" w:hAnsi="宋体" w:eastAsia="宋体" w:cs="宋体"/>
-                <w:i w:val="0"/>
-                <w:iCs w:val="0"/>
-                <w:color w:val="000000"/>
-                <w:sz w:val="16"/>
-                <w:szCs w:val="16"/>
-                <w:u w:val="none"/>
-              </w:rPr>
-            </w:pPr>
-            <w:r>
-              <w:rPr>
-                <w:rFonts w:hint="eastAsia" w:ascii="宋体" w:hAnsi="宋体" w:eastAsia="宋体" w:cs="宋体"/>
-                <w:i w:val="0"/>
-                <w:iCs w:val="0"/>
-                <w:snapToGrid w:val="0"/>
-                <w:color w:val="000000"/>
-                <w:kern w:val="0"/>
-                <w:sz w:val="16"/>
-                <w:szCs w:val="16"/>
-                <w:u w:val="none"/>
-                <w:lang w:val="en-US" w:eastAsia="zh-CN"/>
-              </w:rPr>
-              <w:t>运维部、研发部</w:t>
-            </w:r>
-          </w:p>
-        </w:tc>
-        <w:tc>
-          <w:tcPr>
-            <w:tcW w:w="1272" w:type="dxa"/>
-            <w:tcBorders>
-              <w:top w:val="single" w:color="000000" w:sz="4" w:space="0"/>
-              <w:left w:val="single" w:color="000000" w:sz="4" w:space="0"/>
-              <w:bottom w:val="single" w:color="000000" w:sz="4" w:space="0"/>
-              <w:right w:val="single" w:color="000000" w:sz="4" w:space="0"/>
-            </w:tcBorders>
-            <w:shd w:val="clear" w:color="auto" w:fill="auto"/>
-            <w:vAlign w:val="center"/>
-          </w:tcPr>
-          <w:p>
-            <w:pPr>
-              <w:keepNext w:val="0"/>
-              <w:keepLines w:val="0"/>
-              <w:pageBreakBefore w:val="0"/>
-              <w:widowControl w:val="0"/>
-              <w:suppressLineNumbers w:val="0"/>
-              <w:kinsoku w:val="0"/>
-              <w:wordWrap/>
-              <w:overflowPunct/>
-              <w:topLinePunct w:val="0"/>
-              <w:autoSpaceDE w:val="0"/>
-              <w:autoSpaceDN w:val="0"/>
-              <w:bidi w:val="0"/>
-              <w:adjustRightInd w:val="0"/>
-              <w:snapToGrid w:val="0"/>
-              <w:jc w:val="both"/>
-              <w:textAlignment w:val="center"/>
-              <w:rPr>
-                <w:rFonts w:hint="eastAsia" w:ascii="宋体" w:hAnsi="宋体" w:eastAsia="宋体" w:cs="宋体"/>
-                <w:i w:val="0"/>
-                <w:iCs w:val="0"/>
-                <w:color w:val="000000"/>
-                <w:sz w:val="16"/>
-                <w:szCs w:val="16"/>
-                <w:u w:val="none"/>
-              </w:rPr>
-            </w:pPr>
-            <w:r>
-              <w:rPr>
-                <w:rFonts w:hint="eastAsia" w:ascii="宋体" w:hAnsi="宋体" w:eastAsia="宋体" w:cs="宋体"/>
-                <w:i w:val="0"/>
-                <w:iCs w:val="0"/>
-                <w:snapToGrid w:val="0"/>
-                <w:color w:val="000000"/>
-                <w:kern w:val="0"/>
-                <w:sz w:val="16"/>
-                <w:szCs w:val="16"/>
-                <w:u w:val="none"/>
-                <w:lang w:val="en-US" w:eastAsia="zh-CN"/>
-              </w:rPr>
-              <w:t>胡葛鹏宇</w:t>
-            </w:r>
-          </w:p>
-        </w:tc>
-        <w:tc>
-          <w:tcPr>
-            <w:tcW w:w="713" w:type="dxa"/>
-            <w:tcBorders>
-              <w:top w:val="single" w:color="000000" w:sz="4" w:space="0"/>
-              <w:left w:val="single" w:color="000000" w:sz="4" w:space="0"/>
-              <w:bottom w:val="single" w:color="000000" w:sz="4" w:space="0"/>
-              <w:right w:val="single" w:color="000000" w:sz="4" w:space="0"/>
-            </w:tcBorders>
-            <w:shd w:val="clear" w:color="auto" w:fill="auto"/>
-            <w:vAlign w:val="center"/>
-          </w:tcPr>
-          <w:p>
-            <w:pPr>
-              <w:keepNext w:val="0"/>
-              <w:keepLines w:val="0"/>
-              <w:pageBreakBefore w:val="0"/>
-              <w:widowControl w:val="0"/>
-              <w:suppressLineNumbers w:val="0"/>
-              <w:kinsoku w:val="0"/>
-              <w:wordWrap/>
-              <w:overflowPunct/>
-              <w:topLinePunct w:val="0"/>
-              <w:autoSpaceDE w:val="0"/>
-              <w:autoSpaceDN w:val="0"/>
-              <w:bidi w:val="0"/>
-              <w:adjustRightInd w:val="0"/>
-              <w:snapToGrid w:val="0"/>
-              <w:jc w:val="both"/>
-              <w:textAlignment w:val="center"/>
-              <w:rPr>
-                <w:rFonts w:hint="eastAsia" w:ascii="宋体" w:hAnsi="宋体" w:eastAsia="宋体" w:cs="宋体"/>
-                <w:i w:val="0"/>
-                <w:iCs w:val="0"/>
-                <w:color w:val="000000"/>
-                <w:sz w:val="16"/>
-                <w:szCs w:val="16"/>
-                <w:u w:val="none"/>
-              </w:rPr>
-            </w:pPr>
-            <w:r>
-              <w:rPr>
-                <w:rFonts w:hint="eastAsia" w:ascii="宋体" w:hAnsi="宋体" w:eastAsia="宋体" w:cs="宋体"/>
-                <w:i w:val="0"/>
-                <w:iCs w:val="0"/>
-                <w:snapToGrid w:val="0"/>
-                <w:color w:val="000000"/>
-                <w:kern w:val="0"/>
-                <w:sz w:val="16"/>
-                <w:szCs w:val="16"/>
-                <w:u w:val="none"/>
-                <w:lang w:val="en-US" w:eastAsia="zh-CN"/>
-              </w:rPr>
-              <w:t>6月</w:t>
             </w:r>
           </w:p>
         </w:tc>
@@ -11913,35 +11010,29 @@
                 <w:rFonts w:hint="eastAsia" w:ascii="宋体" w:hAnsi="宋体" w:eastAsia="宋体" w:cs="宋体"/>
                 <w:i w:val="0"/>
                 <w:iCs w:val="0"/>
-                <w:color w:val="000000"/>
-                <w:sz w:val="16"/>
-                <w:szCs w:val="16"/>
-                <w:u w:val="none"/>
-              </w:rPr>
-            </w:pPr>
-            <w:r>
-              <w:rPr>
-                <w:rFonts w:hint="eastAsia" w:ascii="宋体" w:hAnsi="宋体" w:eastAsia="宋体" w:cs="宋体"/>
-                <w:i w:val="0"/>
-                <w:iCs w:val="0"/>
-                <w:snapToGrid w:val="0"/>
-                <w:color w:val="000000"/>
-                <w:kern w:val="0"/>
-                <w:sz w:val="16"/>
-                <w:szCs w:val="16"/>
-                <w:u w:val="none"/>
-                <w:lang w:val="en-US" w:eastAsia="zh-CN"/>
-              </w:rPr>
-              <w:t>IT</w:t>
-            </w:r>
-            <w:r>
-              <w:rPr>
-                <w:rStyle w:val="31"/>
-                <w:snapToGrid w:val="0"/>
-                <w:color w:val="000000"/>
-                <w:lang w:val="en-US" w:eastAsia="zh-CN"/>
-              </w:rPr>
-              <w:t>服务项目经理</w:t>
+                <w:snapToGrid w:val="0"/>
+                <w:color w:val="000000"/>
+                <w:kern w:val="0"/>
+                <w:sz w:val="16"/>
+                <w:szCs w:val="16"/>
+                <w:u w:val="none"/>
+                <w:lang w:val="en-US" w:eastAsia="zh-CN" w:bidi="ar-SA"/>
+              </w:rPr>
+            </w:pPr>
+            <w:r>
+              <w:rPr>
+                <w:rFonts w:hint="eastAsia" w:ascii="宋体" w:hAnsi="宋体" w:eastAsia="宋体" w:cs="宋体"/>
+                <w:i w:val="0"/>
+                <w:iCs w:val="0"/>
+                <w:snapToGrid w:val="0"/>
+                <w:color w:val="000000"/>
+                <w:kern w:val="0"/>
+                <w:sz w:val="16"/>
+                <w:szCs w:val="16"/>
+                <w:u w:val="none"/>
+                <w:lang w:val="en-US" w:eastAsia="zh-CN"/>
+              </w:rPr>
+              <w:t>入职培训（包括制度与企业文化</w:t>
             </w:r>
           </w:p>
         </w:tc>
@@ -11979,26 +11070,29 @@
                 <w:rFonts w:hint="eastAsia" w:ascii="宋体" w:hAnsi="宋体" w:eastAsia="宋体" w:cs="宋体"/>
                 <w:i w:val="0"/>
                 <w:iCs w:val="0"/>
-                <w:color w:val="000000"/>
-                <w:sz w:val="16"/>
-                <w:szCs w:val="16"/>
-                <w:u w:val="none"/>
-              </w:rPr>
-            </w:pPr>
-            <w:r>
-              <w:rPr>
-                <w:rFonts w:hint="eastAsia" w:ascii="宋体" w:hAnsi="宋体" w:eastAsia="宋体" w:cs="宋体"/>
-                <w:i w:val="0"/>
-                <w:iCs w:val="0"/>
-                <w:snapToGrid w:val="0"/>
-                <w:color w:val="000000"/>
-                <w:kern w:val="0"/>
-                <w:sz w:val="16"/>
-                <w:szCs w:val="16"/>
-                <w:u w:val="none"/>
-                <w:lang w:val="en-US" w:eastAsia="zh-CN"/>
-              </w:rPr>
-              <w:t>部分人员</w:t>
+                <w:snapToGrid w:val="0"/>
+                <w:color w:val="000000"/>
+                <w:kern w:val="0"/>
+                <w:sz w:val="16"/>
+                <w:szCs w:val="16"/>
+                <w:u w:val="none"/>
+                <w:lang w:val="en-US" w:eastAsia="zh-CN" w:bidi="ar-SA"/>
+              </w:rPr>
+            </w:pPr>
+            <w:r>
+              <w:rPr>
+                <w:rFonts w:hint="eastAsia" w:ascii="宋体" w:hAnsi="宋体" w:eastAsia="宋体" w:cs="宋体"/>
+                <w:i w:val="0"/>
+                <w:iCs w:val="0"/>
+                <w:snapToGrid w:val="0"/>
+                <w:color w:val="000000"/>
+                <w:kern w:val="0"/>
+                <w:sz w:val="16"/>
+                <w:szCs w:val="16"/>
+                <w:u w:val="none"/>
+                <w:lang w:val="en-US" w:eastAsia="zh-CN"/>
+              </w:rPr>
+              <w:t>公司全员</w:t>
             </w:r>
           </w:p>
         </w:tc>
@@ -12036,26 +11130,29 @@
                 <w:rFonts w:hint="eastAsia" w:ascii="宋体" w:hAnsi="宋体" w:eastAsia="宋体" w:cs="宋体"/>
                 <w:i w:val="0"/>
                 <w:iCs w:val="0"/>
-                <w:color w:val="000000"/>
-                <w:sz w:val="16"/>
-                <w:szCs w:val="16"/>
-                <w:u w:val="none"/>
-              </w:rPr>
-            </w:pPr>
-            <w:r>
-              <w:rPr>
-                <w:rFonts w:hint="eastAsia" w:ascii="宋体" w:hAnsi="宋体" w:eastAsia="宋体" w:cs="宋体"/>
-                <w:i w:val="0"/>
-                <w:iCs w:val="0"/>
-                <w:snapToGrid w:val="0"/>
-                <w:color w:val="000000"/>
-                <w:kern w:val="0"/>
-                <w:sz w:val="16"/>
-                <w:szCs w:val="16"/>
-                <w:u w:val="none"/>
-                <w:lang w:val="en-US" w:eastAsia="zh-CN"/>
-              </w:rPr>
-              <w:t>外聘</w:t>
+                <w:snapToGrid w:val="0"/>
+                <w:color w:val="000000"/>
+                <w:kern w:val="0"/>
+                <w:sz w:val="16"/>
+                <w:szCs w:val="16"/>
+                <w:u w:val="none"/>
+                <w:lang w:val="en-US" w:eastAsia="zh-CN" w:bidi="ar-SA"/>
+              </w:rPr>
+            </w:pPr>
+            <w:r>
+              <w:rPr>
+                <w:rFonts w:hint="eastAsia" w:ascii="宋体" w:hAnsi="宋体" w:eastAsia="宋体" w:cs="宋体"/>
+                <w:i w:val="0"/>
+                <w:iCs w:val="0"/>
+                <w:snapToGrid w:val="0"/>
+                <w:color w:val="000000"/>
+                <w:kern w:val="0"/>
+                <w:sz w:val="16"/>
+                <w:szCs w:val="16"/>
+                <w:u w:val="none"/>
+                <w:lang w:val="en-US" w:eastAsia="zh-CN"/>
+              </w:rPr>
+              <w:t>各模块</w:t>
             </w:r>
           </w:p>
         </w:tc>
@@ -12090,13 +11187,16 @@
               <w:jc w:val="both"/>
               <w:textAlignment w:val="center"/>
               <w:rPr>
-                <w:rFonts w:hint="eastAsia" w:ascii="宋体" w:hAnsi="宋体" w:eastAsia="宋体" w:cs="宋体"/>
-                <w:i w:val="0"/>
-                <w:iCs w:val="0"/>
-                <w:color w:val="000000"/>
-                <w:sz w:val="16"/>
-                <w:szCs w:val="16"/>
-                <w:u w:val="none"/>
+                <w:rFonts w:hint="default" w:ascii="宋体" w:hAnsi="宋体" w:eastAsia="宋体" w:cs="宋体"/>
+                <w:i w:val="0"/>
+                <w:iCs w:val="0"/>
+                <w:snapToGrid w:val="0"/>
+                <w:color w:val="000000"/>
+                <w:kern w:val="0"/>
+                <w:sz w:val="16"/>
+                <w:szCs w:val="16"/>
+                <w:u w:val="none"/>
+                <w:lang w:val="en-US" w:eastAsia="zh-CN"/>
               </w:rPr>
             </w:pPr>
             <w:r>
@@ -12127,6 +11227,7 @@
             <w:insideH w:val="none" w:color="auto" w:sz="0" w:space="0"/>
             <w:insideV w:val="none" w:color="auto" w:sz="0" w:space="0"/>
           </w:tblBorders>
+          <w:shd w:val="clear" w:color="auto" w:fill="auto"/>
           <w:tblCellMar>
             <w:top w:w="0" w:type="dxa"/>
             <w:left w:w="108" w:type="dxa"/>
@@ -12135,7 +11236,7 @@
           </w:tblCellMar>
         </w:tblPrEx>
         <w:trPr>
-          <w:trHeight w:val="384" w:hRule="atLeast"/>
+          <w:trHeight w:val="350" w:hRule="atLeast"/>
           <w:jc w:val="center"/>
         </w:trPr>
         <w:tc>
@@ -12244,7 +11345,7 @@
                 <w:u w:val="none"/>
                 <w:lang w:val="en-US" w:eastAsia="zh-CN"/>
               </w:rPr>
-              <w:t>运维服务工具使用</w:t>
+              <w:t>公司产品培训</w:t>
             </w:r>
           </w:p>
         </w:tc>
@@ -12304,7 +11405,7 @@
                 <w:u w:val="none"/>
                 <w:lang w:val="en-US" w:eastAsia="zh-CN"/>
               </w:rPr>
-              <w:t>运维部全员</w:t>
+              <w:t>公司全员</w:t>
             </w:r>
           </w:p>
         </w:tc>
@@ -12535,29 +11636,26 @@
                 <w:rFonts w:hint="eastAsia" w:ascii="宋体" w:hAnsi="宋体" w:eastAsia="宋体" w:cs="宋体"/>
                 <w:i w:val="0"/>
                 <w:iCs w:val="0"/>
-                <w:snapToGrid w:val="0"/>
-                <w:color w:val="000000"/>
-                <w:kern w:val="0"/>
-                <w:sz w:val="16"/>
-                <w:szCs w:val="16"/>
-                <w:u w:val="none"/>
-                <w:lang w:val="en-US" w:eastAsia="zh-CN" w:bidi="ar-SA"/>
-              </w:rPr>
-            </w:pPr>
-            <w:r>
-              <w:rPr>
-                <w:rFonts w:hint="eastAsia" w:ascii="宋体" w:hAnsi="宋体" w:eastAsia="宋体" w:cs="宋体"/>
-                <w:i w:val="0"/>
-                <w:iCs w:val="0"/>
-                <w:snapToGrid w:val="0"/>
-                <w:color w:val="000000"/>
-                <w:kern w:val="0"/>
-                <w:sz w:val="16"/>
-                <w:szCs w:val="16"/>
-                <w:u w:val="none"/>
-                <w:lang w:val="en-US" w:eastAsia="zh-CN"/>
-              </w:rPr>
-              <w:t>产品服务化规范</w:t>
+                <w:color w:val="000000"/>
+                <w:sz w:val="16"/>
+                <w:szCs w:val="16"/>
+                <w:u w:val="none"/>
+              </w:rPr>
+            </w:pPr>
+            <w:r>
+              <w:rPr>
+                <w:rFonts w:hint="eastAsia" w:ascii="宋体" w:hAnsi="宋体" w:eastAsia="宋体" w:cs="宋体"/>
+                <w:i w:val="0"/>
+                <w:iCs w:val="0"/>
+                <w:snapToGrid w:val="0"/>
+                <w:color w:val="000000"/>
+                <w:kern w:val="0"/>
+                <w:sz w:val="16"/>
+                <w:szCs w:val="16"/>
+                <w:u w:val="none"/>
+                <w:lang w:val="en-US" w:eastAsia="zh-CN"/>
+              </w:rPr>
+              <w:t>数据库规范介绍</w:t>
             </w:r>
           </w:p>
         </w:tc>
@@ -12595,29 +11693,26 @@
                 <w:rFonts w:hint="eastAsia" w:ascii="宋体" w:hAnsi="宋体" w:eastAsia="宋体" w:cs="宋体"/>
                 <w:i w:val="0"/>
                 <w:iCs w:val="0"/>
-                <w:snapToGrid w:val="0"/>
-                <w:color w:val="000000"/>
-                <w:kern w:val="0"/>
-                <w:sz w:val="16"/>
-                <w:szCs w:val="16"/>
-                <w:u w:val="none"/>
-                <w:lang w:val="en-US" w:eastAsia="zh-CN" w:bidi="ar-SA"/>
-              </w:rPr>
-            </w:pPr>
-            <w:r>
-              <w:rPr>
-                <w:rFonts w:hint="eastAsia" w:ascii="宋体" w:hAnsi="宋体" w:eastAsia="宋体" w:cs="宋体"/>
-                <w:i w:val="0"/>
-                <w:iCs w:val="0"/>
-                <w:snapToGrid w:val="0"/>
-                <w:color w:val="000000"/>
-                <w:kern w:val="0"/>
-                <w:sz w:val="16"/>
-                <w:szCs w:val="16"/>
-                <w:u w:val="none"/>
-                <w:lang w:val="en-US" w:eastAsia="zh-CN"/>
-              </w:rPr>
-              <w:t>运维部全员</w:t>
+                <w:color w:val="000000"/>
+                <w:sz w:val="16"/>
+                <w:szCs w:val="16"/>
+                <w:u w:val="none"/>
+              </w:rPr>
+            </w:pPr>
+            <w:r>
+              <w:rPr>
+                <w:rFonts w:hint="eastAsia" w:ascii="宋体" w:hAnsi="宋体" w:eastAsia="宋体" w:cs="宋体"/>
+                <w:i w:val="0"/>
+                <w:iCs w:val="0"/>
+                <w:snapToGrid w:val="0"/>
+                <w:color w:val="000000"/>
+                <w:kern w:val="0"/>
+                <w:sz w:val="16"/>
+                <w:szCs w:val="16"/>
+                <w:u w:val="none"/>
+                <w:lang w:val="en-US" w:eastAsia="zh-CN"/>
+              </w:rPr>
+              <w:t>运维部、研发部</w:t>
             </w:r>
           </w:p>
         </w:tc>
@@ -12652,30 +11747,27 @@
               <w:jc w:val="both"/>
               <w:textAlignment w:val="center"/>
               <w:rPr>
-                <w:rFonts w:hint="default" w:ascii="宋体" w:hAnsi="宋体" w:eastAsia="宋体" w:cs="宋体"/>
-                <w:i w:val="0"/>
-                <w:iCs w:val="0"/>
-                <w:snapToGrid w:val="0"/>
-                <w:color w:val="000000"/>
-                <w:kern w:val="0"/>
-                <w:sz w:val="16"/>
-                <w:szCs w:val="16"/>
-                <w:u w:val="none"/>
-                <w:lang w:val="en-US" w:eastAsia="zh-CN" w:bidi="ar-SA"/>
-              </w:rPr>
-            </w:pPr>
-            <w:r>
-              <w:rPr>
-                <w:rFonts w:hint="eastAsia" w:ascii="宋体" w:hAnsi="宋体" w:eastAsia="宋体" w:cs="宋体"/>
-                <w:i w:val="0"/>
-                <w:iCs w:val="0"/>
-                <w:snapToGrid w:val="0"/>
-                <w:color w:val="000000"/>
-                <w:kern w:val="0"/>
-                <w:sz w:val="16"/>
-                <w:szCs w:val="16"/>
-                <w:u w:val="none"/>
-                <w:lang w:val="en-US" w:eastAsia="zh-CN" w:bidi="ar-SA"/>
+                <w:rFonts w:hint="eastAsia" w:ascii="宋体" w:hAnsi="宋体" w:eastAsia="宋体" w:cs="宋体"/>
+                <w:i w:val="0"/>
+                <w:iCs w:val="0"/>
+                <w:color w:val="000000"/>
+                <w:sz w:val="16"/>
+                <w:szCs w:val="16"/>
+                <w:u w:val="none"/>
+              </w:rPr>
+            </w:pPr>
+            <w:r>
+              <w:rPr>
+                <w:rFonts w:hint="eastAsia" w:ascii="宋体" w:hAnsi="宋体" w:eastAsia="宋体" w:cs="宋体"/>
+                <w:i w:val="0"/>
+                <w:iCs w:val="0"/>
+                <w:snapToGrid w:val="0"/>
+                <w:color w:val="000000"/>
+                <w:kern w:val="0"/>
+                <w:sz w:val="16"/>
+                <w:szCs w:val="16"/>
+                <w:u w:val="none"/>
+                <w:lang w:val="en-US" w:eastAsia="zh-CN"/>
               </w:rPr>
               <w:t>胡葛鹏宇</w:t>
             </w:r>
@@ -12715,29 +11807,26 @@
                 <w:rFonts w:hint="eastAsia" w:ascii="宋体" w:hAnsi="宋体" w:eastAsia="宋体" w:cs="宋体"/>
                 <w:i w:val="0"/>
                 <w:iCs w:val="0"/>
-                <w:snapToGrid w:val="0"/>
-                <w:color w:val="000000"/>
-                <w:kern w:val="0"/>
-                <w:sz w:val="16"/>
-                <w:szCs w:val="16"/>
-                <w:u w:val="none"/>
-                <w:lang w:val="en-US" w:eastAsia="zh-CN" w:bidi="ar-SA"/>
-              </w:rPr>
-            </w:pPr>
-            <w:r>
-              <w:rPr>
-                <w:rFonts w:hint="eastAsia" w:ascii="宋体" w:hAnsi="宋体" w:eastAsia="宋体" w:cs="宋体"/>
-                <w:i w:val="0"/>
-                <w:iCs w:val="0"/>
-                <w:snapToGrid w:val="0"/>
-                <w:color w:val="000000"/>
-                <w:kern w:val="0"/>
-                <w:sz w:val="16"/>
-                <w:szCs w:val="16"/>
-                <w:u w:val="none"/>
-                <w:lang w:val="en-US" w:eastAsia="zh-CN"/>
-              </w:rPr>
-              <w:t>7月</w:t>
+                <w:color w:val="000000"/>
+                <w:sz w:val="16"/>
+                <w:szCs w:val="16"/>
+                <w:u w:val="none"/>
+              </w:rPr>
+            </w:pPr>
+            <w:r>
+              <w:rPr>
+                <w:rFonts w:hint="eastAsia" w:ascii="宋体" w:hAnsi="宋体" w:eastAsia="宋体" w:cs="宋体"/>
+                <w:i w:val="0"/>
+                <w:iCs w:val="0"/>
+                <w:snapToGrid w:val="0"/>
+                <w:color w:val="000000"/>
+                <w:kern w:val="0"/>
+                <w:sz w:val="16"/>
+                <w:szCs w:val="16"/>
+                <w:u w:val="none"/>
+                <w:lang w:val="en-US" w:eastAsia="zh-CN"/>
+              </w:rPr>
+              <w:t>6月</w:t>
             </w:r>
           </w:p>
         </w:tc>
@@ -12752,6 +11841,943 @@
             <w:insideH w:val="none" w:color="auto" w:sz="0" w:space="0"/>
             <w:insideV w:val="none" w:color="auto" w:sz="0" w:space="0"/>
           </w:tblBorders>
+          <w:shd w:val="clear" w:color="auto" w:fill="auto"/>
+          <w:tblCellMar>
+            <w:top w:w="0" w:type="dxa"/>
+            <w:left w:w="108" w:type="dxa"/>
+            <w:bottom w:w="0" w:type="dxa"/>
+            <w:right w:w="108" w:type="dxa"/>
+          </w:tblCellMar>
+        </w:tblPrEx>
+        <w:trPr>
+          <w:trHeight w:val="384" w:hRule="atLeast"/>
+          <w:jc w:val="center"/>
+        </w:trPr>
+        <w:tc>
+          <w:tcPr>
+            <w:tcW w:w="661" w:type="dxa"/>
+            <w:tcBorders>
+              <w:top w:val="single" w:color="000000" w:sz="4" w:space="0"/>
+              <w:left w:val="single" w:color="000000" w:sz="4" w:space="0"/>
+              <w:bottom w:val="single" w:color="000000" w:sz="4" w:space="0"/>
+              <w:right w:val="single" w:color="000000" w:sz="4" w:space="0"/>
+            </w:tcBorders>
+            <w:shd w:val="clear" w:color="auto" w:fill="auto"/>
+            <w:vAlign w:val="center"/>
+          </w:tcPr>
+          <w:p>
+            <w:pPr>
+              <w:keepNext w:val="0"/>
+              <w:keepLines w:val="0"/>
+              <w:pageBreakBefore w:val="0"/>
+              <w:widowControl w:val="0"/>
+              <w:numPr>
+                <w:ilvl w:val="0"/>
+                <w:numId w:val="2"/>
+              </w:numPr>
+              <w:suppressLineNumbers w:val="0"/>
+              <w:kinsoku w:val="0"/>
+              <w:wordWrap/>
+              <w:overflowPunct/>
+              <w:topLinePunct w:val="0"/>
+              <w:autoSpaceDE w:val="0"/>
+              <w:autoSpaceDN w:val="0"/>
+              <w:bidi w:val="0"/>
+              <w:adjustRightInd w:val="0"/>
+              <w:snapToGrid w:val="0"/>
+              <w:ind w:left="425" w:leftChars="0" w:hanging="425" w:firstLineChars="0"/>
+              <w:jc w:val="left"/>
+              <w:textAlignment w:val="center"/>
+              <w:rPr>
+                <w:rFonts w:hint="eastAsia" w:ascii="宋体" w:hAnsi="宋体" w:eastAsia="宋体" w:cs="宋体"/>
+                <w:i w:val="0"/>
+                <w:iCs w:val="0"/>
+                <w:snapToGrid w:val="0"/>
+                <w:color w:val="000000"/>
+                <w:kern w:val="0"/>
+                <w:sz w:val="16"/>
+                <w:szCs w:val="16"/>
+                <w:u w:val="none"/>
+                <w:lang w:val="en-US" w:eastAsia="zh-CN"/>
+              </w:rPr>
+            </w:pPr>
+          </w:p>
+        </w:tc>
+        <w:tc>
+          <w:tcPr>
+            <w:tcW w:w="2476" w:type="dxa"/>
+            <w:tcBorders>
+              <w:top w:val="single" w:color="000000" w:sz="4" w:space="0"/>
+              <w:left w:val="single" w:color="000000" w:sz="4" w:space="0"/>
+              <w:bottom w:val="single" w:color="000000" w:sz="4" w:space="0"/>
+              <w:right w:val="single" w:color="000000" w:sz="4" w:space="0"/>
+            </w:tcBorders>
+            <w:shd w:val="clear" w:color="auto" w:fill="auto"/>
+            <w:vAlign w:val="center"/>
+          </w:tcPr>
+          <w:p>
+            <w:pPr>
+              <w:keepNext w:val="0"/>
+              <w:keepLines w:val="0"/>
+              <w:pageBreakBefore w:val="0"/>
+              <w:widowControl w:val="0"/>
+              <w:suppressLineNumbers w:val="0"/>
+              <w:kinsoku w:val="0"/>
+              <w:wordWrap/>
+              <w:overflowPunct/>
+              <w:topLinePunct w:val="0"/>
+              <w:autoSpaceDE w:val="0"/>
+              <w:autoSpaceDN w:val="0"/>
+              <w:bidi w:val="0"/>
+              <w:adjustRightInd w:val="0"/>
+              <w:snapToGrid w:val="0"/>
+              <w:jc w:val="left"/>
+              <w:textAlignment w:val="center"/>
+              <w:rPr>
+                <w:rFonts w:hint="eastAsia" w:ascii="宋体" w:hAnsi="宋体" w:eastAsia="宋体" w:cs="宋体"/>
+                <w:i w:val="0"/>
+                <w:iCs w:val="0"/>
+                <w:color w:val="000000"/>
+                <w:sz w:val="16"/>
+                <w:szCs w:val="16"/>
+                <w:u w:val="none"/>
+              </w:rPr>
+            </w:pPr>
+            <w:r>
+              <w:rPr>
+                <w:rFonts w:hint="eastAsia" w:ascii="宋体" w:hAnsi="宋体" w:eastAsia="宋体" w:cs="宋体"/>
+                <w:i w:val="0"/>
+                <w:iCs w:val="0"/>
+                <w:snapToGrid w:val="0"/>
+                <w:color w:val="000000"/>
+                <w:kern w:val="0"/>
+                <w:sz w:val="16"/>
+                <w:szCs w:val="16"/>
+                <w:u w:val="none"/>
+                <w:lang w:val="en-US" w:eastAsia="zh-CN"/>
+              </w:rPr>
+              <w:t>IT</w:t>
+            </w:r>
+            <w:r>
+              <w:rPr>
+                <w:rStyle w:val="31"/>
+                <w:snapToGrid w:val="0"/>
+                <w:color w:val="000000"/>
+                <w:lang w:val="en-US" w:eastAsia="zh-CN"/>
+              </w:rPr>
+              <w:t>服务项目经理</w:t>
+            </w:r>
+          </w:p>
+        </w:tc>
+        <w:tc>
+          <w:tcPr>
+            <w:tcW w:w="1428" w:type="dxa"/>
+            <w:tcBorders>
+              <w:top w:val="single" w:color="000000" w:sz="4" w:space="0"/>
+              <w:left w:val="single" w:color="000000" w:sz="4" w:space="0"/>
+              <w:bottom w:val="single" w:color="000000" w:sz="4" w:space="0"/>
+              <w:right w:val="single" w:color="000000" w:sz="4" w:space="0"/>
+            </w:tcBorders>
+            <w:shd w:val="clear" w:color="auto" w:fill="auto"/>
+            <w:vAlign w:val="center"/>
+          </w:tcPr>
+          <w:p>
+            <w:pPr>
+              <w:keepNext w:val="0"/>
+              <w:keepLines w:val="0"/>
+              <w:pageBreakBefore w:val="0"/>
+              <w:widowControl w:val="0"/>
+              <w:suppressLineNumbers w:val="0"/>
+              <w:kinsoku w:val="0"/>
+              <w:wordWrap/>
+              <w:overflowPunct/>
+              <w:topLinePunct w:val="0"/>
+              <w:autoSpaceDE w:val="0"/>
+              <w:autoSpaceDN w:val="0"/>
+              <w:bidi w:val="0"/>
+              <w:adjustRightInd w:val="0"/>
+              <w:snapToGrid w:val="0"/>
+              <w:jc w:val="left"/>
+              <w:textAlignment w:val="center"/>
+              <w:rPr>
+                <w:rFonts w:hint="eastAsia" w:ascii="宋体" w:hAnsi="宋体" w:eastAsia="宋体" w:cs="宋体"/>
+                <w:i w:val="0"/>
+                <w:iCs w:val="0"/>
+                <w:color w:val="000000"/>
+                <w:sz w:val="16"/>
+                <w:szCs w:val="16"/>
+                <w:u w:val="none"/>
+              </w:rPr>
+            </w:pPr>
+            <w:r>
+              <w:rPr>
+                <w:rFonts w:hint="eastAsia" w:ascii="宋体" w:hAnsi="宋体" w:eastAsia="宋体" w:cs="宋体"/>
+                <w:i w:val="0"/>
+                <w:iCs w:val="0"/>
+                <w:snapToGrid w:val="0"/>
+                <w:color w:val="000000"/>
+                <w:kern w:val="0"/>
+                <w:sz w:val="16"/>
+                <w:szCs w:val="16"/>
+                <w:u w:val="none"/>
+                <w:lang w:val="en-US" w:eastAsia="zh-CN"/>
+              </w:rPr>
+              <w:t>部分人员</w:t>
+            </w:r>
+          </w:p>
+        </w:tc>
+        <w:tc>
+          <w:tcPr>
+            <w:tcW w:w="1272" w:type="dxa"/>
+            <w:tcBorders>
+              <w:top w:val="single" w:color="000000" w:sz="4" w:space="0"/>
+              <w:left w:val="single" w:color="000000" w:sz="4" w:space="0"/>
+              <w:bottom w:val="single" w:color="000000" w:sz="4" w:space="0"/>
+              <w:right w:val="single" w:color="000000" w:sz="4" w:space="0"/>
+            </w:tcBorders>
+            <w:shd w:val="clear" w:color="auto" w:fill="auto"/>
+            <w:vAlign w:val="center"/>
+          </w:tcPr>
+          <w:p>
+            <w:pPr>
+              <w:keepNext w:val="0"/>
+              <w:keepLines w:val="0"/>
+              <w:pageBreakBefore w:val="0"/>
+              <w:widowControl w:val="0"/>
+              <w:suppressLineNumbers w:val="0"/>
+              <w:kinsoku w:val="0"/>
+              <w:wordWrap/>
+              <w:overflowPunct/>
+              <w:topLinePunct w:val="0"/>
+              <w:autoSpaceDE w:val="0"/>
+              <w:autoSpaceDN w:val="0"/>
+              <w:bidi w:val="0"/>
+              <w:adjustRightInd w:val="0"/>
+              <w:snapToGrid w:val="0"/>
+              <w:jc w:val="both"/>
+              <w:textAlignment w:val="center"/>
+              <w:rPr>
+                <w:rFonts w:hint="eastAsia" w:ascii="宋体" w:hAnsi="宋体" w:eastAsia="宋体" w:cs="宋体"/>
+                <w:i w:val="0"/>
+                <w:iCs w:val="0"/>
+                <w:color w:val="000000"/>
+                <w:sz w:val="16"/>
+                <w:szCs w:val="16"/>
+                <w:u w:val="none"/>
+              </w:rPr>
+            </w:pPr>
+            <w:r>
+              <w:rPr>
+                <w:rFonts w:hint="eastAsia" w:ascii="宋体" w:hAnsi="宋体" w:eastAsia="宋体" w:cs="宋体"/>
+                <w:i w:val="0"/>
+                <w:iCs w:val="0"/>
+                <w:snapToGrid w:val="0"/>
+                <w:color w:val="000000"/>
+                <w:kern w:val="0"/>
+                <w:sz w:val="16"/>
+                <w:szCs w:val="16"/>
+                <w:u w:val="none"/>
+                <w:lang w:val="en-US" w:eastAsia="zh-CN"/>
+              </w:rPr>
+              <w:t>外聘</w:t>
+            </w:r>
+          </w:p>
+        </w:tc>
+        <w:tc>
+          <w:tcPr>
+            <w:tcW w:w="713" w:type="dxa"/>
+            <w:tcBorders>
+              <w:top w:val="single" w:color="000000" w:sz="4" w:space="0"/>
+              <w:left w:val="single" w:color="000000" w:sz="4" w:space="0"/>
+              <w:bottom w:val="single" w:color="000000" w:sz="4" w:space="0"/>
+              <w:right w:val="single" w:color="000000" w:sz="4" w:space="0"/>
+            </w:tcBorders>
+            <w:shd w:val="clear" w:color="auto" w:fill="auto"/>
+            <w:vAlign w:val="center"/>
+          </w:tcPr>
+          <w:p>
+            <w:pPr>
+              <w:keepNext w:val="0"/>
+              <w:keepLines w:val="0"/>
+              <w:pageBreakBefore w:val="0"/>
+              <w:widowControl w:val="0"/>
+              <w:suppressLineNumbers w:val="0"/>
+              <w:kinsoku w:val="0"/>
+              <w:wordWrap/>
+              <w:overflowPunct/>
+              <w:topLinePunct w:val="0"/>
+              <w:autoSpaceDE w:val="0"/>
+              <w:autoSpaceDN w:val="0"/>
+              <w:bidi w:val="0"/>
+              <w:adjustRightInd w:val="0"/>
+              <w:snapToGrid w:val="0"/>
+              <w:jc w:val="both"/>
+              <w:textAlignment w:val="center"/>
+              <w:rPr>
+                <w:rFonts w:hint="eastAsia" w:ascii="宋体" w:hAnsi="宋体" w:eastAsia="宋体" w:cs="宋体"/>
+                <w:i w:val="0"/>
+                <w:iCs w:val="0"/>
+                <w:color w:val="000000"/>
+                <w:sz w:val="16"/>
+                <w:szCs w:val="16"/>
+                <w:u w:val="none"/>
+              </w:rPr>
+            </w:pPr>
+            <w:r>
+              <w:rPr>
+                <w:rFonts w:hint="eastAsia" w:ascii="宋体" w:hAnsi="宋体" w:eastAsia="宋体" w:cs="宋体"/>
+                <w:i w:val="0"/>
+                <w:iCs w:val="0"/>
+                <w:snapToGrid w:val="0"/>
+                <w:color w:val="000000"/>
+                <w:kern w:val="0"/>
+                <w:sz w:val="16"/>
+                <w:szCs w:val="16"/>
+                <w:u w:val="none"/>
+                <w:lang w:val="en-US" w:eastAsia="zh-CN"/>
+              </w:rPr>
+              <w:t>6月</w:t>
+            </w:r>
+          </w:p>
+        </w:tc>
+      </w:tr>
+      <w:tr>
+        <w:tblPrEx>
+          <w:tblBorders>
+            <w:top w:val="none" w:color="auto" w:sz="0" w:space="0"/>
+            <w:left w:val="none" w:color="auto" w:sz="0" w:space="0"/>
+            <w:bottom w:val="none" w:color="auto" w:sz="0" w:space="0"/>
+            <w:right w:val="none" w:color="auto" w:sz="0" w:space="0"/>
+            <w:insideH w:val="none" w:color="auto" w:sz="0" w:space="0"/>
+            <w:insideV w:val="none" w:color="auto" w:sz="0" w:space="0"/>
+          </w:tblBorders>
+          <w:shd w:val="clear" w:color="auto" w:fill="auto"/>
+          <w:tblCellMar>
+            <w:top w:w="0" w:type="dxa"/>
+            <w:left w:w="108" w:type="dxa"/>
+            <w:bottom w:w="0" w:type="dxa"/>
+            <w:right w:w="108" w:type="dxa"/>
+          </w:tblCellMar>
+        </w:tblPrEx>
+        <w:trPr>
+          <w:trHeight w:val="384" w:hRule="atLeast"/>
+          <w:jc w:val="center"/>
+        </w:trPr>
+        <w:tc>
+          <w:tcPr>
+            <w:tcW w:w="661" w:type="dxa"/>
+            <w:tcBorders>
+              <w:top w:val="single" w:color="000000" w:sz="4" w:space="0"/>
+              <w:left w:val="single" w:color="000000" w:sz="4" w:space="0"/>
+              <w:bottom w:val="single" w:color="000000" w:sz="4" w:space="0"/>
+              <w:right w:val="single" w:color="000000" w:sz="4" w:space="0"/>
+            </w:tcBorders>
+            <w:shd w:val="clear" w:color="auto" w:fill="auto"/>
+            <w:vAlign w:val="center"/>
+          </w:tcPr>
+          <w:p>
+            <w:pPr>
+              <w:keepNext w:val="0"/>
+              <w:keepLines w:val="0"/>
+              <w:pageBreakBefore w:val="0"/>
+              <w:widowControl w:val="0"/>
+              <w:numPr>
+                <w:ilvl w:val="0"/>
+                <w:numId w:val="2"/>
+              </w:numPr>
+              <w:suppressLineNumbers w:val="0"/>
+              <w:kinsoku w:val="0"/>
+              <w:wordWrap/>
+              <w:overflowPunct/>
+              <w:topLinePunct w:val="0"/>
+              <w:autoSpaceDE w:val="0"/>
+              <w:autoSpaceDN w:val="0"/>
+              <w:bidi w:val="0"/>
+              <w:adjustRightInd w:val="0"/>
+              <w:snapToGrid w:val="0"/>
+              <w:ind w:left="425" w:leftChars="0" w:hanging="425" w:firstLineChars="0"/>
+              <w:jc w:val="left"/>
+              <w:textAlignment w:val="center"/>
+              <w:rPr>
+                <w:rFonts w:hint="eastAsia" w:ascii="宋体" w:hAnsi="宋体" w:eastAsia="宋体" w:cs="宋体"/>
+                <w:i w:val="0"/>
+                <w:iCs w:val="0"/>
+                <w:snapToGrid w:val="0"/>
+                <w:color w:val="000000"/>
+                <w:kern w:val="0"/>
+                <w:sz w:val="16"/>
+                <w:szCs w:val="16"/>
+                <w:u w:val="none"/>
+                <w:lang w:val="en-US" w:eastAsia="zh-CN"/>
+              </w:rPr>
+            </w:pPr>
+          </w:p>
+        </w:tc>
+        <w:tc>
+          <w:tcPr>
+            <w:tcW w:w="2476" w:type="dxa"/>
+            <w:tcBorders>
+              <w:top w:val="single" w:color="000000" w:sz="4" w:space="0"/>
+              <w:left w:val="single" w:color="000000" w:sz="4" w:space="0"/>
+              <w:bottom w:val="single" w:color="000000" w:sz="4" w:space="0"/>
+              <w:right w:val="single" w:color="000000" w:sz="4" w:space="0"/>
+            </w:tcBorders>
+            <w:shd w:val="clear" w:color="auto" w:fill="auto"/>
+            <w:vAlign w:val="center"/>
+          </w:tcPr>
+          <w:p>
+            <w:pPr>
+              <w:keepNext w:val="0"/>
+              <w:keepLines w:val="0"/>
+              <w:pageBreakBefore w:val="0"/>
+              <w:widowControl w:val="0"/>
+              <w:suppressLineNumbers w:val="0"/>
+              <w:kinsoku w:val="0"/>
+              <w:wordWrap/>
+              <w:overflowPunct/>
+              <w:topLinePunct w:val="0"/>
+              <w:autoSpaceDE w:val="0"/>
+              <w:autoSpaceDN w:val="0"/>
+              <w:bidi w:val="0"/>
+              <w:adjustRightInd w:val="0"/>
+              <w:snapToGrid w:val="0"/>
+              <w:jc w:val="left"/>
+              <w:textAlignment w:val="center"/>
+              <w:rPr>
+                <w:rFonts w:hint="eastAsia" w:ascii="宋体" w:hAnsi="宋体" w:eastAsia="宋体" w:cs="宋体"/>
+                <w:i w:val="0"/>
+                <w:iCs w:val="0"/>
+                <w:snapToGrid w:val="0"/>
+                <w:color w:val="000000"/>
+                <w:kern w:val="0"/>
+                <w:sz w:val="16"/>
+                <w:szCs w:val="16"/>
+                <w:u w:val="none"/>
+                <w:lang w:val="en-US" w:eastAsia="zh-CN" w:bidi="ar-SA"/>
+              </w:rPr>
+            </w:pPr>
+            <w:r>
+              <w:rPr>
+                <w:rFonts w:hint="eastAsia" w:ascii="宋体" w:hAnsi="宋体" w:eastAsia="宋体" w:cs="宋体"/>
+                <w:i w:val="0"/>
+                <w:iCs w:val="0"/>
+                <w:snapToGrid w:val="0"/>
+                <w:color w:val="000000"/>
+                <w:kern w:val="0"/>
+                <w:sz w:val="16"/>
+                <w:szCs w:val="16"/>
+                <w:u w:val="none"/>
+                <w:lang w:val="en-US" w:eastAsia="zh-CN"/>
+              </w:rPr>
+              <w:t>运维服务工具使用</w:t>
+            </w:r>
+          </w:p>
+        </w:tc>
+        <w:tc>
+          <w:tcPr>
+            <w:tcW w:w="1428" w:type="dxa"/>
+            <w:tcBorders>
+              <w:top w:val="single" w:color="000000" w:sz="4" w:space="0"/>
+              <w:left w:val="single" w:color="000000" w:sz="4" w:space="0"/>
+              <w:bottom w:val="single" w:color="000000" w:sz="4" w:space="0"/>
+              <w:right w:val="single" w:color="000000" w:sz="4" w:space="0"/>
+            </w:tcBorders>
+            <w:shd w:val="clear" w:color="auto" w:fill="auto"/>
+            <w:vAlign w:val="center"/>
+          </w:tcPr>
+          <w:p>
+            <w:pPr>
+              <w:keepNext w:val="0"/>
+              <w:keepLines w:val="0"/>
+              <w:pageBreakBefore w:val="0"/>
+              <w:widowControl w:val="0"/>
+              <w:suppressLineNumbers w:val="0"/>
+              <w:kinsoku w:val="0"/>
+              <w:wordWrap/>
+              <w:overflowPunct/>
+              <w:topLinePunct w:val="0"/>
+              <w:autoSpaceDE w:val="0"/>
+              <w:autoSpaceDN w:val="0"/>
+              <w:bidi w:val="0"/>
+              <w:adjustRightInd w:val="0"/>
+              <w:snapToGrid w:val="0"/>
+              <w:jc w:val="left"/>
+              <w:textAlignment w:val="center"/>
+              <w:rPr>
+                <w:rFonts w:hint="eastAsia" w:ascii="宋体" w:hAnsi="宋体" w:eastAsia="宋体" w:cs="宋体"/>
+                <w:i w:val="0"/>
+                <w:iCs w:val="0"/>
+                <w:snapToGrid w:val="0"/>
+                <w:color w:val="000000"/>
+                <w:kern w:val="0"/>
+                <w:sz w:val="16"/>
+                <w:szCs w:val="16"/>
+                <w:u w:val="none"/>
+                <w:lang w:val="en-US" w:eastAsia="zh-CN" w:bidi="ar-SA"/>
+              </w:rPr>
+            </w:pPr>
+            <w:r>
+              <w:rPr>
+                <w:rFonts w:hint="eastAsia" w:ascii="宋体" w:hAnsi="宋体" w:eastAsia="宋体" w:cs="宋体"/>
+                <w:i w:val="0"/>
+                <w:iCs w:val="0"/>
+                <w:snapToGrid w:val="0"/>
+                <w:color w:val="000000"/>
+                <w:kern w:val="0"/>
+                <w:sz w:val="16"/>
+                <w:szCs w:val="16"/>
+                <w:u w:val="none"/>
+                <w:lang w:val="en-US" w:eastAsia="zh-CN"/>
+              </w:rPr>
+              <w:t>运维部全员</w:t>
+            </w:r>
+          </w:p>
+        </w:tc>
+        <w:tc>
+          <w:tcPr>
+            <w:tcW w:w="1272" w:type="dxa"/>
+            <w:tcBorders>
+              <w:top w:val="single" w:color="000000" w:sz="4" w:space="0"/>
+              <w:left w:val="single" w:color="000000" w:sz="4" w:space="0"/>
+              <w:bottom w:val="single" w:color="000000" w:sz="4" w:space="0"/>
+              <w:right w:val="single" w:color="000000" w:sz="4" w:space="0"/>
+            </w:tcBorders>
+            <w:shd w:val="clear" w:color="auto" w:fill="auto"/>
+            <w:vAlign w:val="center"/>
+          </w:tcPr>
+          <w:p>
+            <w:pPr>
+              <w:keepNext w:val="0"/>
+              <w:keepLines w:val="0"/>
+              <w:pageBreakBefore w:val="0"/>
+              <w:widowControl w:val="0"/>
+              <w:suppressLineNumbers w:val="0"/>
+              <w:kinsoku w:val="0"/>
+              <w:wordWrap/>
+              <w:overflowPunct/>
+              <w:topLinePunct w:val="0"/>
+              <w:autoSpaceDE w:val="0"/>
+              <w:autoSpaceDN w:val="0"/>
+              <w:bidi w:val="0"/>
+              <w:adjustRightInd w:val="0"/>
+              <w:snapToGrid w:val="0"/>
+              <w:jc w:val="both"/>
+              <w:textAlignment w:val="center"/>
+              <w:rPr>
+                <w:rFonts w:hint="eastAsia" w:ascii="宋体" w:hAnsi="宋体" w:eastAsia="宋体" w:cs="宋体"/>
+                <w:i w:val="0"/>
+                <w:iCs w:val="0"/>
+                <w:snapToGrid w:val="0"/>
+                <w:color w:val="000000"/>
+                <w:kern w:val="0"/>
+                <w:sz w:val="16"/>
+                <w:szCs w:val="16"/>
+                <w:u w:val="none"/>
+                <w:lang w:val="en-US" w:eastAsia="zh-CN" w:bidi="ar-SA"/>
+              </w:rPr>
+            </w:pPr>
+            <w:r>
+              <w:rPr>
+                <w:rFonts w:hint="eastAsia" w:ascii="宋体" w:hAnsi="宋体" w:eastAsia="宋体" w:cs="宋体"/>
+                <w:i w:val="0"/>
+                <w:iCs w:val="0"/>
+                <w:snapToGrid w:val="0"/>
+                <w:color w:val="000000"/>
+                <w:kern w:val="0"/>
+                <w:sz w:val="16"/>
+                <w:szCs w:val="16"/>
+                <w:u w:val="none"/>
+                <w:lang w:val="en-US" w:eastAsia="zh-CN"/>
+              </w:rPr>
+              <w:t>胡葛鹏宇</w:t>
+            </w:r>
+          </w:p>
+        </w:tc>
+        <w:tc>
+          <w:tcPr>
+            <w:tcW w:w="713" w:type="dxa"/>
+            <w:tcBorders>
+              <w:top w:val="single" w:color="000000" w:sz="4" w:space="0"/>
+              <w:left w:val="single" w:color="000000" w:sz="4" w:space="0"/>
+              <w:bottom w:val="single" w:color="000000" w:sz="4" w:space="0"/>
+              <w:right w:val="single" w:color="000000" w:sz="4" w:space="0"/>
+            </w:tcBorders>
+            <w:shd w:val="clear" w:color="auto" w:fill="auto"/>
+            <w:vAlign w:val="center"/>
+          </w:tcPr>
+          <w:p>
+            <w:pPr>
+              <w:keepNext w:val="0"/>
+              <w:keepLines w:val="0"/>
+              <w:pageBreakBefore w:val="0"/>
+              <w:widowControl w:val="0"/>
+              <w:suppressLineNumbers w:val="0"/>
+              <w:kinsoku w:val="0"/>
+              <w:wordWrap/>
+              <w:overflowPunct/>
+              <w:topLinePunct w:val="0"/>
+              <w:autoSpaceDE w:val="0"/>
+              <w:autoSpaceDN w:val="0"/>
+              <w:bidi w:val="0"/>
+              <w:adjustRightInd w:val="0"/>
+              <w:snapToGrid w:val="0"/>
+              <w:jc w:val="both"/>
+              <w:textAlignment w:val="center"/>
+              <w:rPr>
+                <w:rFonts w:hint="default" w:ascii="宋体" w:hAnsi="宋体" w:eastAsia="宋体" w:cs="宋体"/>
+                <w:i w:val="0"/>
+                <w:iCs w:val="0"/>
+                <w:snapToGrid w:val="0"/>
+                <w:color w:val="000000"/>
+                <w:kern w:val="0"/>
+                <w:sz w:val="16"/>
+                <w:szCs w:val="16"/>
+                <w:u w:val="none"/>
+                <w:lang w:val="en-US" w:eastAsia="zh-CN"/>
+              </w:rPr>
+            </w:pPr>
+            <w:r>
+              <w:rPr>
+                <w:rFonts w:hint="eastAsia" w:ascii="宋体" w:hAnsi="宋体" w:eastAsia="宋体" w:cs="宋体"/>
+                <w:i w:val="0"/>
+                <w:iCs w:val="0"/>
+                <w:snapToGrid w:val="0"/>
+                <w:color w:val="000000"/>
+                <w:kern w:val="0"/>
+                <w:sz w:val="16"/>
+                <w:szCs w:val="16"/>
+                <w:u w:val="none"/>
+                <w:lang w:val="en-US" w:eastAsia="zh-CN"/>
+              </w:rPr>
+              <w:t>6月</w:t>
+            </w:r>
+          </w:p>
+        </w:tc>
+      </w:tr>
+      <w:tr>
+        <w:tblPrEx>
+          <w:tblBorders>
+            <w:top w:val="none" w:color="auto" w:sz="0" w:space="0"/>
+            <w:left w:val="none" w:color="auto" w:sz="0" w:space="0"/>
+            <w:bottom w:val="none" w:color="auto" w:sz="0" w:space="0"/>
+            <w:right w:val="none" w:color="auto" w:sz="0" w:space="0"/>
+            <w:insideH w:val="none" w:color="auto" w:sz="0" w:space="0"/>
+            <w:insideV w:val="none" w:color="auto" w:sz="0" w:space="0"/>
+          </w:tblBorders>
+          <w:shd w:val="clear" w:color="auto" w:fill="auto"/>
+          <w:tblCellMar>
+            <w:top w:w="0" w:type="dxa"/>
+            <w:left w:w="108" w:type="dxa"/>
+            <w:bottom w:w="0" w:type="dxa"/>
+            <w:right w:w="108" w:type="dxa"/>
+          </w:tblCellMar>
+        </w:tblPrEx>
+        <w:trPr>
+          <w:trHeight w:val="384" w:hRule="atLeast"/>
+          <w:jc w:val="center"/>
+        </w:trPr>
+        <w:tc>
+          <w:tcPr>
+            <w:tcW w:w="661" w:type="dxa"/>
+            <w:tcBorders>
+              <w:top w:val="single" w:color="000000" w:sz="4" w:space="0"/>
+              <w:left w:val="single" w:color="000000" w:sz="4" w:space="0"/>
+              <w:bottom w:val="single" w:color="000000" w:sz="4" w:space="0"/>
+              <w:right w:val="single" w:color="000000" w:sz="4" w:space="0"/>
+            </w:tcBorders>
+            <w:shd w:val="clear" w:color="auto" w:fill="auto"/>
+            <w:vAlign w:val="center"/>
+          </w:tcPr>
+          <w:p>
+            <w:pPr>
+              <w:keepNext w:val="0"/>
+              <w:keepLines w:val="0"/>
+              <w:pageBreakBefore w:val="0"/>
+              <w:widowControl w:val="0"/>
+              <w:numPr>
+                <w:ilvl w:val="0"/>
+                <w:numId w:val="2"/>
+              </w:numPr>
+              <w:suppressLineNumbers w:val="0"/>
+              <w:kinsoku w:val="0"/>
+              <w:wordWrap/>
+              <w:overflowPunct/>
+              <w:topLinePunct w:val="0"/>
+              <w:autoSpaceDE w:val="0"/>
+              <w:autoSpaceDN w:val="0"/>
+              <w:bidi w:val="0"/>
+              <w:adjustRightInd w:val="0"/>
+              <w:snapToGrid w:val="0"/>
+              <w:ind w:left="425" w:leftChars="0" w:hanging="425" w:firstLineChars="0"/>
+              <w:jc w:val="left"/>
+              <w:textAlignment w:val="center"/>
+              <w:rPr>
+                <w:rFonts w:hint="eastAsia" w:ascii="宋体" w:hAnsi="宋体" w:eastAsia="宋体" w:cs="宋体"/>
+                <w:i w:val="0"/>
+                <w:iCs w:val="0"/>
+                <w:snapToGrid w:val="0"/>
+                <w:color w:val="000000"/>
+                <w:kern w:val="0"/>
+                <w:sz w:val="16"/>
+                <w:szCs w:val="16"/>
+                <w:u w:val="none"/>
+                <w:lang w:val="en-US" w:eastAsia="zh-CN"/>
+              </w:rPr>
+            </w:pPr>
+          </w:p>
+        </w:tc>
+        <w:tc>
+          <w:tcPr>
+            <w:tcW w:w="2476" w:type="dxa"/>
+            <w:tcBorders>
+              <w:top w:val="single" w:color="000000" w:sz="4" w:space="0"/>
+              <w:left w:val="single" w:color="000000" w:sz="4" w:space="0"/>
+              <w:bottom w:val="single" w:color="000000" w:sz="4" w:space="0"/>
+              <w:right w:val="single" w:color="000000" w:sz="4" w:space="0"/>
+            </w:tcBorders>
+            <w:shd w:val="clear" w:color="auto" w:fill="auto"/>
+            <w:vAlign w:val="center"/>
+          </w:tcPr>
+          <w:p>
+            <w:pPr>
+              <w:keepNext w:val="0"/>
+              <w:keepLines w:val="0"/>
+              <w:pageBreakBefore w:val="0"/>
+              <w:widowControl w:val="0"/>
+              <w:suppressLineNumbers w:val="0"/>
+              <w:kinsoku w:val="0"/>
+              <w:wordWrap/>
+              <w:overflowPunct/>
+              <w:topLinePunct w:val="0"/>
+              <w:autoSpaceDE w:val="0"/>
+              <w:autoSpaceDN w:val="0"/>
+              <w:bidi w:val="0"/>
+              <w:adjustRightInd w:val="0"/>
+              <w:snapToGrid w:val="0"/>
+              <w:jc w:val="left"/>
+              <w:textAlignment w:val="center"/>
+              <w:rPr>
+                <w:rFonts w:hint="eastAsia" w:ascii="宋体" w:hAnsi="宋体" w:eastAsia="宋体" w:cs="宋体"/>
+                <w:i w:val="0"/>
+                <w:iCs w:val="0"/>
+                <w:snapToGrid w:val="0"/>
+                <w:color w:val="000000"/>
+                <w:kern w:val="0"/>
+                <w:sz w:val="16"/>
+                <w:szCs w:val="16"/>
+                <w:u w:val="none"/>
+                <w:lang w:val="en-US" w:eastAsia="zh-CN" w:bidi="ar-SA"/>
+              </w:rPr>
+            </w:pPr>
+            <w:r>
+              <w:rPr>
+                <w:rFonts w:hint="eastAsia" w:ascii="宋体" w:hAnsi="宋体" w:eastAsia="宋体" w:cs="宋体"/>
+                <w:i w:val="0"/>
+                <w:iCs w:val="0"/>
+                <w:snapToGrid w:val="0"/>
+                <w:color w:val="000000"/>
+                <w:kern w:val="0"/>
+                <w:sz w:val="16"/>
+                <w:szCs w:val="16"/>
+                <w:u w:val="none"/>
+                <w:lang w:val="en-US" w:eastAsia="zh-CN"/>
+              </w:rPr>
+              <w:t>产品服务化规范</w:t>
+            </w:r>
+          </w:p>
+        </w:tc>
+        <w:tc>
+          <w:tcPr>
+            <w:tcW w:w="1428" w:type="dxa"/>
+            <w:tcBorders>
+              <w:top w:val="single" w:color="000000" w:sz="4" w:space="0"/>
+              <w:left w:val="single" w:color="000000" w:sz="4" w:space="0"/>
+              <w:bottom w:val="single" w:color="000000" w:sz="4" w:space="0"/>
+              <w:right w:val="single" w:color="000000" w:sz="4" w:space="0"/>
+            </w:tcBorders>
+            <w:shd w:val="clear" w:color="auto" w:fill="auto"/>
+            <w:vAlign w:val="center"/>
+          </w:tcPr>
+          <w:p>
+            <w:pPr>
+              <w:keepNext w:val="0"/>
+              <w:keepLines w:val="0"/>
+              <w:pageBreakBefore w:val="0"/>
+              <w:widowControl w:val="0"/>
+              <w:suppressLineNumbers w:val="0"/>
+              <w:kinsoku w:val="0"/>
+              <w:wordWrap/>
+              <w:overflowPunct/>
+              <w:topLinePunct w:val="0"/>
+              <w:autoSpaceDE w:val="0"/>
+              <w:autoSpaceDN w:val="0"/>
+              <w:bidi w:val="0"/>
+              <w:adjustRightInd w:val="0"/>
+              <w:snapToGrid w:val="0"/>
+              <w:jc w:val="left"/>
+              <w:textAlignment w:val="center"/>
+              <w:rPr>
+                <w:rFonts w:hint="eastAsia" w:ascii="宋体" w:hAnsi="宋体" w:eastAsia="宋体" w:cs="宋体"/>
+                <w:i w:val="0"/>
+                <w:iCs w:val="0"/>
+                <w:snapToGrid w:val="0"/>
+                <w:color w:val="000000"/>
+                <w:kern w:val="0"/>
+                <w:sz w:val="16"/>
+                <w:szCs w:val="16"/>
+                <w:u w:val="none"/>
+                <w:lang w:val="en-US" w:eastAsia="zh-CN" w:bidi="ar-SA"/>
+              </w:rPr>
+            </w:pPr>
+            <w:r>
+              <w:rPr>
+                <w:rFonts w:hint="eastAsia" w:ascii="宋体" w:hAnsi="宋体" w:eastAsia="宋体" w:cs="宋体"/>
+                <w:i w:val="0"/>
+                <w:iCs w:val="0"/>
+                <w:snapToGrid w:val="0"/>
+                <w:color w:val="000000"/>
+                <w:kern w:val="0"/>
+                <w:sz w:val="16"/>
+                <w:szCs w:val="16"/>
+                <w:u w:val="none"/>
+                <w:lang w:val="en-US" w:eastAsia="zh-CN"/>
+              </w:rPr>
+              <w:t>运维部全员</w:t>
+            </w:r>
+          </w:p>
+        </w:tc>
+        <w:tc>
+          <w:tcPr>
+            <w:tcW w:w="1272" w:type="dxa"/>
+            <w:tcBorders>
+              <w:top w:val="single" w:color="000000" w:sz="4" w:space="0"/>
+              <w:left w:val="single" w:color="000000" w:sz="4" w:space="0"/>
+              <w:bottom w:val="single" w:color="000000" w:sz="4" w:space="0"/>
+              <w:right w:val="single" w:color="000000" w:sz="4" w:space="0"/>
+            </w:tcBorders>
+            <w:shd w:val="clear" w:color="auto" w:fill="auto"/>
+            <w:vAlign w:val="center"/>
+          </w:tcPr>
+          <w:p>
+            <w:pPr>
+              <w:keepNext w:val="0"/>
+              <w:keepLines w:val="0"/>
+              <w:pageBreakBefore w:val="0"/>
+              <w:widowControl w:val="0"/>
+              <w:suppressLineNumbers w:val="0"/>
+              <w:kinsoku w:val="0"/>
+              <w:wordWrap/>
+              <w:overflowPunct/>
+              <w:topLinePunct w:val="0"/>
+              <w:autoSpaceDE w:val="0"/>
+              <w:autoSpaceDN w:val="0"/>
+              <w:bidi w:val="0"/>
+              <w:adjustRightInd w:val="0"/>
+              <w:snapToGrid w:val="0"/>
+              <w:jc w:val="both"/>
+              <w:textAlignment w:val="center"/>
+              <w:rPr>
+                <w:rFonts w:hint="default" w:ascii="宋体" w:hAnsi="宋体" w:eastAsia="宋体" w:cs="宋体"/>
+                <w:i w:val="0"/>
+                <w:iCs w:val="0"/>
+                <w:snapToGrid w:val="0"/>
+                <w:color w:val="000000"/>
+                <w:kern w:val="0"/>
+                <w:sz w:val="16"/>
+                <w:szCs w:val="16"/>
+                <w:u w:val="none"/>
+                <w:lang w:val="en-US" w:eastAsia="zh-CN" w:bidi="ar-SA"/>
+              </w:rPr>
+            </w:pPr>
+            <w:r>
+              <w:rPr>
+                <w:rFonts w:hint="eastAsia" w:ascii="宋体" w:hAnsi="宋体" w:eastAsia="宋体" w:cs="宋体"/>
+                <w:i w:val="0"/>
+                <w:iCs w:val="0"/>
+                <w:snapToGrid w:val="0"/>
+                <w:color w:val="000000"/>
+                <w:kern w:val="0"/>
+                <w:sz w:val="16"/>
+                <w:szCs w:val="16"/>
+                <w:u w:val="none"/>
+                <w:lang w:val="en-US" w:eastAsia="zh-CN" w:bidi="ar-SA"/>
+              </w:rPr>
+              <w:t>胡葛鹏宇</w:t>
+            </w:r>
+          </w:p>
+        </w:tc>
+        <w:tc>
+          <w:tcPr>
+            <w:tcW w:w="713" w:type="dxa"/>
+            <w:tcBorders>
+              <w:top w:val="single" w:color="000000" w:sz="4" w:space="0"/>
+              <w:left w:val="single" w:color="000000" w:sz="4" w:space="0"/>
+              <w:bottom w:val="single" w:color="000000" w:sz="4" w:space="0"/>
+              <w:right w:val="single" w:color="000000" w:sz="4" w:space="0"/>
+            </w:tcBorders>
+            <w:shd w:val="clear" w:color="auto" w:fill="auto"/>
+            <w:vAlign w:val="center"/>
+          </w:tcPr>
+          <w:p>
+            <w:pPr>
+              <w:keepNext w:val="0"/>
+              <w:keepLines w:val="0"/>
+              <w:pageBreakBefore w:val="0"/>
+              <w:widowControl w:val="0"/>
+              <w:suppressLineNumbers w:val="0"/>
+              <w:kinsoku w:val="0"/>
+              <w:wordWrap/>
+              <w:overflowPunct/>
+              <w:topLinePunct w:val="0"/>
+              <w:autoSpaceDE w:val="0"/>
+              <w:autoSpaceDN w:val="0"/>
+              <w:bidi w:val="0"/>
+              <w:adjustRightInd w:val="0"/>
+              <w:snapToGrid w:val="0"/>
+              <w:jc w:val="both"/>
+              <w:textAlignment w:val="center"/>
+              <w:rPr>
+                <w:rFonts w:hint="eastAsia" w:ascii="宋体" w:hAnsi="宋体" w:eastAsia="宋体" w:cs="宋体"/>
+                <w:i w:val="0"/>
+                <w:iCs w:val="0"/>
+                <w:snapToGrid w:val="0"/>
+                <w:color w:val="000000"/>
+                <w:kern w:val="0"/>
+                <w:sz w:val="16"/>
+                <w:szCs w:val="16"/>
+                <w:u w:val="none"/>
+                <w:lang w:val="en-US" w:eastAsia="zh-CN" w:bidi="ar-SA"/>
+              </w:rPr>
+            </w:pPr>
+            <w:r>
+              <w:rPr>
+                <w:rFonts w:hint="eastAsia" w:ascii="宋体" w:hAnsi="宋体" w:eastAsia="宋体" w:cs="宋体"/>
+                <w:i w:val="0"/>
+                <w:iCs w:val="0"/>
+                <w:snapToGrid w:val="0"/>
+                <w:color w:val="000000"/>
+                <w:kern w:val="0"/>
+                <w:sz w:val="16"/>
+                <w:szCs w:val="16"/>
+                <w:u w:val="none"/>
+                <w:lang w:val="en-US" w:eastAsia="zh-CN"/>
+              </w:rPr>
+              <w:t>7月</w:t>
+            </w:r>
+          </w:p>
+        </w:tc>
+      </w:tr>
+      <w:tr>
+        <w:tblPrEx>
+          <w:tblBorders>
+            <w:top w:val="none" w:color="auto" w:sz="0" w:space="0"/>
+            <w:left w:val="none" w:color="auto" w:sz="0" w:space="0"/>
+            <w:bottom w:val="none" w:color="auto" w:sz="0" w:space="0"/>
+            <w:right w:val="none" w:color="auto" w:sz="0" w:space="0"/>
+            <w:insideH w:val="none" w:color="auto" w:sz="0" w:space="0"/>
+            <w:insideV w:val="none" w:color="auto" w:sz="0" w:space="0"/>
+          </w:tblBorders>
+          <w:shd w:val="clear" w:color="auto" w:fill="auto"/>
           <w:tblCellMar>
             <w:top w:w="0" w:type="dxa"/>
             <w:left w:w="108" w:type="dxa"/>
@@ -13386,6 +13412,7 @@
             <w:insideH w:val="none" w:color="auto" w:sz="0" w:space="0"/>
             <w:insideV w:val="none" w:color="auto" w:sz="0" w:space="0"/>
           </w:tblBorders>
+          <w:shd w:val="clear" w:color="auto" w:fill="auto"/>
           <w:tblCellMar>
             <w:top w:w="0" w:type="dxa"/>
             <w:left w:w="108" w:type="dxa"/>
@@ -13716,6 +13743,7 @@
             <w:insideH w:val="none" w:color="auto" w:sz="0" w:space="0"/>
             <w:insideV w:val="none" w:color="auto" w:sz="0" w:space="0"/>
           </w:tblBorders>
+          <w:shd w:val="clear" w:color="auto" w:fill="auto"/>
           <w:tblCellMar>
             <w:top w:w="0" w:type="dxa"/>
             <w:left w:w="108" w:type="dxa"/>
@@ -14028,6 +14056,7 @@
             <w:insideH w:val="none" w:color="auto" w:sz="0" w:space="0"/>
             <w:insideV w:val="none" w:color="auto" w:sz="0" w:space="0"/>
           </w:tblBorders>
+          <w:shd w:val="clear" w:color="auto" w:fill="auto"/>
           <w:tblCellMar>
             <w:top w:w="0" w:type="dxa"/>
             <w:left w:w="108" w:type="dxa"/>
@@ -14337,6 +14366,7 @@
             <w:insideH w:val="none" w:color="auto" w:sz="0" w:space="0"/>
             <w:insideV w:val="none" w:color="auto" w:sz="0" w:space="0"/>
           </w:tblBorders>
+          <w:shd w:val="clear" w:color="auto" w:fill="auto"/>
           <w:tblCellMar>
             <w:top w:w="0" w:type="dxa"/>
             <w:left w:w="108" w:type="dxa"/>
@@ -14649,6 +14679,7 @@
             <w:insideH w:val="none" w:color="auto" w:sz="0" w:space="0"/>
             <w:insideV w:val="none" w:color="auto" w:sz="0" w:space="0"/>
           </w:tblBorders>
+          <w:shd w:val="clear" w:color="auto" w:fill="auto"/>
           <w:tblCellMar>
             <w:top w:w="0" w:type="dxa"/>
             <w:left w:w="108" w:type="dxa"/>
@@ -14961,6 +14992,7 @@
             <w:insideH w:val="none" w:color="auto" w:sz="0" w:space="0"/>
             <w:insideV w:val="none" w:color="auto" w:sz="0" w:space="0"/>
           </w:tblBorders>
+          <w:shd w:val="clear" w:color="auto" w:fill="auto"/>
           <w:tblCellMar>
             <w:top w:w="0" w:type="dxa"/>
             <w:left w:w="108" w:type="dxa"/>
@@ -15291,6 +15323,7 @@
             <w:insideH w:val="none" w:color="auto" w:sz="0" w:space="0"/>
             <w:insideV w:val="none" w:color="auto" w:sz="0" w:space="0"/>
           </w:tblBorders>
+          <w:shd w:val="clear" w:color="auto" w:fill="auto"/>
           <w:tblCellMar>
             <w:top w:w="0" w:type="dxa"/>
             <w:left w:w="108" w:type="dxa"/>
@@ -15603,6 +15636,7 @@
             <w:insideH w:val="none" w:color="auto" w:sz="0" w:space="0"/>
             <w:insideV w:val="none" w:color="auto" w:sz="0" w:space="0"/>
           </w:tblBorders>
+          <w:shd w:val="clear" w:color="auto" w:fill="auto"/>
           <w:tblCellMar>
             <w:top w:w="0" w:type="dxa"/>
             <w:left w:w="108" w:type="dxa"/>
@@ -15902,8 +15936,6 @@
               </w:rPr>
               <w:t>9月</w:t>
             </w:r>
-            <w:bookmarkStart w:id="13" w:name="_GoBack"/>
-            <w:bookmarkEnd w:id="13"/>
           </w:p>
         </w:tc>
       </w:tr>
@@ -15917,6 +15949,7 @@
             <w:insideH w:val="none" w:color="auto" w:sz="0" w:space="0"/>
             <w:insideV w:val="none" w:color="auto" w:sz="0" w:space="0"/>
           </w:tblBorders>
+          <w:shd w:val="clear" w:color="auto" w:fill="auto"/>
           <w:tblCellMar>
             <w:top w:w="0" w:type="dxa"/>
             <w:left w:w="108" w:type="dxa"/>
@@ -16229,6 +16262,7 @@
             <w:insideH w:val="none" w:color="auto" w:sz="0" w:space="0"/>
             <w:insideV w:val="none" w:color="auto" w:sz="0" w:space="0"/>
           </w:tblBorders>
+          <w:shd w:val="clear" w:color="auto" w:fill="auto"/>
           <w:tblCellMar>
             <w:top w:w="0" w:type="dxa"/>
             <w:left w:w="108" w:type="dxa"/>
@@ -16550,6 +16584,7 @@
             <w:insideH w:val="none" w:color="auto" w:sz="0" w:space="0"/>
             <w:insideV w:val="none" w:color="auto" w:sz="0" w:space="0"/>
           </w:tblBorders>
+          <w:shd w:val="clear" w:color="auto" w:fill="auto"/>
           <w:tblCellMar>
             <w:top w:w="0" w:type="dxa"/>
             <w:left w:w="108" w:type="dxa"/>
@@ -16866,6 +16901,7 @@
             <w:insideH w:val="none" w:color="auto" w:sz="0" w:space="0"/>
             <w:insideV w:val="none" w:color="auto" w:sz="0" w:space="0"/>
           </w:tblBorders>
+          <w:shd w:val="clear" w:color="auto" w:fill="auto"/>
           <w:tblCellMar>
             <w:top w:w="0" w:type="dxa"/>
             <w:left w:w="108" w:type="dxa"/>
@@ -17491,6 +17527,7 @@
             <w:insideH w:val="none" w:color="auto" w:sz="0" w:space="0"/>
             <w:insideV w:val="none" w:color="auto" w:sz="0" w:space="0"/>
           </w:tblBorders>
+          <w:shd w:val="clear" w:color="auto" w:fill="auto"/>
           <w:tblCellMar>
             <w:top w:w="0" w:type="dxa"/>
             <w:left w:w="108" w:type="dxa"/>
@@ -18768,57 +18805,27 @@
     </w:p>
     <w:p>
       <w:pPr>
-        <w:pStyle w:val="12"/>
-        <w:keepNext w:val="0"/>
-        <w:keepLines w:val="0"/>
-        <w:pageBreakBefore w:val="0"/>
-        <w:widowControl w:val="0"/>
-        <w:kinsoku w:val="0"/>
-        <w:wordWrap/>
-        <w:overflowPunct/>
-        <w:topLinePunct w:val="0"/>
-        <w:autoSpaceDE w:val="0"/>
-        <w:autoSpaceDN w:val="0"/>
+        <w:pStyle w:val="27"/>
         <w:bidi w:val="0"/>
-        <w:adjustRightInd w:val="0"/>
-        <w:snapToGrid w:val="0"/>
-        <w:spacing w:line="360" w:lineRule="auto"/>
-        <w:ind w:left="0" w:right="0" w:firstLine="472" w:firstLineChars="200"/>
-        <w:jc w:val="both"/>
-        <w:textAlignment w:val="baseline"/>
         <w:rPr>
-          <w:rFonts w:hint="default" w:ascii="宋体" w:hAnsi="宋体" w:eastAsia="宋体" w:cs="宋体"/>
-          <w:spacing w:val="-2"/>
-          <w:sz w:val="24"/>
-          <w:szCs w:val="24"/>
+          <w:rFonts w:hint="default"/>
           <w:lang w:val="en-US" w:eastAsia="zh-CN"/>
         </w:rPr>
       </w:pPr>
+      <w:bookmarkStart w:id="13" w:name="_GoBack"/>
       <w:r>
-        <w:rPr>
-          <w:rFonts w:ascii="宋体" w:hAnsi="宋体" w:eastAsia="宋体" w:cs="宋体"/>
-          <w:spacing w:val="-2"/>
-          <w:sz w:val="24"/>
-          <w:szCs w:val="24"/>
-        </w:rPr>
         <w:t>为促进和提高公司经营效率，激发员工积极性，了解和考评员工在各考评时段完成的目标及相关职责情况</w:t>
       </w:r>
       <w:r>
         <w:rPr>
-          <w:rFonts w:hint="eastAsia" w:ascii="宋体" w:hAnsi="宋体" w:eastAsia="宋体" w:cs="宋体"/>
-          <w:spacing w:val="-2"/>
-          <w:sz w:val="24"/>
-          <w:szCs w:val="24"/>
+          <w:rFonts w:hint="eastAsia"/>
           <w:lang w:eastAsia="zh-CN"/>
         </w:rPr>
         <w:t>。</w:t>
       </w:r>
       <w:r>
         <w:rPr>
-          <w:rFonts w:hint="eastAsia" w:ascii="宋体" w:hAnsi="宋体" w:eastAsia="宋体" w:cs="宋体"/>
-          <w:spacing w:val="-2"/>
-          <w:sz w:val="24"/>
-          <w:szCs w:val="24"/>
+          <w:rFonts w:hint="eastAsia"/>
           <w:lang w:val="en-US" w:eastAsia="zh-CN"/>
         </w:rPr>
         <w:t>计划进行月度考核。</w:t>
@@ -18826,48 +18833,14 @@
     </w:p>
     <w:p>
       <w:pPr>
-        <w:keepNext w:val="0"/>
-        <w:keepLines w:val="0"/>
-        <w:pageBreakBefore w:val="0"/>
-        <w:widowControl w:val="0"/>
-        <w:kinsoku w:val="0"/>
-        <w:wordWrap/>
-        <w:overflowPunct/>
-        <w:topLinePunct w:val="0"/>
-        <w:autoSpaceDE w:val="0"/>
-        <w:autoSpaceDN w:val="0"/>
+        <w:pStyle w:val="27"/>
         <w:bidi w:val="0"/>
-        <w:adjustRightInd w:val="0"/>
-        <w:snapToGrid w:val="0"/>
-        <w:spacing w:line="360" w:lineRule="auto"/>
-        <w:ind w:left="0" w:right="0" w:firstLine="0"/>
-        <w:textAlignment w:val="baseline"/>
-        <w:rPr>
-          <w:rFonts w:ascii="宋体" w:hAnsi="宋体" w:eastAsia="宋体" w:cs="宋体"/>
-          <w:spacing w:val="-4"/>
-          <w:sz w:val="24"/>
-          <w:szCs w:val="24"/>
-        </w:rPr>
       </w:pPr>
       <w:r>
-        <w:rPr>
-          <w:rFonts w:ascii="宋体" w:hAnsi="宋体" w:eastAsia="宋体" w:cs="宋体"/>
-          <w:spacing w:val="-1"/>
-          <w:sz w:val="24"/>
-          <w:szCs w:val="24"/>
-        </w:rPr>
-        <w:t xml:space="preserve"> 月度考评时段为各自然月，考评实施时间为次月1日</w:t>
-      </w:r>
-      <w:r>
-        <w:rPr>
-          <w:rFonts w:ascii="宋体" w:hAnsi="宋体" w:eastAsia="宋体" w:cs="宋体"/>
-          <w:spacing w:val="-4"/>
-          <w:sz w:val="24"/>
-          <w:szCs w:val="24"/>
-        </w:rPr>
-        <w:t>，遇节假日提前完成。</w:t>
+        <w:t>月度考评时段为各自然月，考评实施时间为次月1日，遇节假日提前完成。</w:t>
       </w:r>
     </w:p>
+    <w:bookmarkEnd w:id="13"/>
     <w:tbl>
       <w:tblPr>
         <w:tblStyle w:val="25"/>
@@ -19778,9 +19751,9 @@
           <w:lang w:val="en-US" w:eastAsia="zh-CN"/>
         </w:rPr>
       </w:pPr>
-      <w:bookmarkStart w:id="10" w:name="bookmark16"/>
+      <w:bookmarkStart w:id="10" w:name="bookmark15"/>
       <w:bookmarkEnd w:id="10"/>
-      <w:bookmarkStart w:id="11" w:name="bookmark15"/>
+      <w:bookmarkStart w:id="11" w:name="bookmark16"/>
       <w:bookmarkEnd w:id="11"/>
       <w:bookmarkStart w:id="12" w:name="_Toc21706"/>
       <w:r>
